--- a/ADG/13장/13장_실습문제_추가서술형_정답.docx
+++ b/ADG/13장/13장_실습문제_추가서술형_정답.docx
@@ -50,72 +50,351 @@
       <w:r>
         <w:rPr>
           <w:rFonts w:ascii="맑은 고딕" w:hAnsi="맑은 고딕" w:eastAsia="맑은 고딕"/>
-          <w:sz w:val="21"/>
-        </w:rPr>
-        <w:t>**① 목적지 파라미터 작성** — 손으로는 양쪽 `LOG_ARCHIVE_DEST_n`을 각각 적었다. Broker는 속성 하나로 양쪽을 만든다.</w:t>
+          <w:b/>
+          <w:sz w:val="21"/>
+        </w:rPr>
+        <w:t xml:space="preserve">① 목적지 파라미터 작성</w:t>
+      </w:r>
+      <w:r>
+        <w:rPr>
+          <w:rFonts w:ascii="맑은 고딕" w:hAnsi="맑은 고딕" w:eastAsia="맑은 고딕"/>
+          <w:sz w:val="21"/>
+        </w:rPr>
+        <w:t xml:space="preserve"> — 손으로는 양쪽 </w:t>
+      </w:r>
+      <w:r>
+        <w:rPr>
+          <w:rFonts w:ascii="Consolas" w:hAnsi="Consolas" w:eastAsia="맑은 고딕"/>
+          <w:sz w:val="21"/>
+        </w:rPr>
+        <w:t xml:space="preserve">LOG_ARCHIVE_DEST_n</w:t>
+      </w:r>
+      <w:r>
+        <w:rPr>
+          <w:rFonts w:ascii="맑은 고딕" w:hAnsi="맑은 고딕" w:eastAsia="맑은 고딕"/>
+          <w:sz w:val="21"/>
+        </w:rPr>
+        <w:t xml:space="preserve">을 각각 적었다. Broker는 속성 하나로 양쪽을 만든다.</w:t>
       </w:r>
     </w:p>
     <w:p>
       <w:r>
         <w:rPr>
           <w:rFonts w:ascii="맑은 고딕" w:hAnsi="맑은 고딕" w:eastAsia="맑은 고딕"/>
-          <w:sz w:val="21"/>
-        </w:rPr>
-        <w:t>**② `FAL_SERVER` 설정** — 손으로는 서로를 가리키게 했다. Broker는 구성 정보로 대체하고 파라미터를 비운다.</w:t>
+          <w:b/>
+          <w:sz w:val="21"/>
+        </w:rPr>
+        <w:t xml:space="preserve">② </w:t>
+      </w:r>
+      <w:r>
+        <w:rPr>
+          <w:rFonts w:ascii="Consolas" w:hAnsi="Consolas" w:eastAsia="맑은 고딕"/>
+          <w:b/>
+          <w:sz w:val="21"/>
+        </w:rPr>
+        <w:t xml:space="preserve">FAL_SERVER</w:t>
+      </w:r>
+      <w:r>
+        <w:rPr>
+          <w:rFonts w:ascii="맑은 고딕" w:hAnsi="맑은 고딕" w:eastAsia="맑은 고딕"/>
+          <w:b/>
+          <w:sz w:val="21"/>
+        </w:rPr>
+        <w:t xml:space="preserve"> 설정</w:t>
+      </w:r>
+      <w:r>
+        <w:rPr>
+          <w:rFonts w:ascii="맑은 고딕" w:hAnsi="맑은 고딕" w:eastAsia="맑은 고딕"/>
+          <w:sz w:val="21"/>
+        </w:rPr>
+        <w:t xml:space="preserve"> — 손으로는 서로를 가리키게 했다. Broker는 구성 정보로 대체하고 파라미터를 비운다.</w:t>
       </w:r>
     </w:p>
     <w:p>
       <w:r>
         <w:rPr>
           <w:rFonts w:ascii="맑은 고딕" w:hAnsi="맑은 고딕" w:eastAsia="맑은 고딕"/>
-          <w:sz w:val="21"/>
-        </w:rPr>
-        <w:t>**③ `LOG_ARCHIVE_CONFIG` 동기화** — 손으로는 양쪽 목록을 맞췄다. Broker가 관리한다.</w:t>
+          <w:b/>
+          <w:sz w:val="21"/>
+        </w:rPr>
+        <w:t xml:space="preserve">③ </w:t>
+      </w:r>
+      <w:r>
+        <w:rPr>
+          <w:rFonts w:ascii="Consolas" w:hAnsi="Consolas" w:eastAsia="맑은 고딕"/>
+          <w:b/>
+          <w:sz w:val="21"/>
+        </w:rPr>
+        <w:t xml:space="preserve">LOG_ARCHIVE_CONFIG</w:t>
+      </w:r>
+      <w:r>
+        <w:rPr>
+          <w:rFonts w:ascii="맑은 고딕" w:hAnsi="맑은 고딕" w:eastAsia="맑은 고딕"/>
+          <w:b/>
+          <w:sz w:val="21"/>
+        </w:rPr>
+        <w:t xml:space="preserve"> 동기화</w:t>
+      </w:r>
+      <w:r>
+        <w:rPr>
+          <w:rFonts w:ascii="맑은 고딕" w:hAnsi="맑은 고딕" w:eastAsia="맑은 고딕"/>
+          <w:sz w:val="21"/>
+        </w:rPr>
+        <w:t xml:space="preserve"> — 손으로는 양쪽 목록을 맞췄다. Broker가 관리한다.</w:t>
       </w:r>
     </w:p>
     <w:p>
       <w:r>
         <w:rPr>
           <w:rFonts w:ascii="맑은 고딕" w:hAnsi="맑은 고딕" w:eastAsia="맑은 고딕"/>
-          <w:sz w:val="21"/>
-        </w:rPr>
-        <w:t>**④ MRP 기동·중지** — 손으로는 SQL을 썼다. `EDIT DATABASE ... SET STATE`로 한다.</w:t>
+          <w:b/>
+          <w:sz w:val="21"/>
+        </w:rPr>
+        <w:t xml:space="preserve">④ MRP 기동·중지</w:t>
+      </w:r>
+      <w:r>
+        <w:rPr>
+          <w:rFonts w:ascii="맑은 고딕" w:hAnsi="맑은 고딕" w:eastAsia="맑은 고딕"/>
+          <w:sz w:val="21"/>
+        </w:rPr>
+        <w:t xml:space="preserve"> — 손으로는 SQL을 썼다. </w:t>
+      </w:r>
+      <w:r>
+        <w:rPr>
+          <w:rFonts w:ascii="Consolas" w:hAnsi="Consolas" w:eastAsia="맑은 고딕"/>
+          <w:sz w:val="21"/>
+        </w:rPr>
+        <w:t xml:space="preserve">EDIT DATABASE ... SET STATE</w:t>
+      </w:r>
+      <w:r>
+        <w:rPr>
+          <w:rFonts w:ascii="맑은 고딕" w:hAnsi="맑은 고딕" w:eastAsia="맑은 고딕"/>
+          <w:sz w:val="21"/>
+        </w:rPr>
+        <w:t xml:space="preserve">로 한다.</w:t>
       </w:r>
     </w:p>
     <w:p>
       <w:r>
         <w:rPr>
           <w:rFonts w:ascii="맑은 고딕" w:hAnsi="맑은 고딕" w:eastAsia="맑은 고딕"/>
-          <w:sz w:val="21"/>
-        </w:rPr>
-        <w:t>**⑤ 보호 모드 변경** — 손으로는 전송 방식을 먼저 바꾸고 `ALTER DATABASE`를 실행했다. `EDIT CONFIGURATION SET PROTECTION MODE` 한 줄이다.</w:t>
+          <w:b/>
+          <w:sz w:val="21"/>
+        </w:rPr>
+        <w:t xml:space="preserve">⑤ 보호 모드 변경</w:t>
+      </w:r>
+      <w:r>
+        <w:rPr>
+          <w:rFonts w:ascii="맑은 고딕" w:hAnsi="맑은 고딕" w:eastAsia="맑은 고딕"/>
+          <w:sz w:val="21"/>
+        </w:rPr>
+        <w:t xml:space="preserve"> — 손으로는 전송 방식을 먼저 바꾸고 </w:t>
+      </w:r>
+      <w:r>
+        <w:rPr>
+          <w:rFonts w:ascii="Consolas" w:hAnsi="Consolas" w:eastAsia="맑은 고딕"/>
+          <w:sz w:val="21"/>
+        </w:rPr>
+        <w:t xml:space="preserve">ALTER DATABASE</w:t>
+      </w:r>
+      <w:r>
+        <w:rPr>
+          <w:rFonts w:ascii="맑은 고딕" w:hAnsi="맑은 고딕" w:eastAsia="맑은 고딕"/>
+          <w:sz w:val="21"/>
+        </w:rPr>
+        <w:t xml:space="preserve">를 실행했다. </w:t>
+      </w:r>
+      <w:r>
+        <w:rPr>
+          <w:rFonts w:ascii="Consolas" w:hAnsi="Consolas" w:eastAsia="맑은 고딕"/>
+          <w:sz w:val="21"/>
+        </w:rPr>
+        <w:t xml:space="preserve">EDIT CONFIGURATION SET PROTECTION MODE</w:t>
+      </w:r>
+      <w:r>
+        <w:rPr>
+          <w:rFonts w:ascii="맑은 고딕" w:hAnsi="맑은 고딕" w:eastAsia="맑은 고딕"/>
+          <w:sz w:val="21"/>
+        </w:rPr>
+        <w:t xml:space="preserve"> 한 줄이다.</w:t>
       </w:r>
     </w:p>
     <w:p>
       <w:r>
         <w:rPr>
           <w:rFonts w:ascii="맑은 고딕" w:hAnsi="맑은 고딕" w:eastAsia="맑은 고딕"/>
-          <w:sz w:val="21"/>
-        </w:rPr>
-        <w:t>**⑥ 상태 조회** — 손으로는 `V$DATABASE`·`V$ARCHIVE_DEST_STATUS`·`V$MANAGED_STANDBY`·`V$DATAGUARD_STATS`를 각각 봤다. `SHOW CONFIGURATION` 한 줄로 요약된다.</w:t>
+          <w:b/>
+          <w:sz w:val="21"/>
+        </w:rPr>
+        <w:t xml:space="preserve">⑥ 상태 조회</w:t>
+      </w:r>
+      <w:r>
+        <w:rPr>
+          <w:rFonts w:ascii="맑은 고딕" w:hAnsi="맑은 고딕" w:eastAsia="맑은 고딕"/>
+          <w:sz w:val="21"/>
+        </w:rPr>
+        <w:t xml:space="preserve"> — 손으로는 </w:t>
+      </w:r>
+      <w:r>
+        <w:rPr>
+          <w:rFonts w:ascii="Consolas" w:hAnsi="Consolas" w:eastAsia="맑은 고딕"/>
+          <w:sz w:val="21"/>
+        </w:rPr>
+        <w:t xml:space="preserve">V$DATABASE</w:t>
+      </w:r>
+      <w:r>
+        <w:rPr>
+          <w:rFonts w:ascii="맑은 고딕" w:hAnsi="맑은 고딕" w:eastAsia="맑은 고딕"/>
+          <w:sz w:val="21"/>
+        </w:rPr>
+        <w:t xml:space="preserve">·</w:t>
+      </w:r>
+      <w:r>
+        <w:rPr>
+          <w:rFonts w:ascii="Consolas" w:hAnsi="Consolas" w:eastAsia="맑은 고딕"/>
+          <w:sz w:val="21"/>
+        </w:rPr>
+        <w:t xml:space="preserve">V$ARCHIVE_DEST_STATUS</w:t>
+      </w:r>
+      <w:r>
+        <w:rPr>
+          <w:rFonts w:ascii="맑은 고딕" w:hAnsi="맑은 고딕" w:eastAsia="맑은 고딕"/>
+          <w:sz w:val="21"/>
+        </w:rPr>
+        <w:t xml:space="preserve">·</w:t>
+      </w:r>
+      <w:r>
+        <w:rPr>
+          <w:rFonts w:ascii="Consolas" w:hAnsi="Consolas" w:eastAsia="맑은 고딕"/>
+          <w:sz w:val="21"/>
+        </w:rPr>
+        <w:t xml:space="preserve">V$MANAGED_STANDBY</w:t>
+      </w:r>
+      <w:r>
+        <w:rPr>
+          <w:rFonts w:ascii="맑은 고딕" w:hAnsi="맑은 고딕" w:eastAsia="맑은 고딕"/>
+          <w:sz w:val="21"/>
+        </w:rPr>
+        <w:t xml:space="preserve">·</w:t>
+      </w:r>
+      <w:r>
+        <w:rPr>
+          <w:rFonts w:ascii="Consolas" w:hAnsi="Consolas" w:eastAsia="맑은 고딕"/>
+          <w:sz w:val="21"/>
+        </w:rPr>
+        <w:t xml:space="preserve">V$DATAGUARD_STATS</w:t>
+      </w:r>
+      <w:r>
+        <w:rPr>
+          <w:rFonts w:ascii="맑은 고딕" w:hAnsi="맑은 고딕" w:eastAsia="맑은 고딕"/>
+          <w:sz w:val="21"/>
+        </w:rPr>
+        <w:t xml:space="preserve">를 각각 봤다. </w:t>
+      </w:r>
+      <w:r>
+        <w:rPr>
+          <w:rFonts w:ascii="Consolas" w:hAnsi="Consolas" w:eastAsia="맑은 고딕"/>
+          <w:sz w:val="21"/>
+        </w:rPr>
+        <w:t xml:space="preserve">SHOW CONFIGURATION</w:t>
+      </w:r>
+      <w:r>
+        <w:rPr>
+          <w:rFonts w:ascii="맑은 고딕" w:hAnsi="맑은 고딕" w:eastAsia="맑은 고딕"/>
+          <w:sz w:val="21"/>
+        </w:rPr>
+        <w:t xml:space="preserve"> 한 줄로 요약된다.</w:t>
       </w:r>
     </w:p>
     <w:p>
       <w:r>
         <w:rPr>
           <w:rFonts w:ascii="맑은 고딕" w:hAnsi="맑은 고딕" w:eastAsia="맑은 고딕"/>
-          <w:sz w:val="21"/>
-        </w:rPr>
-        <w:t>**⑦ 역할 전환** — 여러 단계를 `SWITCHOVER TO` 한 줄로 한다(16장).</w:t>
+          <w:b/>
+          <w:sz w:val="21"/>
+        </w:rPr>
+        <w:t xml:space="preserve">⑦ 역할 전환</w:t>
+      </w:r>
+      <w:r>
+        <w:rPr>
+          <w:rFonts w:ascii="맑은 고딕" w:hAnsi="맑은 고딕" w:eastAsia="맑은 고딕"/>
+          <w:sz w:val="21"/>
+        </w:rPr>
+        <w:t xml:space="preserve"> — 여러 단계를 </w:t>
+      </w:r>
+      <w:r>
+        <w:rPr>
+          <w:rFonts w:ascii="Consolas" w:hAnsi="Consolas" w:eastAsia="맑은 고딕"/>
+          <w:sz w:val="21"/>
+        </w:rPr>
+        <w:t xml:space="preserve">SWITCHOVER TO</w:t>
+      </w:r>
+      <w:r>
+        <w:rPr>
+          <w:rFonts w:ascii="맑은 고딕" w:hAnsi="맑은 고딕" w:eastAsia="맑은 고딕"/>
+          <w:sz w:val="21"/>
+        </w:rPr>
+        <w:t xml:space="preserve"> 한 줄로 한다(16장).</w:t>
       </w:r>
     </w:p>
     <w:p>
       <w:r>
         <w:rPr>
           <w:rFonts w:ascii="맑은 고딕" w:hAnsi="맑은 고딕" w:eastAsia="맑은 고딕"/>
-          <w:sz w:val="21"/>
-        </w:rPr>
-        <w:t>**본질** — Broker가 대신하는 것은 **어려운 일이 아니라 번거로운 일**이다. 1~12장에서 만난 오류의 상당수가 개념이 어려워서가 아니라 두 데이터베이스에 걸쳐 일관되게 유지하기가 번거로워서 생겼다. 7장의 `BAD PARAM`은 오타였고, 10장의 ORA-16057은 순서 문제였으며, `WRONG VALID_TYPE`은 조합 실수였다.</w:t>
+          <w:b/>
+          <w:sz w:val="21"/>
+        </w:rPr>
+        <w:t xml:space="preserve">본질</w:t>
+      </w:r>
+      <w:r>
+        <w:rPr>
+          <w:rFonts w:ascii="맑은 고딕" w:hAnsi="맑은 고딕" w:eastAsia="맑은 고딕"/>
+          <w:sz w:val="21"/>
+        </w:rPr>
+        <w:t xml:space="preserve"> — Broker가 대신하는 것은 </w:t>
+      </w:r>
+      <w:r>
+        <w:rPr>
+          <w:rFonts w:ascii="맑은 고딕" w:hAnsi="맑은 고딕" w:eastAsia="맑은 고딕"/>
+          <w:b/>
+          <w:sz w:val="21"/>
+        </w:rPr>
+        <w:t xml:space="preserve">어려운 일이 아니라 번거로운 일</w:t>
+      </w:r>
+      <w:r>
+        <w:rPr>
+          <w:rFonts w:ascii="맑은 고딕" w:hAnsi="맑은 고딕" w:eastAsia="맑은 고딕"/>
+          <w:sz w:val="21"/>
+        </w:rPr>
+        <w:t xml:space="preserve">이다. 1~12장에서 만난 오류의 상당수가 개념이 어려워서가 아니라 두 데이터베이스에 걸쳐 일관되게 유지하기가 번거로워서 생겼다. 7장의 </w:t>
+      </w:r>
+      <w:r>
+        <w:rPr>
+          <w:rFonts w:ascii="Consolas" w:hAnsi="Consolas" w:eastAsia="맑은 고딕"/>
+          <w:sz w:val="21"/>
+        </w:rPr>
+        <w:t xml:space="preserve">BAD PARAM</w:t>
+      </w:r>
+      <w:r>
+        <w:rPr>
+          <w:rFonts w:ascii="맑은 고딕" w:hAnsi="맑은 고딕" w:eastAsia="맑은 고딕"/>
+          <w:sz w:val="21"/>
+        </w:rPr>
+        <w:t xml:space="preserve">은 오타였고, 10장의 ORA-16057은 순서 문제였으며, </w:t>
+      </w:r>
+      <w:r>
+        <w:rPr>
+          <w:rFonts w:ascii="Consolas" w:hAnsi="Consolas" w:eastAsia="맑은 고딕"/>
+          <w:sz w:val="21"/>
+        </w:rPr>
+        <w:t xml:space="preserve">WRONG VALID_TYPE</w:t>
+      </w:r>
+      <w:r>
+        <w:rPr>
+          <w:rFonts w:ascii="맑은 고딕" w:hAnsi="맑은 고딕" w:eastAsia="맑은 고딕"/>
+          <w:sz w:val="21"/>
+        </w:rPr>
+        <w:t xml:space="preserve">은 조합 실수였다.</w:t>
       </w:r>
     </w:p>
     <w:p>
@@ -124,7 +403,50 @@
           <w:rFonts w:ascii="맑은 고딕" w:hAnsi="맑은 고딕" w:eastAsia="맑은 고딕"/>
           <w:sz w:val="21"/>
         </w:rPr>
-        <w:t>실습에서 그 흔적을 직접 봤다. chicago는 `valid_for=(online_logfiles,...)`이고 boston은 `valid_for=(online_logfile,...)`이었다. 복수형과 단수형이 섞여 있었고 동작에는 지장이 없었지만 **사람이 적었다는 증거**였다.</w:t>
+        <w:t xml:space="preserve">실습에서 그 흔적을 직접 봤다. chicago는 </w:t>
+      </w:r>
+      <w:r>
+        <w:rPr>
+          <w:rFonts w:ascii="Consolas" w:hAnsi="Consolas" w:eastAsia="맑은 고딕"/>
+          <w:sz w:val="21"/>
+        </w:rPr>
+        <w:t xml:space="preserve">valid_for=(online_logfiles,...)</w:t>
+      </w:r>
+      <w:r>
+        <w:rPr>
+          <w:rFonts w:ascii="맑은 고딕" w:hAnsi="맑은 고딕" w:eastAsia="맑은 고딕"/>
+          <w:sz w:val="21"/>
+        </w:rPr>
+        <w:t xml:space="preserve">이고 boston은 </w:t>
+      </w:r>
+      <w:r>
+        <w:rPr>
+          <w:rFonts w:ascii="Consolas" w:hAnsi="Consolas" w:eastAsia="맑은 고딕"/>
+          <w:sz w:val="21"/>
+        </w:rPr>
+        <w:t xml:space="preserve">valid_for=(online_logfile,...)</w:t>
+      </w:r>
+      <w:r>
+        <w:rPr>
+          <w:rFonts w:ascii="맑은 고딕" w:hAnsi="맑은 고딕" w:eastAsia="맑은 고딕"/>
+          <w:sz w:val="21"/>
+        </w:rPr>
+        <w:t xml:space="preserve">이었다. 복수형과 단수형이 섞여 있었고 동작에는 지장이 없었지만 </w:t>
+      </w:r>
+      <w:r>
+        <w:rPr>
+          <w:rFonts w:ascii="맑은 고딕" w:hAnsi="맑은 고딕" w:eastAsia="맑은 고딕"/>
+          <w:b/>
+          <w:sz w:val="21"/>
+        </w:rPr>
+        <w:t xml:space="preserve">사람이 적었다는 증거</w:t>
+      </w:r>
+      <w:r>
+        <w:rPr>
+          <w:rFonts w:ascii="맑은 고딕" w:hAnsi="맑은 고딕" w:eastAsia="맑은 고딕"/>
+          <w:sz w:val="21"/>
+        </w:rPr>
+        <w:t xml:space="preserve">였다.</w:t>
       </w:r>
     </w:p>
     <w:p>
@@ -159,45 +481,241 @@
       <w:r>
         <w:rPr>
           <w:rFonts w:ascii="맑은 고딕" w:hAnsi="맑은 고딕" w:eastAsia="맑은 고딕"/>
-          <w:sz w:val="21"/>
-        </w:rPr>
-        <w:t>**① DMON 프로세스** — 각 데이터베이스에 하나씩 뜨는 백그라운드 프로세스다. 구성 정보를 유지하고 상대 노드의 DMON과 통신한다. OS에서 `ora_dmon_&lt;SID&gt;`로 보이며 `V$PROCESS`의 `PNAME`이 `DMON`이다. 구성이 활성화되면 통신용 `NSV2`도 함께 뜬다.</w:t>
+          <w:b/>
+          <w:sz w:val="21"/>
+        </w:rPr>
+        <w:t xml:space="preserve">① DMON 프로세스</w:t>
+      </w:r>
+      <w:r>
+        <w:rPr>
+          <w:rFonts w:ascii="맑은 고딕" w:hAnsi="맑은 고딕" w:eastAsia="맑은 고딕"/>
+          <w:sz w:val="21"/>
+        </w:rPr>
+        <w:t xml:space="preserve"> — 각 데이터베이스에 하나씩 뜨는 백그라운드 프로세스다. 구성 정보를 유지하고 상대 노드의 DMON과 통신한다. OS에서 </w:t>
+      </w:r>
+      <w:r>
+        <w:rPr>
+          <w:rFonts w:ascii="Consolas" w:hAnsi="Consolas" w:eastAsia="맑은 고딕"/>
+          <w:sz w:val="21"/>
+        </w:rPr>
+        <w:t xml:space="preserve">ora_dmon_&lt;SID&gt;</w:t>
+      </w:r>
+      <w:r>
+        <w:rPr>
+          <w:rFonts w:ascii="맑은 고딕" w:hAnsi="맑은 고딕" w:eastAsia="맑은 고딕"/>
+          <w:sz w:val="21"/>
+        </w:rPr>
+        <w:t xml:space="preserve">로 보이며 </w:t>
+      </w:r>
+      <w:r>
+        <w:rPr>
+          <w:rFonts w:ascii="Consolas" w:hAnsi="Consolas" w:eastAsia="맑은 고딕"/>
+          <w:sz w:val="21"/>
+        </w:rPr>
+        <w:t xml:space="preserve">V$PROCESS</w:t>
+      </w:r>
+      <w:r>
+        <w:rPr>
+          <w:rFonts w:ascii="맑은 고딕" w:hAnsi="맑은 고딕" w:eastAsia="맑은 고딕"/>
+          <w:sz w:val="21"/>
+        </w:rPr>
+        <w:t xml:space="preserve">의 </w:t>
+      </w:r>
+      <w:r>
+        <w:rPr>
+          <w:rFonts w:ascii="Consolas" w:hAnsi="Consolas" w:eastAsia="맑은 고딕"/>
+          <w:sz w:val="21"/>
+        </w:rPr>
+        <w:t xml:space="preserve">PNAME</w:t>
+      </w:r>
+      <w:r>
+        <w:rPr>
+          <w:rFonts w:ascii="맑은 고딕" w:hAnsi="맑은 고딕" w:eastAsia="맑은 고딕"/>
+          <w:sz w:val="21"/>
+        </w:rPr>
+        <w:t xml:space="preserve">이 </w:t>
+      </w:r>
+      <w:r>
+        <w:rPr>
+          <w:rFonts w:ascii="Consolas" w:hAnsi="Consolas" w:eastAsia="맑은 고딕"/>
+          <w:sz w:val="21"/>
+        </w:rPr>
+        <w:t xml:space="preserve">DMON</w:t>
+      </w:r>
+      <w:r>
+        <w:rPr>
+          <w:rFonts w:ascii="맑은 고딕" w:hAnsi="맑은 고딕" w:eastAsia="맑은 고딕"/>
+          <w:sz w:val="21"/>
+        </w:rPr>
+        <w:t xml:space="preserve">이다. 구성이 활성화되면 통신용 </w:t>
+      </w:r>
+      <w:r>
+        <w:rPr>
+          <w:rFonts w:ascii="Consolas" w:hAnsi="Consolas" w:eastAsia="맑은 고딕"/>
+          <w:sz w:val="21"/>
+        </w:rPr>
+        <w:t xml:space="preserve">NSV2</w:t>
+      </w:r>
+      <w:r>
+        <w:rPr>
+          <w:rFonts w:ascii="맑은 고딕" w:hAnsi="맑은 고딕" w:eastAsia="맑은 고딕"/>
+          <w:sz w:val="21"/>
+        </w:rPr>
+        <w:t xml:space="preserve">도 함께 뜬다.</w:t>
       </w:r>
     </w:p>
     <w:p>
       <w:r>
         <w:rPr>
           <w:rFonts w:ascii="맑은 고딕" w:hAnsi="맑은 고딕" w:eastAsia="맑은 고딕"/>
-          <w:sz w:val="21"/>
-        </w:rPr>
-        <w:t>**② 구성 파일** — 구성 메타데이터를 담는 이진 파일이다. 노드당 두 벌이며 이름은 `dr1&lt;db_unique_name&gt;.dat`·`dr2&lt;db_unique_name&gt;.dat`, 실측 크기는 8KB였다. 다중화 목적이며 Broker가 번갈아 쓴다.</w:t>
+          <w:b/>
+          <w:sz w:val="21"/>
+        </w:rPr>
+        <w:t xml:space="preserve">② 구성 파일</w:t>
+      </w:r>
+      <w:r>
+        <w:rPr>
+          <w:rFonts w:ascii="맑은 고딕" w:hAnsi="맑은 고딕" w:eastAsia="맑은 고딕"/>
+          <w:sz w:val="21"/>
+        </w:rPr>
+        <w:t xml:space="preserve"> — 구성 메타데이터를 담는 이진 파일이다. 노드당 두 벌이며 이름은 </w:t>
+      </w:r>
+      <w:r>
+        <w:rPr>
+          <w:rFonts w:ascii="Consolas" w:hAnsi="Consolas" w:eastAsia="맑은 고딕"/>
+          <w:sz w:val="21"/>
+        </w:rPr>
+        <w:t xml:space="preserve">dr1&lt;db_unique_name&gt;.dat</w:t>
+      </w:r>
+      <w:r>
+        <w:rPr>
+          <w:rFonts w:ascii="맑은 고딕" w:hAnsi="맑은 고딕" w:eastAsia="맑은 고딕"/>
+          <w:sz w:val="21"/>
+        </w:rPr>
+        <w:t xml:space="preserve">·</w:t>
+      </w:r>
+      <w:r>
+        <w:rPr>
+          <w:rFonts w:ascii="Consolas" w:hAnsi="Consolas" w:eastAsia="맑은 고딕"/>
+          <w:sz w:val="21"/>
+        </w:rPr>
+        <w:t xml:space="preserve">dr2&lt;db_unique_name&gt;.dat</w:t>
+      </w:r>
+      <w:r>
+        <w:rPr>
+          <w:rFonts w:ascii="맑은 고딕" w:hAnsi="맑은 고딕" w:eastAsia="맑은 고딕"/>
+          <w:sz w:val="21"/>
+        </w:rPr>
+        <w:t xml:space="preserve">, 실측 크기는 8KB였다. 다중화 목적이며 Broker가 번갈아 쓴다.</w:t>
       </w:r>
     </w:p>
     <w:p>
       <w:r>
         <w:rPr>
           <w:rFonts w:ascii="맑은 고딕" w:hAnsi="맑은 고딕" w:eastAsia="맑은 고딕"/>
-          <w:sz w:val="21"/>
-        </w:rPr>
-        <w:t>**③ DGMGRL** — 명령줄 도구다.</w:t>
+          <w:b/>
+          <w:sz w:val="21"/>
+        </w:rPr>
+        <w:t xml:space="preserve">③ DGMGRL</w:t>
+      </w:r>
+      <w:r>
+        <w:rPr>
+          <w:rFonts w:ascii="맑은 고딕" w:hAnsi="맑은 고딕" w:eastAsia="맑은 고딕"/>
+          <w:sz w:val="21"/>
+        </w:rPr>
+        <w:t xml:space="preserve"> — 명령줄 도구다.</w:t>
       </w:r>
     </w:p>
     <w:p>
       <w:r>
         <w:rPr>
           <w:rFonts w:ascii="맑은 고딕" w:hAnsi="맑은 고딕" w:eastAsia="맑은 고딕"/>
-          <w:sz w:val="21"/>
-        </w:rPr>
-        <w:t>**셋의 관계** — **DGMGRL은 명령을 전달할 뿐이고 실제 작업은 DMON이 한다.** 그래서 DGMGRL로 접속하려면 상대 노드의 DMON이 살아 있어야 하고 DMON끼리 접속할 수 있어야 한다. 구성 파일은 그 상태를 디스크에 남긴다.</w:t>
+          <w:b/>
+          <w:sz w:val="21"/>
+        </w:rPr>
+        <w:t xml:space="preserve">셋의 관계</w:t>
+      </w:r>
+      <w:r>
+        <w:rPr>
+          <w:rFonts w:ascii="맑은 고딕" w:hAnsi="맑은 고딕" w:eastAsia="맑은 고딕"/>
+          <w:sz w:val="21"/>
+        </w:rPr>
+        <w:t xml:space="preserve"> — </w:t>
+      </w:r>
+      <w:r>
+        <w:rPr>
+          <w:rFonts w:ascii="맑은 고딕" w:hAnsi="맑은 고딕" w:eastAsia="맑은 고딕"/>
+          <w:b/>
+          <w:sz w:val="21"/>
+        </w:rPr>
+        <w:t xml:space="preserve">DGMGRL은 명령을 전달할 뿐이고 실제 작업은 DMON이 한다.</w:t>
+      </w:r>
+      <w:r>
+        <w:rPr>
+          <w:rFonts w:ascii="맑은 고딕" w:hAnsi="맑은 고딕" w:eastAsia="맑은 고딕"/>
+          <w:sz w:val="21"/>
+        </w:rPr>
+        <w:t xml:space="preserve"> 그래서 DGMGRL로 접속하려면 상대 노드의 DMON이 살아 있어야 하고 DMON끼리 접속할 수 있어야 한다. 구성 파일은 그 상태를 디스크에 남긴다.</w:t>
       </w:r>
     </w:p>
     <w:p>
       <w:r>
         <w:rPr>
           <w:rFonts w:ascii="맑은 고딕" w:hAnsi="맑은 고딕" w:eastAsia="맑은 고딕"/>
-          <w:sz w:val="21"/>
-        </w:rPr>
-        <w:t>**SQL*Plus와의 차이** — Broker의 작업 중에는 SQL 한 문장으로 표현할 수 없는 것이 많다. 역할 전환만 해도 양쪽에서 여러 단계를 순서대로 수행하고 중간에 재기동이 들어간다. DGMGRL은 그런 **여러 노드에 걸친 절차**를 명령 하나로 묶는다. 그래서 SQL을 실행하는 도구가 아니라 구성을 조작하는 도구이며, `SELECT` 대신 `SHOW`가 있다.</w:t>
+          <w:b/>
+          <w:sz w:val="21"/>
+        </w:rPr>
+        <w:t xml:space="preserve">SQL*Plus와의 차이</w:t>
+      </w:r>
+      <w:r>
+        <w:rPr>
+          <w:rFonts w:ascii="맑은 고딕" w:hAnsi="맑은 고딕" w:eastAsia="맑은 고딕"/>
+          <w:sz w:val="21"/>
+        </w:rPr>
+        <w:t xml:space="preserve"> — Broker의 작업 중에는 SQL 한 문장으로 표현할 수 없는 것이 많다. 역할 전환만 해도 양쪽에서 여러 단계를 순서대로 수행하고 중간에 재기동이 들어간다. DGMGRL은 그런 </w:t>
+      </w:r>
+      <w:r>
+        <w:rPr>
+          <w:rFonts w:ascii="맑은 고딕" w:hAnsi="맑은 고딕" w:eastAsia="맑은 고딕"/>
+          <w:b/>
+          <w:sz w:val="21"/>
+        </w:rPr>
+        <w:t xml:space="preserve">여러 노드에 걸친 절차</w:t>
+      </w:r>
+      <w:r>
+        <w:rPr>
+          <w:rFonts w:ascii="맑은 고딕" w:hAnsi="맑은 고딕" w:eastAsia="맑은 고딕"/>
+          <w:sz w:val="21"/>
+        </w:rPr>
+        <w:t xml:space="preserve">를 명령 하나로 묶는다. 그래서 SQL을 실행하는 도구가 아니라 구성을 조작하는 도구이며, </w:t>
+      </w:r>
+      <w:r>
+        <w:rPr>
+          <w:rFonts w:ascii="Consolas" w:hAnsi="Consolas" w:eastAsia="맑은 고딕"/>
+          <w:sz w:val="21"/>
+        </w:rPr>
+        <w:t xml:space="preserve">SELECT</w:t>
+      </w:r>
+      <w:r>
+        <w:rPr>
+          <w:rFonts w:ascii="맑은 고딕" w:hAnsi="맑은 고딕" w:eastAsia="맑은 고딕"/>
+          <w:sz w:val="21"/>
+        </w:rPr>
+        <w:t xml:space="preserve"> 대신 </w:t>
+      </w:r>
+      <w:r>
+        <w:rPr>
+          <w:rFonts w:ascii="Consolas" w:hAnsi="Consolas" w:eastAsia="맑은 고딕"/>
+          <w:sz w:val="21"/>
+        </w:rPr>
+        <w:t xml:space="preserve">SHOW</w:t>
+      </w:r>
+      <w:r>
+        <w:rPr>
+          <w:rFonts w:ascii="맑은 고딕" w:hAnsi="맑은 고딕" w:eastAsia="맑은 고딕"/>
+          <w:sz w:val="21"/>
+        </w:rPr>
+        <w:t xml:space="preserve">가 있다.</w:t>
       </w:r>
     </w:p>
     <w:p>
@@ -206,7 +724,35 @@
           <w:rFonts w:ascii="맑은 고딕" w:hAnsi="맑은 고딕" w:eastAsia="맑은 고딕"/>
           <w:sz w:val="21"/>
         </w:rPr>
-        <w:t>다만 Broker 명령이 결국 SQL로 번역된다는 것은 로그에서 확인된다. `DMON: Executing SQL [ALTER SYSTEM REGISTER]` / `SQL [ALTER SYSTEM REGISTER] Executed successfully`.</w:t>
+        <w:t xml:space="preserve">다만 Broker 명령이 결국 SQL로 번역된다는 것은 로그에서 확인된다. </w:t>
+      </w:r>
+      <w:r>
+        <w:rPr>
+          <w:rFonts w:ascii="Consolas" w:hAnsi="Consolas" w:eastAsia="맑은 고딕"/>
+          <w:sz w:val="21"/>
+        </w:rPr>
+        <w:t xml:space="preserve">DMON: Executing SQL [ALTER SYSTEM REGISTER]</w:t>
+      </w:r>
+      <w:r>
+        <w:rPr>
+          <w:rFonts w:ascii="맑은 고딕" w:hAnsi="맑은 고딕" w:eastAsia="맑은 고딕"/>
+          <w:sz w:val="21"/>
+        </w:rPr>
+        <w:t xml:space="preserve"> / </w:t>
+      </w:r>
+      <w:r>
+        <w:rPr>
+          <w:rFonts w:ascii="Consolas" w:hAnsi="Consolas" w:eastAsia="맑은 고딕"/>
+          <w:sz w:val="21"/>
+        </w:rPr>
+        <w:t xml:space="preserve">SQL [ALTER SYSTEM REGISTER] Executed successfully</w:t>
+      </w:r>
+      <w:r>
+        <w:rPr>
+          <w:rFonts w:ascii="맑은 고딕" w:hAnsi="맑은 고딕" w:eastAsia="맑은 고딕"/>
+          <w:sz w:val="21"/>
+        </w:rPr>
+        <w:t xml:space="preserve">.</w:t>
       </w:r>
     </w:p>
     <w:p>
@@ -241,9 +787,39 @@
       <w:r>
         <w:rPr>
           <w:rFonts w:ascii="맑은 고딕" w:hAnsi="맑은 고딕" w:eastAsia="맑은 고딕"/>
-          <w:sz w:val="21"/>
-        </w:rPr>
-        <w:t>**이유** — Broker는 역할 전환 과정에서 데이터베이스를 내렸다 올린다. 내려가 있는 동안에는 동적 등록이 사라지므로, 그 상태에서 접속해 `STARTUP`하려면 **리스너가 그 SID를 미리 알고 있어야 한다.**</w:t>
+          <w:b/>
+          <w:sz w:val="21"/>
+        </w:rPr>
+        <w:t xml:space="preserve">이유</w:t>
+      </w:r>
+      <w:r>
+        <w:rPr>
+          <w:rFonts w:ascii="맑은 고딕" w:hAnsi="맑은 고딕" w:eastAsia="맑은 고딕"/>
+          <w:sz w:val="21"/>
+        </w:rPr>
+        <w:t xml:space="preserve"> — Broker는 역할 전환 과정에서 데이터베이스를 내렸다 올린다. 내려가 있는 동안에는 동적 등록이 사라지므로, 그 상태에서 접속해 </w:t>
+      </w:r>
+      <w:r>
+        <w:rPr>
+          <w:rFonts w:ascii="Consolas" w:hAnsi="Consolas" w:eastAsia="맑은 고딕"/>
+          <w:sz w:val="21"/>
+        </w:rPr>
+        <w:t xml:space="preserve">STARTUP</w:t>
+      </w:r>
+      <w:r>
+        <w:rPr>
+          <w:rFonts w:ascii="맑은 고딕" w:hAnsi="맑은 고딕" w:eastAsia="맑은 고딕"/>
+          <w:sz w:val="21"/>
+        </w:rPr>
+        <w:t xml:space="preserve">하려면 </w:t>
+      </w:r>
+      <w:r>
+        <w:rPr>
+          <w:rFonts w:ascii="맑은 고딕" w:hAnsi="맑은 고딕" w:eastAsia="맑은 고딕"/>
+          <w:b/>
+          <w:sz w:val="21"/>
+        </w:rPr>
+        <w:t xml:space="preserve">리스너가 그 SID를 미리 알고 있어야 한다.</w:t>
       </w:r>
     </w:p>
     <w:p>
@@ -252,34 +828,92 @@
           <w:rFonts w:ascii="맑은 고딕" w:hAnsi="맑은 고딕" w:eastAsia="맑은 고딕"/>
           <w:sz w:val="21"/>
         </w:rPr>
-        <w:t>3장에서는 NOMOUNT 인스턴스에 접속하려고 정적 등록을 했고, 10장에서는 Far Sync가 항상 `MOUNTED`라서 필요했다. Broker에서는 재기동 구간 때문에 필요하다. 이유는 매번 다르지만 뿌리는 같다. **동적 등록이 없는 구간이 있기 때문**이다.</w:t>
+        <w:t xml:space="preserve">3장에서는 NOMOUNT 인스턴스에 접속하려고 정적 등록을 했고, 10장에서는 Far Sync가 항상 </w:t>
+      </w:r>
+      <w:r>
+        <w:rPr>
+          <w:rFonts w:ascii="Consolas" w:hAnsi="Consolas" w:eastAsia="맑은 고딕"/>
+          <w:sz w:val="21"/>
+        </w:rPr>
+        <w:t xml:space="preserve">MOUNTED</w:t>
+      </w:r>
+      <w:r>
+        <w:rPr>
+          <w:rFonts w:ascii="맑은 고딕" w:hAnsi="맑은 고딕" w:eastAsia="맑은 고딕"/>
+          <w:sz w:val="21"/>
+        </w:rPr>
+        <w:t xml:space="preserve">라서 필요했다. Broker에서는 재기동 구간 때문에 필요하다. 이유는 매번 다르지만 뿌리는 같다. </w:t>
+      </w:r>
+      <w:r>
+        <w:rPr>
+          <w:rFonts w:ascii="맑은 고딕" w:hAnsi="맑은 고딕" w:eastAsia="맑은 고딕"/>
+          <w:b/>
+          <w:sz w:val="21"/>
+        </w:rPr>
+        <w:t xml:space="preserve">동적 등록이 없는 구간이 있기 때문</w:t>
+      </w:r>
+      <w:r>
+        <w:rPr>
+          <w:rFonts w:ascii="맑은 고딕" w:hAnsi="맑은 고딕" w:eastAsia="맑은 고딕"/>
+          <w:sz w:val="21"/>
+        </w:rPr>
+        <w:t xml:space="preserve">이다.</w:t>
       </w:r>
     </w:p>
     <w:p>
       <w:r>
         <w:rPr>
           <w:rFonts w:ascii="맑은 고딕" w:hAnsi="맑은 고딕" w:eastAsia="맑은 고딕"/>
-          <w:sz w:val="21"/>
-        </w:rPr>
-        <w:t>**실측 근거** — `SHOW DATABASE VERBOSE 'boston'`의 속성에 그 값이 그대로 들어 있다.</w:t>
+          <w:b/>
+          <w:sz w:val="21"/>
+        </w:rPr>
+        <w:t xml:space="preserve">실측 근거</w:t>
+      </w:r>
+      <w:r>
+        <w:rPr>
+          <w:rFonts w:ascii="맑은 고딕" w:hAnsi="맑은 고딕" w:eastAsia="맑은 고딕"/>
+          <w:sz w:val="21"/>
+        </w:rPr>
+        <w:t xml:space="preserve"> — </w:t>
+      </w:r>
+      <w:r>
+        <w:rPr>
+          <w:rFonts w:ascii="Consolas" w:hAnsi="Consolas" w:eastAsia="맑은 고딕"/>
+          <w:sz w:val="21"/>
+        </w:rPr>
+        <w:t xml:space="preserve">SHOW DATABASE VERBOSE 'boston'</w:t>
+      </w:r>
+      <w:r>
+        <w:rPr>
+          <w:rFonts w:ascii="맑은 고딕" w:hAnsi="맑은 고딕" w:eastAsia="맑은 고딕"/>
+          <w:sz w:val="21"/>
+        </w:rPr>
+        <w:t xml:space="preserve">의 속성에 그 값이 그대로 들어 있다.</w:t>
       </w:r>
     </w:p>
     <w:p>
       <w:r>
         <w:rPr>
-          <w:rFonts w:ascii="맑은 고딕" w:hAnsi="맑은 고딕" w:eastAsia="맑은 고딕"/>
-          <w:sz w:val="21"/>
-        </w:rPr>
-        <w:t>`StaticConnectIdentifier = '(DESCRIPTION=(ADDRESS=(PROTOCOL=tcp)(HOST=boston-srv)(PORT=1521))(CONNECT_DATA=(SERVICE_NAME=boston_DGMGRL)(INSTANCE_NAME=boston)(SERVER=DEDICATED)))'`</w:t>
+          <w:rFonts w:ascii="Consolas" w:hAnsi="Consolas" w:eastAsia="맑은 고딕"/>
+          <w:sz w:val="21"/>
+        </w:rPr>
+        <w:t xml:space="preserve">StaticConnectIdentifier = '(DESCRIPTION=(ADDRESS=(PROTOCOL=tcp)(HOST=boston-srv)(PORT=1521))(CONNECT_DATA=(SERVICE_NAME=boston_DGMGRL)(INSTANCE_NAME=boston)(SERVER=DEDICATED)))'</w:t>
       </w:r>
     </w:p>
     <w:p>
       <w:r>
         <w:rPr>
-          <w:rFonts w:ascii="맑은 고딕" w:hAnsi="맑은 고딕" w:eastAsia="맑은 고딕"/>
-          <w:sz w:val="21"/>
-        </w:rPr>
-        <w:t>`SERVICE_NAME=boston_DGMGRL`이 명시되어 있다. 정적 등록이 없으면 이 접속 문자열이 동작하지 않고 역할 전환이 중간에 멈춘다.</w:t>
+          <w:rFonts w:ascii="Consolas" w:hAnsi="Consolas" w:eastAsia="맑은 고딕"/>
+          <w:sz w:val="21"/>
+        </w:rPr>
+        <w:t xml:space="preserve">SERVICE_NAME=boston_DGMGRL</w:t>
+      </w:r>
+      <w:r>
+        <w:rPr>
+          <w:rFonts w:ascii="맑은 고딕" w:hAnsi="맑은 고딕" w:eastAsia="맑은 고딕"/>
+          <w:sz w:val="21"/>
+        </w:rPr>
+        <w:t xml:space="preserve">이 명시되어 있다. 정적 등록이 없으면 이 접속 문자열이 동작하지 않고 역할 전환이 중간에 멈춘다.</w:t>
       </w:r>
     </w:p>
     <w:p>
@@ -288,16 +922,79 @@
           <w:rFonts w:ascii="맑은 고딕" w:hAnsi="맑은 고딕" w:eastAsia="맑은 고딕"/>
           <w:sz w:val="21"/>
         </w:rPr>
-        <w:t>Broker 로그에도 흔적이 있다. `DMON: SCI harvested (...)`의 `SCI`가 `StaticConnectIdentifier`이며, DMON이 리스너에서 그것을 알아냈다는 뜻이다.</w:t>
+        <w:t xml:space="preserve">Broker 로그에도 흔적이 있다. </w:t>
+      </w:r>
+      <w:r>
+        <w:rPr>
+          <w:rFonts w:ascii="Consolas" w:hAnsi="Consolas" w:eastAsia="맑은 고딕"/>
+          <w:sz w:val="21"/>
+        </w:rPr>
+        <w:t xml:space="preserve">DMON: SCI harvested (...)</w:t>
+      </w:r>
+      <w:r>
+        <w:rPr>
+          <w:rFonts w:ascii="맑은 고딕" w:hAnsi="맑은 고딕" w:eastAsia="맑은 고딕"/>
+          <w:sz w:val="21"/>
+        </w:rPr>
+        <w:t xml:space="preserve">의 </w:t>
+      </w:r>
+      <w:r>
+        <w:rPr>
+          <w:rFonts w:ascii="Consolas" w:hAnsi="Consolas" w:eastAsia="맑은 고딕"/>
+          <w:sz w:val="21"/>
+        </w:rPr>
+        <w:t xml:space="preserve">SCI</w:t>
+      </w:r>
+      <w:r>
+        <w:rPr>
+          <w:rFonts w:ascii="맑은 고딕" w:hAnsi="맑은 고딕" w:eastAsia="맑은 고딕"/>
+          <w:sz w:val="21"/>
+        </w:rPr>
+        <w:t xml:space="preserve">가 </w:t>
+      </w:r>
+      <w:r>
+        <w:rPr>
+          <w:rFonts w:ascii="Consolas" w:hAnsi="Consolas" w:eastAsia="맑은 고딕"/>
+          <w:sz w:val="21"/>
+        </w:rPr>
+        <w:t xml:space="preserve">StaticConnectIdentifier</w:t>
+      </w:r>
+      <w:r>
+        <w:rPr>
+          <w:rFonts w:ascii="맑은 고딕" w:hAnsi="맑은 고딕" w:eastAsia="맑은 고딕"/>
+          <w:sz w:val="21"/>
+        </w:rPr>
+        <w:t xml:space="preserve">이며, DMON이 리스너에서 그것을 알아냈다는 뜻이다.</w:t>
       </w:r>
     </w:p>
     <w:p>
       <w:r>
         <w:rPr>
-          <w:rFonts w:ascii="맑은 고딕" w:hAnsi="맑은 고딕" w:eastAsia="맑은 고딕"/>
-          <w:sz w:val="21"/>
-        </w:rPr>
-        <w:t>`lsnrctl status`에서는 `status UNKNOWN`으로 보인다. 10장에서 배운 정적 등록의 표식이다.</w:t>
+          <w:rFonts w:ascii="Consolas" w:hAnsi="Consolas" w:eastAsia="맑은 고딕"/>
+          <w:sz w:val="21"/>
+        </w:rPr>
+        <w:t xml:space="preserve">lsnrctl status</w:t>
+      </w:r>
+      <w:r>
+        <w:rPr>
+          <w:rFonts w:ascii="맑은 고딕" w:hAnsi="맑은 고딕" w:eastAsia="맑은 고딕"/>
+          <w:sz w:val="21"/>
+        </w:rPr>
+        <w:t xml:space="preserve">에서는 </w:t>
+      </w:r>
+      <w:r>
+        <w:rPr>
+          <w:rFonts w:ascii="Consolas" w:hAnsi="Consolas" w:eastAsia="맑은 고딕"/>
+          <w:sz w:val="21"/>
+        </w:rPr>
+        <w:t xml:space="preserve">status UNKNOWN</w:t>
+      </w:r>
+      <w:r>
+        <w:rPr>
+          <w:rFonts w:ascii="맑은 고딕" w:hAnsi="맑은 고딕" w:eastAsia="맑은 고딕"/>
+          <w:sz w:val="21"/>
+        </w:rPr>
+        <w:t xml:space="preserve">으로 보인다. 10장에서 배운 정적 등록의 표식이다.</w:t>
       </w:r>
     </w:p>
     <w:p>
@@ -332,18 +1029,77 @@
       <w:r>
         <w:rPr>
           <w:rFonts w:ascii="맑은 고딕" w:hAnsi="맑은 고딕" w:eastAsia="맑은 고딕"/>
-          <w:sz w:val="21"/>
-        </w:rPr>
-        <w:t>**원인** — `member has a LOG_ARCHIVE_DEST_n parameter with SERVICE attribute set`. 추가하려는 멤버에 `SERVICE` 속성을 가진 목적지가 이미 설정되어 있다.</w:t>
+          <w:b/>
+          <w:sz w:val="21"/>
+        </w:rPr>
+        <w:t xml:space="preserve">원인</w:t>
+      </w:r>
+      <w:r>
+        <w:rPr>
+          <w:rFonts w:ascii="맑은 고딕" w:hAnsi="맑은 고딕" w:eastAsia="맑은 고딕"/>
+          <w:sz w:val="21"/>
+        </w:rPr>
+        <w:t xml:space="preserve"> — </w:t>
+      </w:r>
+      <w:r>
+        <w:rPr>
+          <w:rFonts w:ascii="Consolas" w:hAnsi="Consolas" w:eastAsia="맑은 고딕"/>
+          <w:sz w:val="21"/>
+        </w:rPr>
+        <w:t xml:space="preserve">member has a LOG_ARCHIVE_DEST_n parameter with SERVICE attribute set</w:t>
+      </w:r>
+      <w:r>
+        <w:rPr>
+          <w:rFonts w:ascii="맑은 고딕" w:hAnsi="맑은 고딕" w:eastAsia="맑은 고딕"/>
+          <w:sz w:val="21"/>
+        </w:rPr>
+        <w:t xml:space="preserve">. 추가하려는 멤버에 </w:t>
+      </w:r>
+      <w:r>
+        <w:rPr>
+          <w:rFonts w:ascii="Consolas" w:hAnsi="Consolas" w:eastAsia="맑은 고딕"/>
+          <w:sz w:val="21"/>
+        </w:rPr>
+        <w:t xml:space="preserve">SERVICE</w:t>
+      </w:r>
+      <w:r>
+        <w:rPr>
+          <w:rFonts w:ascii="맑은 고딕" w:hAnsi="맑은 고딕" w:eastAsia="맑은 고딕"/>
+          <w:sz w:val="21"/>
+        </w:rPr>
+        <w:t xml:space="preserve"> 속성을 가진 목적지가 이미 설정되어 있다.</w:t>
       </w:r>
     </w:p>
     <w:p>
       <w:r>
         <w:rPr>
           <w:rFonts w:ascii="맑은 고딕" w:hAnsi="맑은 고딕" w:eastAsia="맑은 고딕"/>
-          <w:sz w:val="21"/>
-        </w:rPr>
-        <w:t>**설계 원칙** — Broker의 원칙은 **"내가 관리하는 것은 내가 만든다"**이다. 사람이 적어 둔 값과 Broker가 만들 값이 공존하면 어느 쪽이 진짜인지 알 수 없게 되고, 역할 전환에서 어긋나면 그때는 이미 늦다.</w:t>
+          <w:b/>
+          <w:sz w:val="21"/>
+        </w:rPr>
+        <w:t xml:space="preserve">설계 원칙</w:t>
+      </w:r>
+      <w:r>
+        <w:rPr>
+          <w:rFonts w:ascii="맑은 고딕" w:hAnsi="맑은 고딕" w:eastAsia="맑은 고딕"/>
+          <w:sz w:val="21"/>
+        </w:rPr>
+        <w:t xml:space="preserve"> — Broker의 원칙은 </w:t>
+      </w:r>
+      <w:r>
+        <w:rPr>
+          <w:rFonts w:ascii="맑은 고딕" w:hAnsi="맑은 고딕" w:eastAsia="맑은 고딕"/>
+          <w:b/>
+          <w:sz w:val="21"/>
+        </w:rPr>
+        <w:t xml:space="preserve">"내가 관리하는 것은 내가 만든다"</w:t>
+      </w:r>
+      <w:r>
+        <w:rPr>
+          <w:rFonts w:ascii="맑은 고딕" w:hAnsi="맑은 고딕" w:eastAsia="맑은 고딕"/>
+          <w:sz w:val="21"/>
+        </w:rPr>
+        <w:t xml:space="preserve">이다. 사람이 적어 둔 값과 Broker가 만들 값이 공존하면 어느 쪽이 진짜인지 알 수 없게 되고, 역할 전환에서 어긋나면 그때는 이미 늦다.</w:t>
       </w:r>
     </w:p>
     <w:p>
@@ -352,79 +1108,306 @@
           <w:rFonts w:ascii="맑은 고딕" w:hAnsi="맑은 고딕" w:eastAsia="맑은 고딕"/>
           <w:sz w:val="21"/>
         </w:rPr>
-        <w:t>그래서 **값이 맞고 틀리고를 따지지 않는다.** 오류 메시지가 "충돌한다"가 아니라 "설정되어 있다"인 것이 그 증거다. 실습에서 비운 값은 5장 DUPLICATE의 `SPFILE` 절로 설정해 12장까지 정상 동작하던 것이었다.</w:t>
+        <w:t xml:space="preserve">그래서 </w:t>
+      </w:r>
+      <w:r>
+        <w:rPr>
+          <w:rFonts w:ascii="맑은 고딕" w:hAnsi="맑은 고딕" w:eastAsia="맑은 고딕"/>
+          <w:b/>
+          <w:sz w:val="21"/>
+        </w:rPr>
+        <w:t xml:space="preserve">값이 맞고 틀리고를 따지지 않는다.</w:t>
+      </w:r>
+      <w:r>
+        <w:rPr>
+          <w:rFonts w:ascii="맑은 고딕" w:hAnsi="맑은 고딕" w:eastAsia="맑은 고딕"/>
+          <w:sz w:val="21"/>
+        </w:rPr>
+        <w:t xml:space="preserve"> 오류 메시지가 "충돌한다"가 아니라 "설정되어 있다"인 것이 그 증거다. 실습에서 비운 값은 5장 DUPLICATE의 </w:t>
+      </w:r>
+      <w:r>
+        <w:rPr>
+          <w:rFonts w:ascii="Consolas" w:hAnsi="Consolas" w:eastAsia="맑은 고딕"/>
+          <w:sz w:val="21"/>
+        </w:rPr>
+        <w:t xml:space="preserve">SPFILE</w:t>
+      </w:r>
+      <w:r>
+        <w:rPr>
+          <w:rFonts w:ascii="맑은 고딕" w:hAnsi="맑은 고딕" w:eastAsia="맑은 고딕"/>
+          <w:sz w:val="21"/>
+        </w:rPr>
+        <w:t xml:space="preserve"> 절로 설정해 12장까지 정상 동작하던 것이었다.</w:t>
       </w:r>
     </w:p>
     <w:p>
       <w:r>
         <w:rPr>
           <w:rFonts w:ascii="맑은 고딕" w:hAnsi="맑은 고딕" w:eastAsia="맑은 고딕"/>
-          <w:sz w:val="21"/>
-        </w:rPr>
-        <w:t>**이관 절차**</w:t>
+          <w:b/>
+          <w:sz w:val="21"/>
+        </w:rPr>
+        <w:t xml:space="preserve">이관 절차</w:t>
       </w:r>
     </w:p>
     <w:p>
       <w:r>
         <w:rPr>
           <w:rFonts w:ascii="맑은 고딕" w:hAnsi="맑은 고딕" w:eastAsia="맑은 고딕"/>
-          <w:sz w:val="21"/>
-        </w:rPr>
-        <w:t>**①** 정적 등록 `&lt;이름&gt;_DGMGRL`이 양쪽에 있는지 확인한다.</w:t>
+          <w:b/>
+          <w:sz w:val="21"/>
+        </w:rPr>
+        <w:t xml:space="preserve">①</w:t>
+      </w:r>
+      <w:r>
+        <w:rPr>
+          <w:rFonts w:ascii="맑은 고딕" w:hAnsi="맑은 고딕" w:eastAsia="맑은 고딕"/>
+          <w:sz w:val="21"/>
+        </w:rPr>
+        <w:t xml:space="preserve"> 정적 등록 </w:t>
+      </w:r>
+      <w:r>
+        <w:rPr>
+          <w:rFonts w:ascii="Consolas" w:hAnsi="Consolas" w:eastAsia="맑은 고딕"/>
+          <w:sz w:val="21"/>
+        </w:rPr>
+        <w:t xml:space="preserve">&lt;이름&gt;_DGMGRL</w:t>
+      </w:r>
+      <w:r>
+        <w:rPr>
+          <w:rFonts w:ascii="맑은 고딕" w:hAnsi="맑은 고딕" w:eastAsia="맑은 고딕"/>
+          <w:sz w:val="21"/>
+        </w:rPr>
+        <w:t xml:space="preserve">이 양쪽에 있는지 확인한다.</w:t>
       </w:r>
     </w:p>
     <w:p>
       <w:r>
         <w:rPr>
           <w:rFonts w:ascii="맑은 고딕" w:hAnsi="맑은 고딕" w:eastAsia="맑은 고딕"/>
-          <w:sz w:val="21"/>
-        </w:rPr>
-        <w:t>**②** `tnsnames.ora` 별칭으로 양쪽에서 상대에게 접속되는지 확인한다.</w:t>
+          <w:b/>
+          <w:sz w:val="21"/>
+        </w:rPr>
+        <w:t xml:space="preserve">②</w:t>
+      </w:r>
+      <w:r>
+        <w:rPr>
+          <w:rFonts w:ascii="맑은 고딕" w:hAnsi="맑은 고딕" w:eastAsia="맑은 고딕"/>
+          <w:sz w:val="21"/>
+        </w:rPr>
+        <w:t xml:space="preserve"> </w:t>
+      </w:r>
+      <w:r>
+        <w:rPr>
+          <w:rFonts w:ascii="Consolas" w:hAnsi="Consolas" w:eastAsia="맑은 고딕"/>
+          <w:sz w:val="21"/>
+        </w:rPr>
+        <w:t xml:space="preserve">tnsnames.ora</w:t>
+      </w:r>
+      <w:r>
+        <w:rPr>
+          <w:rFonts w:ascii="맑은 고딕" w:hAnsi="맑은 고딕" w:eastAsia="맑은 고딕"/>
+          <w:sz w:val="21"/>
+        </w:rPr>
+        <w:t xml:space="preserve"> 별칭으로 양쪽에서 상대에게 접속되는지 확인한다.</w:t>
       </w:r>
     </w:p>
     <w:p>
       <w:r>
         <w:rPr>
           <w:rFonts w:ascii="맑은 고딕" w:hAnsi="맑은 고딕" w:eastAsia="맑은 고딕"/>
-          <w:sz w:val="21"/>
-        </w:rPr>
-        <w:t>**③** `DG_BROKER_START=TRUE`를 양쪽에 `SCOPE=BOTH`로 설정한다. 재기동은 필요 없고 서비스 영향도 없다.</w:t>
+          <w:b/>
+          <w:sz w:val="21"/>
+        </w:rPr>
+        <w:t xml:space="preserve">③</w:t>
+      </w:r>
+      <w:r>
+        <w:rPr>
+          <w:rFonts w:ascii="맑은 고딕" w:hAnsi="맑은 고딕" w:eastAsia="맑은 고딕"/>
+          <w:sz w:val="21"/>
+        </w:rPr>
+        <w:t xml:space="preserve"> </w:t>
+      </w:r>
+      <w:r>
+        <w:rPr>
+          <w:rFonts w:ascii="Consolas" w:hAnsi="Consolas" w:eastAsia="맑은 고딕"/>
+          <w:sz w:val="21"/>
+        </w:rPr>
+        <w:t xml:space="preserve">DG_BROKER_START=TRUE</w:t>
+      </w:r>
+      <w:r>
+        <w:rPr>
+          <w:rFonts w:ascii="맑은 고딕" w:hAnsi="맑은 고딕" w:eastAsia="맑은 고딕"/>
+          <w:sz w:val="21"/>
+        </w:rPr>
+        <w:t xml:space="preserve">를 양쪽에 </w:t>
+      </w:r>
+      <w:r>
+        <w:rPr>
+          <w:rFonts w:ascii="Consolas" w:hAnsi="Consolas" w:eastAsia="맑은 고딕"/>
+          <w:sz w:val="21"/>
+        </w:rPr>
+        <w:t xml:space="preserve">SCOPE=BOTH</w:t>
+      </w:r>
+      <w:r>
+        <w:rPr>
+          <w:rFonts w:ascii="맑은 고딕" w:hAnsi="맑은 고딕" w:eastAsia="맑은 고딕"/>
+          <w:sz w:val="21"/>
+        </w:rPr>
+        <w:t xml:space="preserve">로 설정한다. 재기동은 필요 없고 서비스 영향도 없다.</w:t>
       </w:r>
     </w:p>
     <w:p>
       <w:r>
         <w:rPr>
           <w:rFonts w:ascii="맑은 고딕" w:hAnsi="맑은 고딕" w:eastAsia="맑은 고딕"/>
-          <w:sz w:val="21"/>
-        </w:rPr>
-        <w:t>**④** `SERVICE` 속성이 있는 `LOG_ARCHIVE_DEST_n`을 **양쪽 모두** 비운다. 1번(로컬 아카이브)은 그대로 둔다.</w:t>
+          <w:b/>
+          <w:sz w:val="21"/>
+        </w:rPr>
+        <w:t xml:space="preserve">④</w:t>
+      </w:r>
+      <w:r>
+        <w:rPr>
+          <w:rFonts w:ascii="맑은 고딕" w:hAnsi="맑은 고딕" w:eastAsia="맑은 고딕"/>
+          <w:sz w:val="21"/>
+        </w:rPr>
+        <w:t xml:space="preserve"> </w:t>
+      </w:r>
+      <w:r>
+        <w:rPr>
+          <w:rFonts w:ascii="Consolas" w:hAnsi="Consolas" w:eastAsia="맑은 고딕"/>
+          <w:sz w:val="21"/>
+        </w:rPr>
+        <w:t xml:space="preserve">SERVICE</w:t>
+      </w:r>
+      <w:r>
+        <w:rPr>
+          <w:rFonts w:ascii="맑은 고딕" w:hAnsi="맑은 고딕" w:eastAsia="맑은 고딕"/>
+          <w:sz w:val="21"/>
+        </w:rPr>
+        <w:t xml:space="preserve"> 속성이 있는 </w:t>
+      </w:r>
+      <w:r>
+        <w:rPr>
+          <w:rFonts w:ascii="Consolas" w:hAnsi="Consolas" w:eastAsia="맑은 고딕"/>
+          <w:sz w:val="21"/>
+        </w:rPr>
+        <w:t xml:space="preserve">LOG_ARCHIVE_DEST_n</w:t>
+      </w:r>
+      <w:r>
+        <w:rPr>
+          <w:rFonts w:ascii="맑은 고딕" w:hAnsi="맑은 고딕" w:eastAsia="맑은 고딕"/>
+          <w:sz w:val="21"/>
+        </w:rPr>
+        <w:t xml:space="preserve">을 </w:t>
+      </w:r>
+      <w:r>
+        <w:rPr>
+          <w:rFonts w:ascii="맑은 고딕" w:hAnsi="맑은 고딕" w:eastAsia="맑은 고딕"/>
+          <w:b/>
+          <w:sz w:val="21"/>
+        </w:rPr>
+        <w:t xml:space="preserve">양쪽 모두</w:t>
+      </w:r>
+      <w:r>
+        <w:rPr>
+          <w:rFonts w:ascii="맑은 고딕" w:hAnsi="맑은 고딕" w:eastAsia="맑은 고딕"/>
+          <w:sz w:val="21"/>
+        </w:rPr>
+        <w:t xml:space="preserve"> 비운다. 1번(로컬 아카이브)은 그대로 둔다.</w:t>
       </w:r>
     </w:p>
     <w:p>
       <w:r>
         <w:rPr>
           <w:rFonts w:ascii="맑은 고딕" w:hAnsi="맑은 고딕" w:eastAsia="맑은 고딕"/>
-          <w:sz w:val="21"/>
-        </w:rPr>
-        <w:t>**⑤** `CREATE CONFIGURATION` → `ADD DATABASE` → `ENABLE CONFIGURATION`.</w:t>
+          <w:b/>
+          <w:sz w:val="21"/>
+        </w:rPr>
+        <w:t xml:space="preserve">⑤</w:t>
+      </w:r>
+      <w:r>
+        <w:rPr>
+          <w:rFonts w:ascii="맑은 고딕" w:hAnsi="맑은 고딕" w:eastAsia="맑은 고딕"/>
+          <w:sz w:val="21"/>
+        </w:rPr>
+        <w:t xml:space="preserve"> </w:t>
+      </w:r>
+      <w:r>
+        <w:rPr>
+          <w:rFonts w:ascii="Consolas" w:hAnsi="Consolas" w:eastAsia="맑은 고딕"/>
+          <w:sz w:val="21"/>
+        </w:rPr>
+        <w:t xml:space="preserve">CREATE CONFIGURATION</w:t>
+      </w:r>
+      <w:r>
+        <w:rPr>
+          <w:rFonts w:ascii="맑은 고딕" w:hAnsi="맑은 고딕" w:eastAsia="맑은 고딕"/>
+          <w:sz w:val="21"/>
+        </w:rPr>
+        <w:t xml:space="preserve"> → </w:t>
+      </w:r>
+      <w:r>
+        <w:rPr>
+          <w:rFonts w:ascii="Consolas" w:hAnsi="Consolas" w:eastAsia="맑은 고딕"/>
+          <w:sz w:val="21"/>
+        </w:rPr>
+        <w:t xml:space="preserve">ADD DATABASE</w:t>
+      </w:r>
+      <w:r>
+        <w:rPr>
+          <w:rFonts w:ascii="맑은 고딕" w:hAnsi="맑은 고딕" w:eastAsia="맑은 고딕"/>
+          <w:sz w:val="21"/>
+        </w:rPr>
+        <w:t xml:space="preserve"> → </w:t>
+      </w:r>
+      <w:r>
+        <w:rPr>
+          <w:rFonts w:ascii="Consolas" w:hAnsi="Consolas" w:eastAsia="맑은 고딕"/>
+          <w:sz w:val="21"/>
+        </w:rPr>
+        <w:t xml:space="preserve">ENABLE CONFIGURATION</w:t>
+      </w:r>
+      <w:r>
+        <w:rPr>
+          <w:rFonts w:ascii="맑은 고딕" w:hAnsi="맑은 고딕" w:eastAsia="맑은 고딕"/>
+          <w:sz w:val="21"/>
+        </w:rPr>
+        <w:t xml:space="preserve">.</w:t>
       </w:r>
     </w:p>
     <w:p>
       <w:r>
         <w:rPr>
           <w:rFonts w:ascii="맑은 고딕" w:hAnsi="맑은 고딕" w:eastAsia="맑은 고딕"/>
-          <w:sz w:val="21"/>
-        </w:rPr>
-        <w:t>**⑥** Broker가 다시 쓴 파라미터를 확인한다.</w:t>
+          <w:b/>
+          <w:sz w:val="21"/>
+        </w:rPr>
+        <w:t xml:space="preserve">⑥</w:t>
+      </w:r>
+      <w:r>
+        <w:rPr>
+          <w:rFonts w:ascii="맑은 고딕" w:hAnsi="맑은 고딕" w:eastAsia="맑은 고딕"/>
+          <w:sz w:val="21"/>
+        </w:rPr>
+        <w:t xml:space="preserve"> Broker가 다시 쓴 파라미터를 확인한다.</w:t>
       </w:r>
     </w:p>
     <w:p>
       <w:r>
         <w:rPr>
           <w:rFonts w:ascii="맑은 고딕" w:hAnsi="맑은 고딕" w:eastAsia="맑은 고딕"/>
-          <w:sz w:val="21"/>
-        </w:rPr>
-        <w:t>**⑦** Primary에 한 행 넣고 Standby에서 조회해 종단 검증한다.</w:t>
+          <w:b/>
+          <w:sz w:val="21"/>
+        </w:rPr>
+        <w:t xml:space="preserve">⑦</w:t>
+      </w:r>
+      <w:r>
+        <w:rPr>
+          <w:rFonts w:ascii="맑은 고딕" w:hAnsi="맑은 고딕" w:eastAsia="맑은 고딕"/>
+          <w:sz w:val="21"/>
+        </w:rPr>
+        <w:t xml:space="preserve"> Primary에 한 행 넣고 Standby에서 조회해 종단 검증한다.</w:t>
       </w:r>
     </w:p>
     <w:p>
@@ -433,7 +1416,15 @@
           <w:rFonts w:ascii="맑은 고딕" w:hAnsi="맑은 고딕" w:eastAsia="맑은 고딕"/>
           <w:sz w:val="21"/>
         </w:rPr>
-        <w:t>④가 유일하게 서비스에 영향을 주는 단계다. 그동안 전송이 끊기고 리두는 Primary에 남아 있다가 Broker가 목적지를 만든 뒤 따라간다. **변경 시간대를 잡아 둔다.**</w:t>
+        <w:t xml:space="preserve">④가 유일하게 서비스에 영향을 주는 단계다. 그동안 전송이 끊기고 리두는 Primary에 남아 있다가 Broker가 목적지를 만든 뒤 따라간다. </w:t>
+      </w:r>
+      <w:r>
+        <w:rPr>
+          <w:rFonts w:ascii="맑은 고딕" w:hAnsi="맑은 고딕" w:eastAsia="맑은 고딕"/>
+          <w:b/>
+          <w:sz w:val="21"/>
+        </w:rPr>
+        <w:t xml:space="preserve">변경 시간대를 잡아 둔다.</w:t>
       </w:r>
     </w:p>
     <w:p>
@@ -468,9 +1459,10 @@
       <w:r>
         <w:rPr>
           <w:rFonts w:ascii="맑은 고딕" w:hAnsi="맑은 고딕" w:eastAsia="맑은 고딕"/>
-          <w:sz w:val="21"/>
-        </w:rPr>
-        <w:t>**① 목적지 문자열이 길어졌다.**</w:t>
+          <w:b/>
+          <w:sz w:val="21"/>
+        </w:rPr>
+        <w:t xml:space="preserve">① 목적지 문자열이 길어졌다.</w:t>
       </w:r>
     </w:p>
     <w:p>
@@ -479,7 +1471,14 @@
           <w:rFonts w:ascii="맑은 고딕" w:hAnsi="맑은 고딕" w:eastAsia="맑은 고딕"/>
           <w:sz w:val="21"/>
         </w:rPr>
-        <w:t>사람이 적은 것: `service=boston async noaffirm valid_for=(online_logfiles,primary_role) db_unique_name=boston`</w:t>
+        <w:t xml:space="preserve">사람이 적은 것: </w:t>
+      </w:r>
+      <w:r>
+        <w:rPr>
+          <w:rFonts w:ascii="Consolas" w:hAnsi="Consolas" w:eastAsia="맑은 고딕"/>
+          <w:sz w:val="21"/>
+        </w:rPr>
+        <w:t xml:space="preserve">service=boston async noaffirm valid_for=(online_logfiles,primary_role) db_unique_name=boston</w:t>
       </w:r>
     </w:p>
     <w:p>
@@ -488,25 +1487,114 @@
           <w:rFonts w:ascii="맑은 고딕" w:hAnsi="맑은 고딕" w:eastAsia="맑은 고딕"/>
           <w:sz w:val="21"/>
         </w:rPr>
-        <w:t>Broker가 쓴 것: `service="boston", ASYNC NOAFFIRM delay=0 optional compression=disable max_failure=0 reopen=300 db_unique_name="boston" net_timeout=30, valid_for=(online_logfile,all_roles)`</w:t>
+        <w:t xml:space="preserve">Broker가 쓴 것: </w:t>
+      </w:r>
+      <w:r>
+        <w:rPr>
+          <w:rFonts w:ascii="Consolas" w:hAnsi="Consolas" w:eastAsia="맑은 고딕"/>
+          <w:sz w:val="21"/>
+        </w:rPr>
+        <w:t xml:space="preserve">service="boston", ASYNC NOAFFIRM delay=0 optional compression=disable max_failure=0 reopen=300 db_unique_name="boston" net_timeout=30, valid_for=(online_logfile,all_roles)</w:t>
       </w:r>
     </w:p>
     <w:p>
       <w:r>
         <w:rPr>
           <w:rFonts w:ascii="맑은 고딕" w:hAnsi="맑은 고딕" w:eastAsia="맑은 고딕"/>
-          <w:sz w:val="21"/>
-        </w:rPr>
-        <w:t>**왜 그런가** — Broker의 속성 하나하나가 이 문자열의 한 조각에 대응한다. `SET PROPERTY 'ReopenSecs'='60'`을 실행하면 `reopen=300`이 `reopen=60`으로 바뀐다. **명시해 두어야 바꿀 자리가 생긴다.** 기본값이라도 적어 두는 이유가 여기 있다.</w:t>
+          <w:b/>
+          <w:sz w:val="21"/>
+        </w:rPr>
+        <w:t xml:space="preserve">왜 그런가</w:t>
+      </w:r>
+      <w:r>
+        <w:rPr>
+          <w:rFonts w:ascii="맑은 고딕" w:hAnsi="맑은 고딕" w:eastAsia="맑은 고딕"/>
+          <w:sz w:val="21"/>
+        </w:rPr>
+        <w:t xml:space="preserve"> — Broker의 속성 하나하나가 이 문자열의 한 조각에 대응한다. </w:t>
+      </w:r>
+      <w:r>
+        <w:rPr>
+          <w:rFonts w:ascii="Consolas" w:hAnsi="Consolas" w:eastAsia="맑은 고딕"/>
+          <w:sz w:val="21"/>
+        </w:rPr>
+        <w:t xml:space="preserve">SET PROPERTY 'ReopenSecs'='60'</w:t>
+      </w:r>
+      <w:r>
+        <w:rPr>
+          <w:rFonts w:ascii="맑은 고딕" w:hAnsi="맑은 고딕" w:eastAsia="맑은 고딕"/>
+          <w:sz w:val="21"/>
+        </w:rPr>
+        <w:t xml:space="preserve">을 실행하면 </w:t>
+      </w:r>
+      <w:r>
+        <w:rPr>
+          <w:rFonts w:ascii="Consolas" w:hAnsi="Consolas" w:eastAsia="맑은 고딕"/>
+          <w:sz w:val="21"/>
+        </w:rPr>
+        <w:t xml:space="preserve">reopen=300</w:t>
+      </w:r>
+      <w:r>
+        <w:rPr>
+          <w:rFonts w:ascii="맑은 고딕" w:hAnsi="맑은 고딕" w:eastAsia="맑은 고딕"/>
+          <w:sz w:val="21"/>
+        </w:rPr>
+        <w:t xml:space="preserve">이 </w:t>
+      </w:r>
+      <w:r>
+        <w:rPr>
+          <w:rFonts w:ascii="Consolas" w:hAnsi="Consolas" w:eastAsia="맑은 고딕"/>
+          <w:sz w:val="21"/>
+        </w:rPr>
+        <w:t xml:space="preserve">reopen=60</w:t>
+      </w:r>
+      <w:r>
+        <w:rPr>
+          <w:rFonts w:ascii="맑은 고딕" w:hAnsi="맑은 고딕" w:eastAsia="맑은 고딕"/>
+          <w:sz w:val="21"/>
+        </w:rPr>
+        <w:t xml:space="preserve">으로 바뀐다. </w:t>
+      </w:r>
+      <w:r>
+        <w:rPr>
+          <w:rFonts w:ascii="맑은 고딕" w:hAnsi="맑은 고딕" w:eastAsia="맑은 고딕"/>
+          <w:b/>
+          <w:sz w:val="21"/>
+        </w:rPr>
+        <w:t xml:space="preserve">명시해 두어야 바꿀 자리가 생긴다.</w:t>
+      </w:r>
+      <w:r>
+        <w:rPr>
+          <w:rFonts w:ascii="맑은 고딕" w:hAnsi="맑은 고딕" w:eastAsia="맑은 고딕"/>
+          <w:sz w:val="21"/>
+        </w:rPr>
+        <w:t xml:space="preserve"> 기본값이라도 적어 두는 이유가 여기 있다.</w:t>
       </w:r>
     </w:p>
     <w:p>
       <w:r>
         <w:rPr>
           <w:rFonts w:ascii="맑은 고딕" w:hAnsi="맑은 고딕" w:eastAsia="맑은 고딕"/>
-          <w:sz w:val="21"/>
-        </w:rPr>
-        <w:t>**② `FAL_SERVER`를 비웠다.**</w:t>
+          <w:b/>
+          <w:sz w:val="21"/>
+        </w:rPr>
+        <w:t xml:space="preserve">② </w:t>
+      </w:r>
+      <w:r>
+        <w:rPr>
+          <w:rFonts w:ascii="Consolas" w:hAnsi="Consolas" w:eastAsia="맑은 고딕"/>
+          <w:b/>
+          <w:sz w:val="21"/>
+        </w:rPr>
+        <w:t xml:space="preserve">FAL_SERVER</w:t>
+      </w:r>
+      <w:r>
+        <w:rPr>
+          <w:rFonts w:ascii="맑은 고딕" w:hAnsi="맑은 고딕" w:eastAsia="맑은 고딕"/>
+          <w:b/>
+          <w:sz w:val="21"/>
+        </w:rPr>
+        <w:t xml:space="preserve">를 비웠다.</w:t>
       </w:r>
     </w:p>
     <w:p>
@@ -515,25 +1603,131 @@
           <w:rFonts w:ascii="맑은 고딕" w:hAnsi="맑은 고딕" w:eastAsia="맑은 고딕"/>
           <w:sz w:val="21"/>
         </w:rPr>
-        <w:t>사람이 `boston`으로 설정해 두었던 값이 빈 값이 되었다. **왜 그런가** — Broker는 갭이 생겼을 때 어디서 가져올지를 구성 정보로 알고 있으므로 이 파라미터에 의존하지 않는다. 파라미터가 비어 있다고 기능이 없어진 것이 아니다.</w:t>
+        <w:t xml:space="preserve">사람이 </w:t>
+      </w:r>
+      <w:r>
+        <w:rPr>
+          <w:rFonts w:ascii="Consolas" w:hAnsi="Consolas" w:eastAsia="맑은 고딕"/>
+          <w:sz w:val="21"/>
+        </w:rPr>
+        <w:t xml:space="preserve">boston</w:t>
+      </w:r>
+      <w:r>
+        <w:rPr>
+          <w:rFonts w:ascii="맑은 고딕" w:hAnsi="맑은 고딕" w:eastAsia="맑은 고딕"/>
+          <w:sz w:val="21"/>
+        </w:rPr>
+        <w:t xml:space="preserve">으로 설정해 두었던 값이 빈 값이 되었다. </w:t>
+      </w:r>
+      <w:r>
+        <w:rPr>
+          <w:rFonts w:ascii="맑은 고딕" w:hAnsi="맑은 고딕" w:eastAsia="맑은 고딕"/>
+          <w:b/>
+          <w:sz w:val="21"/>
+        </w:rPr>
+        <w:t xml:space="preserve">왜 그런가</w:t>
+      </w:r>
+      <w:r>
+        <w:rPr>
+          <w:rFonts w:ascii="맑은 고딕" w:hAnsi="맑은 고딕" w:eastAsia="맑은 고딕"/>
+          <w:sz w:val="21"/>
+        </w:rPr>
+        <w:t xml:space="preserve"> — Broker는 갭이 생겼을 때 어디서 가져올지를 구성 정보로 알고 있으므로 이 파라미터에 의존하지 않는다. 파라미터가 비어 있다고 기능이 없어진 것이 아니다.</w:t>
       </w:r>
     </w:p>
     <w:p>
       <w:r>
         <w:rPr>
           <w:rFonts w:ascii="맑은 고딕" w:hAnsi="맑은 고딕" w:eastAsia="맑은 고딕"/>
-          <w:sz w:val="21"/>
-        </w:rPr>
-        <w:t>**③ `VALID_FOR`를 `all_roles`로 바꿨다.**</w:t>
+          <w:b/>
+          <w:sz w:val="21"/>
+        </w:rPr>
+        <w:t xml:space="preserve">③ </w:t>
+      </w:r>
+      <w:r>
+        <w:rPr>
+          <w:rFonts w:ascii="Consolas" w:hAnsi="Consolas" w:eastAsia="맑은 고딕"/>
+          <w:b/>
+          <w:sz w:val="21"/>
+        </w:rPr>
+        <w:t xml:space="preserve">VALID_FOR</w:t>
+      </w:r>
+      <w:r>
+        <w:rPr>
+          <w:rFonts w:ascii="맑은 고딕" w:hAnsi="맑은 고딕" w:eastAsia="맑은 고딕"/>
+          <w:b/>
+          <w:sz w:val="21"/>
+        </w:rPr>
+        <w:t xml:space="preserve">를 </w:t>
+      </w:r>
+      <w:r>
+        <w:rPr>
+          <w:rFonts w:ascii="Consolas" w:hAnsi="Consolas" w:eastAsia="맑은 고딕"/>
+          <w:b/>
+          <w:sz w:val="21"/>
+        </w:rPr>
+        <w:t xml:space="preserve">all_roles</w:t>
+      </w:r>
+      <w:r>
+        <w:rPr>
+          <w:rFonts w:ascii="맑은 고딕" w:hAnsi="맑은 고딕" w:eastAsia="맑은 고딕"/>
+          <w:b/>
+          <w:sz w:val="21"/>
+        </w:rPr>
+        <w:t xml:space="preserve">로 바꿨다.</w:t>
       </w:r>
     </w:p>
     <w:p>
       <w:r>
         <w:rPr>
-          <w:rFonts w:ascii="맑은 고딕" w:hAnsi="맑은 고딕" w:eastAsia="맑은 고딕"/>
-          <w:sz w:val="21"/>
-        </w:rPr>
-        <w:t>`primary_role`이 `all_roles`가 되었다. **왜 그런가** — 역할 전환을 미리 대비한 것이다. chicago가 Standby가 되어도 이 목적지가 유효하므로 전환 시 파라미터를 손댈 필요가 없다. 손으로 관리한다면 전환할 때마다 양쪽을 바꿔야 한다. **16장의 Switchover가 명령 한 줄로 끝나는 이유가 여기 있다.**</w:t>
+          <w:rFonts w:ascii="Consolas" w:hAnsi="Consolas" w:eastAsia="맑은 고딕"/>
+          <w:sz w:val="21"/>
+        </w:rPr>
+        <w:t xml:space="preserve">primary_role</w:t>
+      </w:r>
+      <w:r>
+        <w:rPr>
+          <w:rFonts w:ascii="맑은 고딕" w:hAnsi="맑은 고딕" w:eastAsia="맑은 고딕"/>
+          <w:sz w:val="21"/>
+        </w:rPr>
+        <w:t xml:space="preserve">이 </w:t>
+      </w:r>
+      <w:r>
+        <w:rPr>
+          <w:rFonts w:ascii="Consolas" w:hAnsi="Consolas" w:eastAsia="맑은 고딕"/>
+          <w:sz w:val="21"/>
+        </w:rPr>
+        <w:t xml:space="preserve">all_roles</w:t>
+      </w:r>
+      <w:r>
+        <w:rPr>
+          <w:rFonts w:ascii="맑은 고딕" w:hAnsi="맑은 고딕" w:eastAsia="맑은 고딕"/>
+          <w:sz w:val="21"/>
+        </w:rPr>
+        <w:t xml:space="preserve">가 되었다. </w:t>
+      </w:r>
+      <w:r>
+        <w:rPr>
+          <w:rFonts w:ascii="맑은 고딕" w:hAnsi="맑은 고딕" w:eastAsia="맑은 고딕"/>
+          <w:b/>
+          <w:sz w:val="21"/>
+        </w:rPr>
+        <w:t xml:space="preserve">왜 그런가</w:t>
+      </w:r>
+      <w:r>
+        <w:rPr>
+          <w:rFonts w:ascii="맑은 고딕" w:hAnsi="맑은 고딕" w:eastAsia="맑은 고딕"/>
+          <w:sz w:val="21"/>
+        </w:rPr>
+        <w:t xml:space="preserve"> — 역할 전환을 미리 대비한 것이다. chicago가 Standby가 되어도 이 목적지가 유효하므로 전환 시 파라미터를 손댈 필요가 없다. 손으로 관리한다면 전환할 때마다 양쪽을 바꿔야 한다. </w:t>
+      </w:r>
+      <w:r>
+        <w:rPr>
+          <w:rFonts w:ascii="맑은 고딕" w:hAnsi="맑은 고딕" w:eastAsia="맑은 고딕"/>
+          <w:b/>
+          <w:sz w:val="21"/>
+        </w:rPr>
+        <w:t xml:space="preserve">16장의 Switchover가 명령 한 줄로 끝나는 이유가 여기 있다.</w:t>
       </w:r>
     </w:p>
     <w:p>
@@ -568,9 +1762,17 @@
       <w:r>
         <w:rPr>
           <w:rFonts w:ascii="맑은 고딕" w:hAnsi="맑은 고딕" w:eastAsia="맑은 고딕"/>
-          <w:sz w:val="21"/>
-        </w:rPr>
-        <w:t>**개념** — "의도한 상태"다. Broker는 목표 상태를 기억하고 실제를 거기에 맞추려 한다.</w:t>
+          <w:b/>
+          <w:sz w:val="21"/>
+        </w:rPr>
+        <w:t xml:space="preserve">개념</w:t>
+      </w:r>
+      <w:r>
+        <w:rPr>
+          <w:rFonts w:ascii="맑은 고딕" w:hAnsi="맑은 고딕" w:eastAsia="맑은 고딕"/>
+          <w:sz w:val="21"/>
+        </w:rPr>
+        <w:t xml:space="preserve"> — "의도한 상태"다. Broker는 목표 상태를 기억하고 실제를 거기에 맞추려 한다.</w:t>
       </w:r>
     </w:p>
     <w:p>
@@ -579,25 +1781,90 @@
           <w:rFonts w:ascii="맑은 고딕" w:hAnsi="맑은 고딕" w:eastAsia="맑은 고딕"/>
           <w:sz w:val="21"/>
         </w:rPr>
-        <w:t>Primary는 `TRANSPORT-ON`/`TRANSPORT-OFF`, Standby는 `APPLY-ON`/`APPLY-OFF`를 갖는다.</w:t>
+        <w:t xml:space="preserve">Primary는 </w:t>
+      </w:r>
+      <w:r>
+        <w:rPr>
+          <w:rFonts w:ascii="Consolas" w:hAnsi="Consolas" w:eastAsia="맑은 고딕"/>
+          <w:sz w:val="21"/>
+        </w:rPr>
+        <w:t xml:space="preserve">TRANSPORT-ON</w:t>
+      </w:r>
+      <w:r>
+        <w:rPr>
+          <w:rFonts w:ascii="맑은 고딕" w:hAnsi="맑은 고딕" w:eastAsia="맑은 고딕"/>
+          <w:sz w:val="21"/>
+        </w:rPr>
+        <w:t xml:space="preserve">/</w:t>
+      </w:r>
+      <w:r>
+        <w:rPr>
+          <w:rFonts w:ascii="Consolas" w:hAnsi="Consolas" w:eastAsia="맑은 고딕"/>
+          <w:sz w:val="21"/>
+        </w:rPr>
+        <w:t xml:space="preserve">TRANSPORT-OFF</w:t>
+      </w:r>
+      <w:r>
+        <w:rPr>
+          <w:rFonts w:ascii="맑은 고딕" w:hAnsi="맑은 고딕" w:eastAsia="맑은 고딕"/>
+          <w:sz w:val="21"/>
+        </w:rPr>
+        <w:t xml:space="preserve">, Standby는 </w:t>
+      </w:r>
+      <w:r>
+        <w:rPr>
+          <w:rFonts w:ascii="Consolas" w:hAnsi="Consolas" w:eastAsia="맑은 고딕"/>
+          <w:sz w:val="21"/>
+        </w:rPr>
+        <w:t xml:space="preserve">APPLY-ON</w:t>
+      </w:r>
+      <w:r>
+        <w:rPr>
+          <w:rFonts w:ascii="맑은 고딕" w:hAnsi="맑은 고딕" w:eastAsia="맑은 고딕"/>
+          <w:sz w:val="21"/>
+        </w:rPr>
+        <w:t xml:space="preserve">/</w:t>
+      </w:r>
+      <w:r>
+        <w:rPr>
+          <w:rFonts w:ascii="Consolas" w:hAnsi="Consolas" w:eastAsia="맑은 고딕"/>
+          <w:sz w:val="21"/>
+        </w:rPr>
+        <w:t xml:space="preserve">APPLY-OFF</w:t>
+      </w:r>
+      <w:r>
+        <w:rPr>
+          <w:rFonts w:ascii="맑은 고딕" w:hAnsi="맑은 고딕" w:eastAsia="맑은 고딕"/>
+          <w:sz w:val="21"/>
+        </w:rPr>
+        <w:t xml:space="preserve">를 갖는다.</w:t>
       </w:r>
     </w:p>
     <w:p>
       <w:r>
         <w:rPr>
           <w:rFonts w:ascii="맑은 고딕" w:hAnsi="맑은 고딕" w:eastAsia="맑은 고딕"/>
-          <w:sz w:val="21"/>
-        </w:rPr>
-        <w:t>**왜 필요한가** — 이것이 없으면 Broker는 "지금 적용이 멈춰 있다"는 사실만 알 뿐 그것이 문제인지 아닌지 판단할 수 없다. 목표가 있어야 판정이 가능하다.</w:t>
+          <w:b/>
+          <w:sz w:val="21"/>
+        </w:rPr>
+        <w:t xml:space="preserve">왜 필요한가</w:t>
+      </w:r>
+      <w:r>
+        <w:rPr>
+          <w:rFonts w:ascii="맑은 고딕" w:hAnsi="맑은 고딕" w:eastAsia="맑은 고딕"/>
+          <w:sz w:val="21"/>
+        </w:rPr>
+        <w:t xml:space="preserve"> — 이것이 없으면 Broker는 "지금 적용이 멈춰 있다"는 사실만 알 뿐 그것이 문제인지 아닌지 판단할 수 없다. 목표가 있어야 판정이 가능하다.</w:t>
       </w:r>
     </w:p>
     <w:p>
       <w:r>
         <w:rPr>
           <w:rFonts w:ascii="맑은 고딕" w:hAnsi="맑은 고딕" w:eastAsia="맑은 고딕"/>
-          <w:sz w:val="21"/>
-        </w:rPr>
-        <w:t>**SQL과 Broker 명령의 차이**</w:t>
+          <w:b/>
+          <w:sz w:val="21"/>
+        </w:rPr>
+        <w:t xml:space="preserve">SQL과 Broker 명령의 차이</w:t>
       </w:r>
     </w:p>
     <w:p>
@@ -606,7 +1873,106 @@
           <w:rFonts w:ascii="맑은 고딕" w:hAnsi="맑은 고딕" w:eastAsia="맑은 고딕"/>
           <w:sz w:val="21"/>
         </w:rPr>
-        <w:t>· **Broker 명령으로 끄면** `Intended State`가 `APPLY-OFF`로 함께 바뀐다. 실제와 의도가 일치하므로 `Database Status`가 `SUCCESS`다. 실측에서 `APPLY-OFF`로 바꾼 뒤 조회하니 `SUCCESS`였다.</w:t>
+        <w:t xml:space="preserve">· </w:t>
+      </w:r>
+      <w:r>
+        <w:rPr>
+          <w:rFonts w:ascii="맑은 고딕" w:hAnsi="맑은 고딕" w:eastAsia="맑은 고딕"/>
+          <w:b/>
+          <w:sz w:val="21"/>
+        </w:rPr>
+        <w:t xml:space="preserve">Broker 명령으로 끄면</w:t>
+      </w:r>
+      <w:r>
+        <w:rPr>
+          <w:rFonts w:ascii="맑은 고딕" w:hAnsi="맑은 고딕" w:eastAsia="맑은 고딕"/>
+          <w:sz w:val="21"/>
+        </w:rPr>
+        <w:t xml:space="preserve"> </w:t>
+      </w:r>
+      <w:r>
+        <w:rPr>
+          <w:rFonts w:ascii="Consolas" w:hAnsi="Consolas" w:eastAsia="맑은 고딕"/>
+          <w:sz w:val="21"/>
+        </w:rPr>
+        <w:t xml:space="preserve">Intended State</w:t>
+      </w:r>
+      <w:r>
+        <w:rPr>
+          <w:rFonts w:ascii="맑은 고딕" w:hAnsi="맑은 고딕" w:eastAsia="맑은 고딕"/>
+          <w:sz w:val="21"/>
+        </w:rPr>
+        <w:t xml:space="preserve">가 </w:t>
+      </w:r>
+      <w:r>
+        <w:rPr>
+          <w:rFonts w:ascii="Consolas" w:hAnsi="Consolas" w:eastAsia="맑은 고딕"/>
+          <w:sz w:val="21"/>
+        </w:rPr>
+        <w:t xml:space="preserve">APPLY-OFF</w:t>
+      </w:r>
+      <w:r>
+        <w:rPr>
+          <w:rFonts w:ascii="맑은 고딕" w:hAnsi="맑은 고딕" w:eastAsia="맑은 고딕"/>
+          <w:sz w:val="21"/>
+        </w:rPr>
+        <w:t xml:space="preserve">로 함께 바뀐다. 실제와 의도가 일치하므로 </w:t>
+      </w:r>
+      <w:r>
+        <w:rPr>
+          <w:rFonts w:ascii="Consolas" w:hAnsi="Consolas" w:eastAsia="맑은 고딕"/>
+          <w:sz w:val="21"/>
+        </w:rPr>
+        <w:t xml:space="preserve">Database Status</w:t>
+      </w:r>
+      <w:r>
+        <w:rPr>
+          <w:rFonts w:ascii="맑은 고딕" w:hAnsi="맑은 고딕" w:eastAsia="맑은 고딕"/>
+          <w:sz w:val="21"/>
+        </w:rPr>
+        <w:t xml:space="preserve">가 </w:t>
+      </w:r>
+      <w:r>
+        <w:rPr>
+          <w:rFonts w:ascii="Consolas" w:hAnsi="Consolas" w:eastAsia="맑은 고딕"/>
+          <w:sz w:val="21"/>
+        </w:rPr>
+        <w:t xml:space="preserve">SUCCESS</w:t>
+      </w:r>
+      <w:r>
+        <w:rPr>
+          <w:rFonts w:ascii="맑은 고딕" w:hAnsi="맑은 고딕" w:eastAsia="맑은 고딕"/>
+          <w:sz w:val="21"/>
+        </w:rPr>
+        <w:t xml:space="preserve">다. 실측에서 </w:t>
+      </w:r>
+      <w:r>
+        <w:rPr>
+          <w:rFonts w:ascii="Consolas" w:hAnsi="Consolas" w:eastAsia="맑은 고딕"/>
+          <w:sz w:val="21"/>
+        </w:rPr>
+        <w:t xml:space="preserve">APPLY-OFF</w:t>
+      </w:r>
+      <w:r>
+        <w:rPr>
+          <w:rFonts w:ascii="맑은 고딕" w:hAnsi="맑은 고딕" w:eastAsia="맑은 고딕"/>
+          <w:sz w:val="21"/>
+        </w:rPr>
+        <w:t xml:space="preserve">로 바꾼 뒤 조회하니 </w:t>
+      </w:r>
+      <w:r>
+        <w:rPr>
+          <w:rFonts w:ascii="Consolas" w:hAnsi="Consolas" w:eastAsia="맑은 고딕"/>
+          <w:sz w:val="21"/>
+        </w:rPr>
+        <w:t xml:space="preserve">SUCCESS</w:t>
+      </w:r>
+      <w:r>
+        <w:rPr>
+          <w:rFonts w:ascii="맑은 고딕" w:hAnsi="맑은 고딕" w:eastAsia="맑은 고딕"/>
+          <w:sz w:val="21"/>
+        </w:rPr>
+        <w:t xml:space="preserve">였다.</w:t>
       </w:r>
     </w:p>
     <w:p>
@@ -615,7 +1981,50 @@
           <w:rFonts w:ascii="맑은 고딕" w:hAnsi="맑은 고딕" w:eastAsia="맑은 고딕"/>
           <w:sz w:val="21"/>
         </w:rPr>
-        <w:t>· **SQL로 끄면** `Intended State`는 `APPLY-ON`인 채로 남는다. 의도와 실제가 어긋나므로 Broker가 경고한다.</w:t>
+        <w:t xml:space="preserve">· </w:t>
+      </w:r>
+      <w:r>
+        <w:rPr>
+          <w:rFonts w:ascii="맑은 고딕" w:hAnsi="맑은 고딕" w:eastAsia="맑은 고딕"/>
+          <w:b/>
+          <w:sz w:val="21"/>
+        </w:rPr>
+        <w:t xml:space="preserve">SQL로 끄면</w:t>
+      </w:r>
+      <w:r>
+        <w:rPr>
+          <w:rFonts w:ascii="맑은 고딕" w:hAnsi="맑은 고딕" w:eastAsia="맑은 고딕"/>
+          <w:sz w:val="21"/>
+        </w:rPr>
+        <w:t xml:space="preserve"> </w:t>
+      </w:r>
+      <w:r>
+        <w:rPr>
+          <w:rFonts w:ascii="Consolas" w:hAnsi="Consolas" w:eastAsia="맑은 고딕"/>
+          <w:sz w:val="21"/>
+        </w:rPr>
+        <w:t xml:space="preserve">Intended State</w:t>
+      </w:r>
+      <w:r>
+        <w:rPr>
+          <w:rFonts w:ascii="맑은 고딕" w:hAnsi="맑은 고딕" w:eastAsia="맑은 고딕"/>
+          <w:sz w:val="21"/>
+        </w:rPr>
+        <w:t xml:space="preserve">는 </w:t>
+      </w:r>
+      <w:r>
+        <w:rPr>
+          <w:rFonts w:ascii="Consolas" w:hAnsi="Consolas" w:eastAsia="맑은 고딕"/>
+          <w:sz w:val="21"/>
+        </w:rPr>
+        <w:t xml:space="preserve">APPLY-ON</w:t>
+      </w:r>
+      <w:r>
+        <w:rPr>
+          <w:rFonts w:ascii="맑은 고딕" w:hAnsi="맑은 고딕" w:eastAsia="맑은 고딕"/>
+          <w:sz w:val="21"/>
+        </w:rPr>
+        <w:t xml:space="preserve">인 채로 남는다. 의도와 실제가 어긋나므로 Broker가 경고한다.</w:t>
       </w:r>
     </w:p>
     <w:p>
@@ -624,7 +2033,22 @@
           <w:rFonts w:ascii="맑은 고딕" w:hAnsi="맑은 고딕" w:eastAsia="맑은 고딕"/>
           <w:sz w:val="21"/>
         </w:rPr>
-        <w:t>즉 **같은 결과를 만들어도 Broker가 그것을 어떻게 해석하느냐가 다르다.** 계획된 정지와 사고를 구별하는 장치이며, 이 구별이 있어야 감시 도구가 의미 있는 경보를 낼 수 있다.</w:t>
+        <w:t xml:space="preserve">즉 </w:t>
+      </w:r>
+      <w:r>
+        <w:rPr>
+          <w:rFonts w:ascii="맑은 고딕" w:hAnsi="맑은 고딕" w:eastAsia="맑은 고딕"/>
+          <w:b/>
+          <w:sz w:val="21"/>
+        </w:rPr>
+        <w:t xml:space="preserve">같은 결과를 만들어도 Broker가 그것을 어떻게 해석하느냐가 다르다.</w:t>
+      </w:r>
+      <w:r>
+        <w:rPr>
+          <w:rFonts w:ascii="맑은 고딕" w:hAnsi="맑은 고딕" w:eastAsia="맑은 고딕"/>
+          <w:sz w:val="21"/>
+        </w:rPr>
+        <w:t xml:space="preserve"> 계획된 정지와 사고를 구별하는 장치이며, 이 구별이 있어야 감시 도구가 의미 있는 경보를 낼 수 있다.</w:t>
       </w:r>
     </w:p>
     <w:p>
@@ -633,7 +2057,85 @@
           <w:rFonts w:ascii="맑은 고딕" w:hAnsi="맑은 고딕" w:eastAsia="맑은 고딕"/>
           <w:sz w:val="21"/>
         </w:rPr>
-        <w:t>실측에서 그 대응도 확인했다. Broker 명령으로 `APPLY-OFF`를 주자 SQL 값들이 그대로 움직였다. `READ ONLY WITH APPLY`→`READ ONLY`, `MANAGED REAL TIME APPLY`→`IDLE`, MRP0 1개→0개. **Broker 명령이 결국 SQL로 번역된다.**</w:t>
+        <w:t xml:space="preserve">실측에서 그 대응도 확인했다. Broker 명령으로 </w:t>
+      </w:r>
+      <w:r>
+        <w:rPr>
+          <w:rFonts w:ascii="Consolas" w:hAnsi="Consolas" w:eastAsia="맑은 고딕"/>
+          <w:sz w:val="21"/>
+        </w:rPr>
+        <w:t xml:space="preserve">APPLY-OFF</w:t>
+      </w:r>
+      <w:r>
+        <w:rPr>
+          <w:rFonts w:ascii="맑은 고딕" w:hAnsi="맑은 고딕" w:eastAsia="맑은 고딕"/>
+          <w:sz w:val="21"/>
+        </w:rPr>
+        <w:t xml:space="preserve">를 주자 SQL 값들이 그대로 움직였다. </w:t>
+      </w:r>
+      <w:r>
+        <w:rPr>
+          <w:rFonts w:ascii="Consolas" w:hAnsi="Consolas" w:eastAsia="맑은 고딕"/>
+          <w:sz w:val="21"/>
+        </w:rPr>
+        <w:t xml:space="preserve">READ ONLY WITH APPLY</w:t>
+      </w:r>
+      <w:r>
+        <w:rPr>
+          <w:rFonts w:ascii="맑은 고딕" w:hAnsi="맑은 고딕" w:eastAsia="맑은 고딕"/>
+          <w:sz w:val="21"/>
+        </w:rPr>
+        <w:t xml:space="preserve">→</w:t>
+      </w:r>
+      <w:r>
+        <w:rPr>
+          <w:rFonts w:ascii="Consolas" w:hAnsi="Consolas" w:eastAsia="맑은 고딕"/>
+          <w:sz w:val="21"/>
+        </w:rPr>
+        <w:t xml:space="preserve">READ ONLY</w:t>
+      </w:r>
+      <w:r>
+        <w:rPr>
+          <w:rFonts w:ascii="맑은 고딕" w:hAnsi="맑은 고딕" w:eastAsia="맑은 고딕"/>
+          <w:sz w:val="21"/>
+        </w:rPr>
+        <w:t xml:space="preserve">, </w:t>
+      </w:r>
+      <w:r>
+        <w:rPr>
+          <w:rFonts w:ascii="Consolas" w:hAnsi="Consolas" w:eastAsia="맑은 고딕"/>
+          <w:sz w:val="21"/>
+        </w:rPr>
+        <w:t xml:space="preserve">MANAGED REAL TIME APPLY</w:t>
+      </w:r>
+      <w:r>
+        <w:rPr>
+          <w:rFonts w:ascii="맑은 고딕" w:hAnsi="맑은 고딕" w:eastAsia="맑은 고딕"/>
+          <w:sz w:val="21"/>
+        </w:rPr>
+        <w:t xml:space="preserve">→</w:t>
+      </w:r>
+      <w:r>
+        <w:rPr>
+          <w:rFonts w:ascii="Consolas" w:hAnsi="Consolas" w:eastAsia="맑은 고딕"/>
+          <w:sz w:val="21"/>
+        </w:rPr>
+        <w:t xml:space="preserve">IDLE</w:t>
+      </w:r>
+      <w:r>
+        <w:rPr>
+          <w:rFonts w:ascii="맑은 고딕" w:hAnsi="맑은 고딕" w:eastAsia="맑은 고딕"/>
+          <w:sz w:val="21"/>
+        </w:rPr>
+        <w:t xml:space="preserve">, MRP0 1개→0개. </w:t>
+      </w:r>
+      <w:r>
+        <w:rPr>
+          <w:rFonts w:ascii="맑은 고딕" w:hAnsi="맑은 고딕" w:eastAsia="맑은 고딕"/>
+          <w:b/>
+          <w:sz w:val="21"/>
+        </w:rPr>
+        <w:t xml:space="preserve">Broker 명령이 결국 SQL로 번역된다.</w:t>
       </w:r>
     </w:p>
     <w:p>
@@ -668,9 +2170,10 @@
       <w:r>
         <w:rPr>
           <w:rFonts w:ascii="맑은 고딕" w:hAnsi="맑은 고딕" w:eastAsia="맑은 고딕"/>
-          <w:sz w:val="21"/>
-        </w:rPr>
-        <w:t>**Broker가 쉽게 해 주는 것**</w:t>
+          <w:b/>
+          <w:sz w:val="21"/>
+        </w:rPr>
+        <w:t xml:space="preserve">Broker가 쉽게 해 주는 것</w:t>
       </w:r>
     </w:p>
     <w:p>
@@ -679,7 +2182,22 @@
           <w:rFonts w:ascii="맑은 고딕" w:hAnsi="맑은 고딕" w:eastAsia="맑은 고딕"/>
           <w:sz w:val="21"/>
         </w:rPr>
-        <w:t>· **양쪽 파라미터의 대칭 유지** — 속성 하나로 양쪽이 만들어진다.</w:t>
+        <w:t xml:space="preserve">· </w:t>
+      </w:r>
+      <w:r>
+        <w:rPr>
+          <w:rFonts w:ascii="맑은 고딕" w:hAnsi="맑은 고딕" w:eastAsia="맑은 고딕"/>
+          <w:b/>
+          <w:sz w:val="21"/>
+        </w:rPr>
+        <w:t xml:space="preserve">양쪽 파라미터의 대칭 유지</w:t>
+      </w:r>
+      <w:r>
+        <w:rPr>
+          <w:rFonts w:ascii="맑은 고딕" w:hAnsi="맑은 고딕" w:eastAsia="맑은 고딕"/>
+          <w:sz w:val="21"/>
+        </w:rPr>
+        <w:t xml:space="preserve"> — 속성 하나로 양쪽이 만들어진다.</w:t>
       </w:r>
     </w:p>
     <w:p>
@@ -688,7 +2206,50 @@
           <w:rFonts w:ascii="맑은 고딕" w:hAnsi="맑은 고딕" w:eastAsia="맑은 고딕"/>
           <w:sz w:val="21"/>
         </w:rPr>
-        <w:t>· **역할 전환 대비** — `VALID_FOR`를 `all_roles`로 미리 잡아 둔다.</w:t>
+        <w:t xml:space="preserve">· </w:t>
+      </w:r>
+      <w:r>
+        <w:rPr>
+          <w:rFonts w:ascii="맑은 고딕" w:hAnsi="맑은 고딕" w:eastAsia="맑은 고딕"/>
+          <w:b/>
+          <w:sz w:val="21"/>
+        </w:rPr>
+        <w:t xml:space="preserve">역할 전환 대비</w:t>
+      </w:r>
+      <w:r>
+        <w:rPr>
+          <w:rFonts w:ascii="맑은 고딕" w:hAnsi="맑은 고딕" w:eastAsia="맑은 고딕"/>
+          <w:sz w:val="21"/>
+        </w:rPr>
+        <w:t xml:space="preserve"> — </w:t>
+      </w:r>
+      <w:r>
+        <w:rPr>
+          <w:rFonts w:ascii="Consolas" w:hAnsi="Consolas" w:eastAsia="맑은 고딕"/>
+          <w:sz w:val="21"/>
+        </w:rPr>
+        <w:t xml:space="preserve">VALID_FOR</w:t>
+      </w:r>
+      <w:r>
+        <w:rPr>
+          <w:rFonts w:ascii="맑은 고딕" w:hAnsi="맑은 고딕" w:eastAsia="맑은 고딕"/>
+          <w:sz w:val="21"/>
+        </w:rPr>
+        <w:t xml:space="preserve">를 </w:t>
+      </w:r>
+      <w:r>
+        <w:rPr>
+          <w:rFonts w:ascii="Consolas" w:hAnsi="Consolas" w:eastAsia="맑은 고딕"/>
+          <w:sz w:val="21"/>
+        </w:rPr>
+        <w:t xml:space="preserve">all_roles</w:t>
+      </w:r>
+      <w:r>
+        <w:rPr>
+          <w:rFonts w:ascii="맑은 고딕" w:hAnsi="맑은 고딕" w:eastAsia="맑은 고딕"/>
+          <w:sz w:val="21"/>
+        </w:rPr>
+        <w:t xml:space="preserve">로 미리 잡아 둔다.</w:t>
       </w:r>
     </w:p>
     <w:p>
@@ -697,7 +2258,50 @@
           <w:rFonts w:ascii="맑은 고딕" w:hAnsi="맑은 고딕" w:eastAsia="맑은 고딕"/>
           <w:sz w:val="21"/>
         </w:rPr>
-        <w:t>· **여는 순서** — 11장에서 만난 ORA-10456을 Broker는 만들지 않는다. 실측에서 `APPLY-ON`을 주자 알아서 `READ ONLY WITH APPLY`가 되었다.</w:t>
+        <w:t xml:space="preserve">· </w:t>
+      </w:r>
+      <w:r>
+        <w:rPr>
+          <w:rFonts w:ascii="맑은 고딕" w:hAnsi="맑은 고딕" w:eastAsia="맑은 고딕"/>
+          <w:b/>
+          <w:sz w:val="21"/>
+        </w:rPr>
+        <w:t xml:space="preserve">여는 순서</w:t>
+      </w:r>
+      <w:r>
+        <w:rPr>
+          <w:rFonts w:ascii="맑은 고딕" w:hAnsi="맑은 고딕" w:eastAsia="맑은 고딕"/>
+          <w:sz w:val="21"/>
+        </w:rPr>
+        <w:t xml:space="preserve"> — 11장에서 만난 ORA-10456을 Broker는 만들지 않는다. 실측에서 </w:t>
+      </w:r>
+      <w:r>
+        <w:rPr>
+          <w:rFonts w:ascii="Consolas" w:hAnsi="Consolas" w:eastAsia="맑은 고딕"/>
+          <w:sz w:val="21"/>
+        </w:rPr>
+        <w:t xml:space="preserve">APPLY-ON</w:t>
+      </w:r>
+      <w:r>
+        <w:rPr>
+          <w:rFonts w:ascii="맑은 고딕" w:hAnsi="맑은 고딕" w:eastAsia="맑은 고딕"/>
+          <w:sz w:val="21"/>
+        </w:rPr>
+        <w:t xml:space="preserve">을 주자 알아서 </w:t>
+      </w:r>
+      <w:r>
+        <w:rPr>
+          <w:rFonts w:ascii="Consolas" w:hAnsi="Consolas" w:eastAsia="맑은 고딕"/>
+          <w:sz w:val="21"/>
+        </w:rPr>
+        <w:t xml:space="preserve">READ ONLY WITH APPLY</w:t>
+      </w:r>
+      <w:r>
+        <w:rPr>
+          <w:rFonts w:ascii="맑은 고딕" w:hAnsi="맑은 고딕" w:eastAsia="맑은 고딕"/>
+          <w:sz w:val="21"/>
+        </w:rPr>
+        <w:t xml:space="preserve">가 되었다.</w:t>
       </w:r>
     </w:p>
     <w:p>
@@ -706,7 +2310,22 @@
           <w:rFonts w:ascii="맑은 고딕" w:hAnsi="맑은 고딕" w:eastAsia="맑은 고딕"/>
           <w:sz w:val="21"/>
         </w:rPr>
-        <w:t>· **재기동 후 복원** — 정상 종료하고 VM을 껐다 올린 뒤에도 구성이 그대로였고 Broker가 MRP를 스스로 띄웠다.</w:t>
+        <w:t xml:space="preserve">· </w:t>
+      </w:r>
+      <w:r>
+        <w:rPr>
+          <w:rFonts w:ascii="맑은 고딕" w:hAnsi="맑은 고딕" w:eastAsia="맑은 고딕"/>
+          <w:b/>
+          <w:sz w:val="21"/>
+        </w:rPr>
+        <w:t xml:space="preserve">재기동 후 복원</w:t>
+      </w:r>
+      <w:r>
+        <w:rPr>
+          <w:rFonts w:ascii="맑은 고딕" w:hAnsi="맑은 고딕" w:eastAsia="맑은 고딕"/>
+          <w:sz w:val="21"/>
+        </w:rPr>
+        <w:t xml:space="preserve"> — 정상 종료하고 VM을 껐다 올린 뒤에도 구성이 그대로였고 Broker가 MRP를 스스로 띄웠다.</w:t>
       </w:r>
     </w:p>
     <w:p>
@@ -715,16 +2334,32 @@
           <w:rFonts w:ascii="맑은 고딕" w:hAnsi="맑은 고딕" w:eastAsia="맑은 고딕"/>
           <w:sz w:val="21"/>
         </w:rPr>
-        <w:t>· **상태 요약** — 여러 뷰를 한 화면으로 모은다.</w:t>
+        <w:t xml:space="preserve">· </w:t>
+      </w:r>
+      <w:r>
+        <w:rPr>
+          <w:rFonts w:ascii="맑은 고딕" w:hAnsi="맑은 고딕" w:eastAsia="맑은 고딕"/>
+          <w:b/>
+          <w:sz w:val="21"/>
+        </w:rPr>
+        <w:t xml:space="preserve">상태 요약</w:t>
+      </w:r>
+      <w:r>
+        <w:rPr>
+          <w:rFonts w:ascii="맑은 고딕" w:hAnsi="맑은 고딕" w:eastAsia="맑은 고딕"/>
+          <w:sz w:val="21"/>
+        </w:rPr>
+        <w:t xml:space="preserve"> — 여러 뷰를 한 화면으로 모은다.</w:t>
       </w:r>
     </w:p>
     <w:p>
       <w:r>
         <w:rPr>
           <w:rFonts w:ascii="맑은 고딕" w:hAnsi="맑은 고딕" w:eastAsia="맑은 고딕"/>
-          <w:sz w:val="21"/>
-        </w:rPr>
-        <w:t>**그래도 사람이 지켜야 하는 것**</w:t>
+          <w:b/>
+          <w:sz w:val="21"/>
+        </w:rPr>
+        <w:t xml:space="preserve">그래도 사람이 지켜야 하는 것</w:t>
       </w:r>
     </w:p>
     <w:p>
@@ -733,7 +2368,72 @@
           <w:rFonts w:ascii="맑은 고딕" w:hAnsi="맑은 고딕" w:eastAsia="맑은 고딕"/>
           <w:sz w:val="21"/>
         </w:rPr>
-        <w:t>· **보호 모드와 전송 방식의 순서** — `LogXptMode`가 `SYNC`가 아니면 `MaxAvailability`로 올라가지 않는다. 내릴 때는 보호 모드를 먼저 내린다. **Broker는 순서를 대신해 줄 뿐 물리 법칙을 바꾸지 않는다.**</w:t>
+        <w:t xml:space="preserve">· </w:t>
+      </w:r>
+      <w:r>
+        <w:rPr>
+          <w:rFonts w:ascii="맑은 고딕" w:hAnsi="맑은 고딕" w:eastAsia="맑은 고딕"/>
+          <w:b/>
+          <w:sz w:val="21"/>
+        </w:rPr>
+        <w:t xml:space="preserve">보호 모드와 전송 방식의 순서</w:t>
+      </w:r>
+      <w:r>
+        <w:rPr>
+          <w:rFonts w:ascii="맑은 고딕" w:hAnsi="맑은 고딕" w:eastAsia="맑은 고딕"/>
+          <w:sz w:val="21"/>
+        </w:rPr>
+        <w:t xml:space="preserve"> — </w:t>
+      </w:r>
+      <w:r>
+        <w:rPr>
+          <w:rFonts w:ascii="Consolas" w:hAnsi="Consolas" w:eastAsia="맑은 고딕"/>
+          <w:sz w:val="21"/>
+        </w:rPr>
+        <w:t xml:space="preserve">LogXptMode</w:t>
+      </w:r>
+      <w:r>
+        <w:rPr>
+          <w:rFonts w:ascii="맑은 고딕" w:hAnsi="맑은 고딕" w:eastAsia="맑은 고딕"/>
+          <w:sz w:val="21"/>
+        </w:rPr>
+        <w:t xml:space="preserve">가 </w:t>
+      </w:r>
+      <w:r>
+        <w:rPr>
+          <w:rFonts w:ascii="Consolas" w:hAnsi="Consolas" w:eastAsia="맑은 고딕"/>
+          <w:sz w:val="21"/>
+        </w:rPr>
+        <w:t xml:space="preserve">SYNC</w:t>
+      </w:r>
+      <w:r>
+        <w:rPr>
+          <w:rFonts w:ascii="맑은 고딕" w:hAnsi="맑은 고딕" w:eastAsia="맑은 고딕"/>
+          <w:sz w:val="21"/>
+        </w:rPr>
+        <w:t xml:space="preserve">가 아니면 </w:t>
+      </w:r>
+      <w:r>
+        <w:rPr>
+          <w:rFonts w:ascii="Consolas" w:hAnsi="Consolas" w:eastAsia="맑은 고딕"/>
+          <w:sz w:val="21"/>
+        </w:rPr>
+        <w:t xml:space="preserve">MaxAvailability</w:t>
+      </w:r>
+      <w:r>
+        <w:rPr>
+          <w:rFonts w:ascii="맑은 고딕" w:hAnsi="맑은 고딕" w:eastAsia="맑은 고딕"/>
+          <w:sz w:val="21"/>
+        </w:rPr>
+        <w:t xml:space="preserve">로 올라가지 않는다. 내릴 때는 보호 모드를 먼저 내린다. </w:t>
+      </w:r>
+      <w:r>
+        <w:rPr>
+          <w:rFonts w:ascii="맑은 고딕" w:hAnsi="맑은 고딕" w:eastAsia="맑은 고딕"/>
+          <w:b/>
+          <w:sz w:val="21"/>
+        </w:rPr>
+        <w:t xml:space="preserve">Broker는 순서를 대신해 줄 뿐 물리 법칙을 바꾸지 않는다.</w:t>
       </w:r>
     </w:p>
     <w:p>
@@ -742,7 +2442,22 @@
           <w:rFonts w:ascii="맑은 고딕" w:hAnsi="맑은 고딕" w:eastAsia="맑은 고딕"/>
           <w:sz w:val="21"/>
         </w:rPr>
-        <w:t>· **이관 시점의 목적지 비우기** — ORA-16698은 사람이 해결해야 한다.</w:t>
+        <w:t xml:space="preserve">· </w:t>
+      </w:r>
+      <w:r>
+        <w:rPr>
+          <w:rFonts w:ascii="맑은 고딕" w:hAnsi="맑은 고딕" w:eastAsia="맑은 고딕"/>
+          <w:b/>
+          <w:sz w:val="21"/>
+        </w:rPr>
+        <w:t xml:space="preserve">이관 시점의 목적지 비우기</w:t>
+      </w:r>
+      <w:r>
+        <w:rPr>
+          <w:rFonts w:ascii="맑은 고딕" w:hAnsi="맑은 고딕" w:eastAsia="맑은 고딕"/>
+          <w:sz w:val="21"/>
+        </w:rPr>
+        <w:t xml:space="preserve"> — ORA-16698은 사람이 해결해야 한다.</w:t>
       </w:r>
     </w:p>
     <w:p>
@@ -751,7 +2466,22 @@
           <w:rFonts w:ascii="맑은 고딕" w:hAnsi="맑은 고딕" w:eastAsia="맑은 고딕"/>
           <w:sz w:val="21"/>
         </w:rPr>
-        <w:t>· **SQL로 바꾸지 않기** — 실측에서 Broker는 30초 안에 감지하지 못했다.</w:t>
+        <w:t xml:space="preserve">· </w:t>
+      </w:r>
+      <w:r>
+        <w:rPr>
+          <w:rFonts w:ascii="맑은 고딕" w:hAnsi="맑은 고딕" w:eastAsia="맑은 고딕"/>
+          <w:b/>
+          <w:sz w:val="21"/>
+        </w:rPr>
+        <w:t xml:space="preserve">SQL로 바꾸지 않기</w:t>
+      </w:r>
+      <w:r>
+        <w:rPr>
+          <w:rFonts w:ascii="맑은 고딕" w:hAnsi="맑은 고딕" w:eastAsia="맑은 고딕"/>
+          <w:sz w:val="21"/>
+        </w:rPr>
+        <w:t xml:space="preserve"> — 실측에서 Broker는 30초 안에 감지하지 못했다.</w:t>
       </w:r>
     </w:p>
     <w:p>
@@ -760,7 +2490,36 @@
           <w:rFonts w:ascii="맑은 고딕" w:hAnsi="맑은 고딕" w:eastAsia="맑은 고딕"/>
           <w:sz w:val="21"/>
         </w:rPr>
-        <w:t>· **원인 규명** — Broker는 "적용이 멈췄다"까지만 말한다. 실습에서 그 이유는 알림 로그의 `ORA-00600`에 있었고 Broker 화면에는 흔적이 없었다.</w:t>
+        <w:t xml:space="preserve">· </w:t>
+      </w:r>
+      <w:r>
+        <w:rPr>
+          <w:rFonts w:ascii="맑은 고딕" w:hAnsi="맑은 고딕" w:eastAsia="맑은 고딕"/>
+          <w:b/>
+          <w:sz w:val="21"/>
+        </w:rPr>
+        <w:t xml:space="preserve">원인 규명</w:t>
+      </w:r>
+      <w:r>
+        <w:rPr>
+          <w:rFonts w:ascii="맑은 고딕" w:hAnsi="맑은 고딕" w:eastAsia="맑은 고딕"/>
+          <w:sz w:val="21"/>
+        </w:rPr>
+        <w:t xml:space="preserve"> — Broker는 "적용이 멈췄다"까지만 말한다. 실습에서 그 이유는 알림 로그의 </w:t>
+      </w:r>
+      <w:r>
+        <w:rPr>
+          <w:rFonts w:ascii="Consolas" w:hAnsi="Consolas" w:eastAsia="맑은 고딕"/>
+          <w:sz w:val="21"/>
+        </w:rPr>
+        <w:t xml:space="preserve">ORA-00600</w:t>
+      </w:r>
+      <w:r>
+        <w:rPr>
+          <w:rFonts w:ascii="맑은 고딕" w:hAnsi="맑은 고딕" w:eastAsia="맑은 고딕"/>
+          <w:sz w:val="21"/>
+        </w:rPr>
+        <w:t xml:space="preserve">에 있었고 Broker 화면에는 흔적이 없었다.</w:t>
       </w:r>
     </w:p>
     <w:p>
@@ -795,72 +2554,193 @@
       <w:r>
         <w:rPr>
           <w:rFonts w:ascii="맑은 고딕" w:hAnsi="맑은 고딕" w:eastAsia="맑은 고딕"/>
-          <w:sz w:val="21"/>
-        </w:rPr>
-        <w:t>**도입할 만한 경우**</w:t>
+          <w:b/>
+          <w:sz w:val="21"/>
+        </w:rPr>
+        <w:t xml:space="preserve">도입할 만한 경우</w:t>
       </w:r>
     </w:p>
     <w:p>
       <w:r>
         <w:rPr>
           <w:rFonts w:ascii="맑은 고딕" w:hAnsi="맑은 고딕" w:eastAsia="맑은 고딕"/>
-          <w:sz w:val="21"/>
-        </w:rPr>
-        <w:t>**①** 역할 전환을 실제로 수행할 계획이 있을 때. 손으로 하는 Switchover는 단계가 많고 순서가 중요하다.</w:t>
+          <w:b/>
+          <w:sz w:val="21"/>
+        </w:rPr>
+        <w:t xml:space="preserve">①</w:t>
+      </w:r>
+      <w:r>
+        <w:rPr>
+          <w:rFonts w:ascii="맑은 고딕" w:hAnsi="맑은 고딕" w:eastAsia="맑은 고딕"/>
+          <w:sz w:val="21"/>
+        </w:rPr>
+        <w:t xml:space="preserve"> 역할 전환을 실제로 수행할 계획이 있을 때. 손으로 하는 Switchover는 단계가 많고 순서가 중요하다.</w:t>
       </w:r>
     </w:p>
     <w:p>
       <w:r>
         <w:rPr>
           <w:rFonts w:ascii="맑은 고딕" w:hAnsi="맑은 고딕" w:eastAsia="맑은 고딕"/>
-          <w:sz w:val="21"/>
-        </w:rPr>
-        <w:t>**②** 구성원이 셋 이상일 때. Far Sync나 계단식이 끼면 유지할 대칭이 급격히 늘어난다.</w:t>
+          <w:b/>
+          <w:sz w:val="21"/>
+        </w:rPr>
+        <w:t xml:space="preserve">②</w:t>
+      </w:r>
+      <w:r>
+        <w:rPr>
+          <w:rFonts w:ascii="맑은 고딕" w:hAnsi="맑은 고딕" w:eastAsia="맑은 고딕"/>
+          <w:sz w:val="21"/>
+        </w:rPr>
+        <w:t xml:space="preserve"> 구성원이 셋 이상일 때. Far Sync나 계단식이 끼면 유지할 대칭이 급격히 늘어난다.</w:t>
       </w:r>
     </w:p>
     <w:p>
       <w:r>
         <w:rPr>
           <w:rFonts w:ascii="맑은 고딕" w:hAnsi="맑은 고딕" w:eastAsia="맑은 고딕"/>
-          <w:sz w:val="21"/>
-        </w:rPr>
-        <w:t>**③** 여러 사람이 관리할 때. 실습에서 본 `online_logfiles`/`online_logfile` 같은 표기 불일치가 생긴다.</w:t>
+          <w:b/>
+          <w:sz w:val="21"/>
+        </w:rPr>
+        <w:t xml:space="preserve">③</w:t>
+      </w:r>
+      <w:r>
+        <w:rPr>
+          <w:rFonts w:ascii="맑은 고딕" w:hAnsi="맑은 고딕" w:eastAsia="맑은 고딕"/>
+          <w:sz w:val="21"/>
+        </w:rPr>
+        <w:t xml:space="preserve"> 여러 사람이 관리할 때. 실습에서 본 </w:t>
+      </w:r>
+      <w:r>
+        <w:rPr>
+          <w:rFonts w:ascii="Consolas" w:hAnsi="Consolas" w:eastAsia="맑은 고딕"/>
+          <w:sz w:val="21"/>
+        </w:rPr>
+        <w:t xml:space="preserve">online_logfiles</w:t>
+      </w:r>
+      <w:r>
+        <w:rPr>
+          <w:rFonts w:ascii="맑은 고딕" w:hAnsi="맑은 고딕" w:eastAsia="맑은 고딕"/>
+          <w:sz w:val="21"/>
+        </w:rPr>
+        <w:t xml:space="preserve">/</w:t>
+      </w:r>
+      <w:r>
+        <w:rPr>
+          <w:rFonts w:ascii="Consolas" w:hAnsi="Consolas" w:eastAsia="맑은 고딕"/>
+          <w:sz w:val="21"/>
+        </w:rPr>
+        <w:t xml:space="preserve">online_logfile</w:t>
+      </w:r>
+      <w:r>
+        <w:rPr>
+          <w:rFonts w:ascii="맑은 고딕" w:hAnsi="맑은 고딕" w:eastAsia="맑은 고딕"/>
+          <w:sz w:val="21"/>
+        </w:rPr>
+        <w:t xml:space="preserve"> 같은 표기 불일치가 생긴다.</w:t>
       </w:r>
     </w:p>
     <w:p>
       <w:r>
         <w:rPr>
           <w:rFonts w:ascii="맑은 고딕" w:hAnsi="맑은 고딕" w:eastAsia="맑은 고딕"/>
-          <w:sz w:val="21"/>
-        </w:rPr>
-        <w:t>**④** Fast-Start Failover가 필요할 때. Broker 없이는 쓸 수 없다.</w:t>
+          <w:b/>
+          <w:sz w:val="21"/>
+        </w:rPr>
+        <w:t xml:space="preserve">④</w:t>
+      </w:r>
+      <w:r>
+        <w:rPr>
+          <w:rFonts w:ascii="맑은 고딕" w:hAnsi="맑은 고딕" w:eastAsia="맑은 고딕"/>
+          <w:sz w:val="21"/>
+        </w:rPr>
+        <w:t xml:space="preserve"> Fast-Start Failover가 필요할 때. Broker 없이는 쓸 수 없다.</w:t>
       </w:r>
     </w:p>
     <w:p>
       <w:r>
         <w:rPr>
           <w:rFonts w:ascii="맑은 고딕" w:hAnsi="맑은 고딕" w:eastAsia="맑은 고딕"/>
-          <w:sz w:val="21"/>
-        </w:rPr>
-        <w:t>**주저할 만한 경우** — 구성이 단순하고 바뀌지 않으며 자체 스크립트가 이미 정착해 있다면 급하지 않다.</w:t>
+          <w:b/>
+          <w:sz w:val="21"/>
+        </w:rPr>
+        <w:t xml:space="preserve">주저할 만한 경우</w:t>
+      </w:r>
+      <w:r>
+        <w:rPr>
+          <w:rFonts w:ascii="맑은 고딕" w:hAnsi="맑은 고딕" w:eastAsia="맑은 고딕"/>
+          <w:sz w:val="21"/>
+        </w:rPr>
+        <w:t xml:space="preserve"> — 구성이 단순하고 바뀌지 않으며 자체 스크립트가 이미 정착해 있다면 급하지 않다.</w:t>
       </w:r>
     </w:p>
     <w:p>
       <w:r>
         <w:rPr>
           <w:rFonts w:ascii="맑은 고딕" w:hAnsi="맑은 고딕" w:eastAsia="맑은 고딕"/>
-          <w:sz w:val="21"/>
-        </w:rPr>
-        <w:t>**한 방향으로 정해야 하는 이유** — **혼용이 가장 나쁘다.**</w:t>
+          <w:b/>
+          <w:sz w:val="21"/>
+        </w:rPr>
+        <w:t xml:space="preserve">한 방향으로 정해야 하는 이유</w:t>
+      </w:r>
+      <w:r>
+        <w:rPr>
+          <w:rFonts w:ascii="맑은 고딕" w:hAnsi="맑은 고딕" w:eastAsia="맑은 고딕"/>
+          <w:sz w:val="21"/>
+        </w:rPr>
+        <w:t xml:space="preserve"> — </w:t>
+      </w:r>
+      <w:r>
+        <w:rPr>
+          <w:rFonts w:ascii="맑은 고딕" w:hAnsi="맑은 고딕" w:eastAsia="맑은 고딕"/>
+          <w:b/>
+          <w:sz w:val="21"/>
+        </w:rPr>
+        <w:t xml:space="preserve">혼용이 가장 나쁘다.</w:t>
       </w:r>
     </w:p>
     <w:p>
       <w:r>
         <w:rPr>
-          <w:rFonts w:ascii="맑은 고딕" w:hAnsi="맑은 고딕" w:eastAsia="맑은 고딕"/>
-          <w:sz w:val="21"/>
-        </w:rPr>
-        <w:t>`DG_BROKER_START`를 `FALSE`로 바꿔도 Broker가 만든 파라미터는 그대로 남으므로 구성은 계속 동작한다. 즉 도입은 되돌리기 어려운 결정이 아니다. 그러나 **어떤 것은 Broker로, 어떤 것은 SQL로** 관리하면 다음이 생긴다.</w:t>
+          <w:rFonts w:ascii="Consolas" w:hAnsi="Consolas" w:eastAsia="맑은 고딕"/>
+          <w:sz w:val="21"/>
+        </w:rPr>
+        <w:t xml:space="preserve">DG_BROKER_START</w:t>
+      </w:r>
+      <w:r>
+        <w:rPr>
+          <w:rFonts w:ascii="맑은 고딕" w:hAnsi="맑은 고딕" w:eastAsia="맑은 고딕"/>
+          <w:sz w:val="21"/>
+        </w:rPr>
+        <w:t xml:space="preserve">를 </w:t>
+      </w:r>
+      <w:r>
+        <w:rPr>
+          <w:rFonts w:ascii="Consolas" w:hAnsi="Consolas" w:eastAsia="맑은 고딕"/>
+          <w:sz w:val="21"/>
+        </w:rPr>
+        <w:t xml:space="preserve">FALSE</w:t>
+      </w:r>
+      <w:r>
+        <w:rPr>
+          <w:rFonts w:ascii="맑은 고딕" w:hAnsi="맑은 고딕" w:eastAsia="맑은 고딕"/>
+          <w:sz w:val="21"/>
+        </w:rPr>
+        <w:t xml:space="preserve">로 바꿔도 Broker가 만든 파라미터는 그대로 남으므로 구성은 계속 동작한다. 즉 도입은 되돌리기 어려운 결정이 아니다. 그러나 </w:t>
+      </w:r>
+      <w:r>
+        <w:rPr>
+          <w:rFonts w:ascii="맑은 고딕" w:hAnsi="맑은 고딕" w:eastAsia="맑은 고딕"/>
+          <w:b/>
+          <w:sz w:val="21"/>
+        </w:rPr>
+        <w:t xml:space="preserve">어떤 것은 Broker로, 어떤 것은 SQL로</w:t>
+      </w:r>
+      <w:r>
+        <w:rPr>
+          <w:rFonts w:ascii="맑은 고딕" w:hAnsi="맑은 고딕" w:eastAsia="맑은 고딕"/>
+          <w:sz w:val="21"/>
+        </w:rPr>
+        <w:t xml:space="preserve"> 관리하면 다음이 생긴다.</w:t>
       </w:r>
     </w:p>
     <w:p>
@@ -896,7 +2776,58 @@
           <w:rFonts w:ascii="맑은 고딕" w:hAnsi="맑은 고딕" w:eastAsia="맑은 고딕"/>
           <w:sz w:val="21"/>
         </w:rPr>
-        <w:t>판단 기준은 간단하다. **`SHOW DATABASE VERBOSE`의 속성 목록에 있으면 Broker의 것**이다. 그것은 SQL로 바꾸지 않는다. `SGA_TARGET`이나 `PROCESSES`처럼 목록에 없는 것은 SQL로 바꿔도 된다.</w:t>
+        <w:t xml:space="preserve">판단 기준은 간단하다. </w:t>
+      </w:r>
+      <w:r>
+        <w:rPr>
+          <w:rFonts w:ascii="Consolas" w:hAnsi="Consolas" w:eastAsia="맑은 고딕"/>
+          <w:b/>
+          <w:sz w:val="21"/>
+        </w:rPr>
+        <w:t xml:space="preserve">SHOW DATABASE VERBOSE</w:t>
+      </w:r>
+      <w:r>
+        <w:rPr>
+          <w:rFonts w:ascii="맑은 고딕" w:hAnsi="맑은 고딕" w:eastAsia="맑은 고딕"/>
+          <w:b/>
+          <w:sz w:val="21"/>
+        </w:rPr>
+        <w:t xml:space="preserve">의 속성 목록에 있으면 Broker의 것</w:t>
+      </w:r>
+      <w:r>
+        <w:rPr>
+          <w:rFonts w:ascii="맑은 고딕" w:hAnsi="맑은 고딕" w:eastAsia="맑은 고딕"/>
+          <w:sz w:val="21"/>
+        </w:rPr>
+        <w:t xml:space="preserve">이다. 그것은 SQL로 바꾸지 않는다. </w:t>
+      </w:r>
+      <w:r>
+        <w:rPr>
+          <w:rFonts w:ascii="Consolas" w:hAnsi="Consolas" w:eastAsia="맑은 고딕"/>
+          <w:sz w:val="21"/>
+        </w:rPr>
+        <w:t xml:space="preserve">SGA_TARGET</w:t>
+      </w:r>
+      <w:r>
+        <w:rPr>
+          <w:rFonts w:ascii="맑은 고딕" w:hAnsi="맑은 고딕" w:eastAsia="맑은 고딕"/>
+          <w:sz w:val="21"/>
+        </w:rPr>
+        <w:t xml:space="preserve">이나 </w:t>
+      </w:r>
+      <w:r>
+        <w:rPr>
+          <w:rFonts w:ascii="Consolas" w:hAnsi="Consolas" w:eastAsia="맑은 고딕"/>
+          <w:sz w:val="21"/>
+        </w:rPr>
+        <w:t xml:space="preserve">PROCESSES</w:t>
+      </w:r>
+      <w:r>
+        <w:rPr>
+          <w:rFonts w:ascii="맑은 고딕" w:hAnsi="맑은 고딕" w:eastAsia="맑은 고딕"/>
+          <w:sz w:val="21"/>
+        </w:rPr>
+        <w:t xml:space="preserve">처럼 목록에 없는 것은 SQL로 바꿔도 된다.</w:t>
       </w:r>
     </w:p>
     <w:p>
@@ -939,27 +2870,179 @@
       <w:r>
         <w:rPr>
           <w:rFonts w:ascii="맑은 고딕" w:hAnsi="맑은 고딕" w:eastAsia="맑은 고딕"/>
-          <w:sz w:val="21"/>
-        </w:rPr>
-        <w:t>**ORA-16525** — `The Oracle Data Guard broker is not yet available`. **DMON이 없다.** `DG_BROKER_START`가 `FALSE`이거나 방금 켜서 아직 뜨지 않았다. 조치는 `ALTER SYSTEM SET dg_broker_start=TRUE SCOPE=BOTH`이며 `ps -ef | grep dmon`으로 확인한다.</w:t>
+          <w:b/>
+          <w:sz w:val="21"/>
+        </w:rPr>
+        <w:t xml:space="preserve">ORA-16525</w:t>
+      </w:r>
+      <w:r>
+        <w:rPr>
+          <w:rFonts w:ascii="맑은 고딕" w:hAnsi="맑은 고딕" w:eastAsia="맑은 고딕"/>
+          <w:sz w:val="21"/>
+        </w:rPr>
+        <w:t xml:space="preserve"> — </w:t>
+      </w:r>
+      <w:r>
+        <w:rPr>
+          <w:rFonts w:ascii="Consolas" w:hAnsi="Consolas" w:eastAsia="맑은 고딕"/>
+          <w:sz w:val="21"/>
+        </w:rPr>
+        <w:t xml:space="preserve">The Oracle Data Guard broker is not yet available</w:t>
+      </w:r>
+      <w:r>
+        <w:rPr>
+          <w:rFonts w:ascii="맑은 고딕" w:hAnsi="맑은 고딕" w:eastAsia="맑은 고딕"/>
+          <w:sz w:val="21"/>
+        </w:rPr>
+        <w:t xml:space="preserve">. </w:t>
+      </w:r>
+      <w:r>
+        <w:rPr>
+          <w:rFonts w:ascii="맑은 고딕" w:hAnsi="맑은 고딕" w:eastAsia="맑은 고딕"/>
+          <w:b/>
+          <w:sz w:val="21"/>
+        </w:rPr>
+        <w:t xml:space="preserve">DMON이 없다.</w:t>
+      </w:r>
+      <w:r>
+        <w:rPr>
+          <w:rFonts w:ascii="맑은 고딕" w:hAnsi="맑은 고딕" w:eastAsia="맑은 고딕"/>
+          <w:sz w:val="21"/>
+        </w:rPr>
+        <w:t xml:space="preserve"> </w:t>
+      </w:r>
+      <w:r>
+        <w:rPr>
+          <w:rFonts w:ascii="Consolas" w:hAnsi="Consolas" w:eastAsia="맑은 고딕"/>
+          <w:sz w:val="21"/>
+        </w:rPr>
+        <w:t xml:space="preserve">DG_BROKER_START</w:t>
+      </w:r>
+      <w:r>
+        <w:rPr>
+          <w:rFonts w:ascii="맑은 고딕" w:hAnsi="맑은 고딕" w:eastAsia="맑은 고딕"/>
+          <w:sz w:val="21"/>
+        </w:rPr>
+        <w:t xml:space="preserve">가 </w:t>
+      </w:r>
+      <w:r>
+        <w:rPr>
+          <w:rFonts w:ascii="Consolas" w:hAnsi="Consolas" w:eastAsia="맑은 고딕"/>
+          <w:sz w:val="21"/>
+        </w:rPr>
+        <w:t xml:space="preserve">FALSE</w:t>
+      </w:r>
+      <w:r>
+        <w:rPr>
+          <w:rFonts w:ascii="맑은 고딕" w:hAnsi="맑은 고딕" w:eastAsia="맑은 고딕"/>
+          <w:sz w:val="21"/>
+        </w:rPr>
+        <w:t xml:space="preserve">이거나 방금 켜서 아직 뜨지 않았다. 조치는 </w:t>
+      </w:r>
+      <w:r>
+        <w:rPr>
+          <w:rFonts w:ascii="Consolas" w:hAnsi="Consolas" w:eastAsia="맑은 고딕"/>
+          <w:sz w:val="21"/>
+        </w:rPr>
+        <w:t xml:space="preserve">ALTER SYSTEM SET dg_broker_start=TRUE SCOPE=BOTH</w:t>
+      </w:r>
+      <w:r>
+        <w:rPr>
+          <w:rFonts w:ascii="맑은 고딕" w:hAnsi="맑은 고딕" w:eastAsia="맑은 고딕"/>
+          <w:sz w:val="21"/>
+        </w:rPr>
+        <w:t xml:space="preserve">이며 </w:t>
+      </w:r>
+      <w:r>
+        <w:rPr>
+          <w:rFonts w:ascii="Consolas" w:hAnsi="Consolas" w:eastAsia="맑은 고딕"/>
+          <w:sz w:val="21"/>
+        </w:rPr>
+        <w:t xml:space="preserve">ps -ef | grep dmon</w:t>
+      </w:r>
+      <w:r>
+        <w:rPr>
+          <w:rFonts w:ascii="맑은 고딕" w:hAnsi="맑은 고딕" w:eastAsia="맑은 고딕"/>
+          <w:sz w:val="21"/>
+        </w:rPr>
+        <w:t xml:space="preserve">으로 확인한다.</w:t>
       </w:r>
     </w:p>
     <w:p>
       <w:r>
         <w:rPr>
           <w:rFonts w:ascii="맑은 고딕" w:hAnsi="맑은 고딕" w:eastAsia="맑은 고딕"/>
-          <w:sz w:val="21"/>
-        </w:rPr>
-        <w:t>**ORA-16532** — `broker configuration does not exist`. **DMON은 응답하는데 관리할 구성이 없다.** 조치는 `CREATE CONFIGURATION`이다.</w:t>
+          <w:b/>
+          <w:sz w:val="21"/>
+        </w:rPr>
+        <w:t xml:space="preserve">ORA-16532</w:t>
+      </w:r>
+      <w:r>
+        <w:rPr>
+          <w:rFonts w:ascii="맑은 고딕" w:hAnsi="맑은 고딕" w:eastAsia="맑은 고딕"/>
+          <w:sz w:val="21"/>
+        </w:rPr>
+        <w:t xml:space="preserve"> — </w:t>
+      </w:r>
+      <w:r>
+        <w:rPr>
+          <w:rFonts w:ascii="Consolas" w:hAnsi="Consolas" w:eastAsia="맑은 고딕"/>
+          <w:sz w:val="21"/>
+        </w:rPr>
+        <w:t xml:space="preserve">broker configuration does not exist</w:t>
+      </w:r>
+      <w:r>
+        <w:rPr>
+          <w:rFonts w:ascii="맑은 고딕" w:hAnsi="맑은 고딕" w:eastAsia="맑은 고딕"/>
+          <w:sz w:val="21"/>
+        </w:rPr>
+        <w:t xml:space="preserve">. </w:t>
+      </w:r>
+      <w:r>
+        <w:rPr>
+          <w:rFonts w:ascii="맑은 고딕" w:hAnsi="맑은 고딕" w:eastAsia="맑은 고딕"/>
+          <w:b/>
+          <w:sz w:val="21"/>
+        </w:rPr>
+        <w:t xml:space="preserve">DMON은 응답하는데 관리할 구성이 없다.</w:t>
+      </w:r>
+      <w:r>
+        <w:rPr>
+          <w:rFonts w:ascii="맑은 고딕" w:hAnsi="맑은 고딕" w:eastAsia="맑은 고딕"/>
+          <w:sz w:val="21"/>
+        </w:rPr>
+        <w:t xml:space="preserve"> 조치는 </w:t>
+      </w:r>
+      <w:r>
+        <w:rPr>
+          <w:rFonts w:ascii="Consolas" w:hAnsi="Consolas" w:eastAsia="맑은 고딕"/>
+          <w:sz w:val="21"/>
+        </w:rPr>
+        <w:t xml:space="preserve">CREATE CONFIGURATION</w:t>
+      </w:r>
+      <w:r>
+        <w:rPr>
+          <w:rFonts w:ascii="맑은 고딕" w:hAnsi="맑은 고딕" w:eastAsia="맑은 고딕"/>
+          <w:sz w:val="21"/>
+        </w:rPr>
+        <w:t xml:space="preserve">이다.</w:t>
       </w:r>
     </w:p>
     <w:p>
       <w:r>
         <w:rPr>
           <w:rFonts w:ascii="맑은 고딕" w:hAnsi="맑은 고딕" w:eastAsia="맑은 고딕"/>
-          <w:sz w:val="21"/>
-        </w:rPr>
-        <w:t>**구별 방법** — 세 단계로 나뉜다.</w:t>
+          <w:b/>
+          <w:sz w:val="21"/>
+        </w:rPr>
+        <w:t xml:space="preserve">구별 방법</w:t>
+      </w:r>
+      <w:r>
+        <w:rPr>
+          <w:rFonts w:ascii="맑은 고딕" w:hAnsi="맑은 고딕" w:eastAsia="맑은 고딕"/>
+          <w:sz w:val="21"/>
+        </w:rPr>
+        <w:t xml:space="preserve"> — 세 단계로 나뉜다.</w:t>
       </w:r>
     </w:p>
     <w:p>
@@ -968,7 +3051,50 @@
           <w:rFonts w:ascii="맑은 고딕" w:hAnsi="맑은 고딕" w:eastAsia="맑은 고딕"/>
           <w:sz w:val="21"/>
         </w:rPr>
-        <w:t>· **접속조차 안 된다** → Oracle Net 문제다. `tnsping`부터 본다. `Connected to ...` 줄이 나오지 않는다.</w:t>
+        <w:t xml:space="preserve">· </w:t>
+      </w:r>
+      <w:r>
+        <w:rPr>
+          <w:rFonts w:ascii="맑은 고딕" w:hAnsi="맑은 고딕" w:eastAsia="맑은 고딕"/>
+          <w:b/>
+          <w:sz w:val="21"/>
+        </w:rPr>
+        <w:t xml:space="preserve">접속조차 안 된다</w:t>
+      </w:r>
+      <w:r>
+        <w:rPr>
+          <w:rFonts w:ascii="맑은 고딕" w:hAnsi="맑은 고딕" w:eastAsia="맑은 고딕"/>
+          <w:sz w:val="21"/>
+        </w:rPr>
+        <w:t xml:space="preserve"> → Oracle Net 문제다. </w:t>
+      </w:r>
+      <w:r>
+        <w:rPr>
+          <w:rFonts w:ascii="Consolas" w:hAnsi="Consolas" w:eastAsia="맑은 고딕"/>
+          <w:sz w:val="21"/>
+        </w:rPr>
+        <w:t xml:space="preserve">tnsping</w:t>
+      </w:r>
+      <w:r>
+        <w:rPr>
+          <w:rFonts w:ascii="맑은 고딕" w:hAnsi="맑은 고딕" w:eastAsia="맑은 고딕"/>
+          <w:sz w:val="21"/>
+        </w:rPr>
+        <w:t xml:space="preserve">부터 본다. </w:t>
+      </w:r>
+      <w:r>
+        <w:rPr>
+          <w:rFonts w:ascii="Consolas" w:hAnsi="Consolas" w:eastAsia="맑은 고딕"/>
+          <w:sz w:val="21"/>
+        </w:rPr>
+        <w:t xml:space="preserve">Connected to ...</w:t>
+      </w:r>
+      <w:r>
+        <w:rPr>
+          <w:rFonts w:ascii="맑은 고딕" w:hAnsi="맑은 고딕" w:eastAsia="맑은 고딕"/>
+          <w:sz w:val="21"/>
+        </w:rPr>
+        <w:t xml:space="preserve"> 줄이 나오지 않는다.</w:t>
       </w:r>
     </w:p>
     <w:p>
@@ -977,7 +3103,30 @@
           <w:rFonts w:ascii="맑은 고딕" w:hAnsi="맑은 고딕" w:eastAsia="맑은 고딕"/>
           <w:sz w:val="21"/>
         </w:rPr>
-        <w:t>· **`Connected` 후 ORA-16525** → 네트워크는 정상이고 DMON이 없다.</w:t>
+        <w:t xml:space="preserve">· </w:t>
+      </w:r>
+      <w:r>
+        <w:rPr>
+          <w:rFonts w:ascii="Consolas" w:hAnsi="Consolas" w:eastAsia="맑은 고딕"/>
+          <w:b/>
+          <w:sz w:val="21"/>
+        </w:rPr>
+        <w:t xml:space="preserve">Connected</w:t>
+      </w:r>
+      <w:r>
+        <w:rPr>
+          <w:rFonts w:ascii="맑은 고딕" w:hAnsi="맑은 고딕" w:eastAsia="맑은 고딕"/>
+          <w:b/>
+          <w:sz w:val="21"/>
+        </w:rPr>
+        <w:t xml:space="preserve"> 후 ORA-16525</w:t>
+      </w:r>
+      <w:r>
+        <w:rPr>
+          <w:rFonts w:ascii="맑은 고딕" w:hAnsi="맑은 고딕" w:eastAsia="맑은 고딕"/>
+          <w:sz w:val="21"/>
+        </w:rPr>
+        <w:t xml:space="preserve"> → 네트워크는 정상이고 DMON이 없다.</w:t>
       </w:r>
     </w:p>
     <w:p>
@@ -986,16 +3135,62 @@
           <w:rFonts w:ascii="맑은 고딕" w:hAnsi="맑은 고딕" w:eastAsia="맑은 고딕"/>
           <w:sz w:val="21"/>
         </w:rPr>
-        <w:t>· **`Connected` 후 ORA-16532** → DMON도 정상이고 구성만 없다.</w:t>
+        <w:t xml:space="preserve">· </w:t>
+      </w:r>
+      <w:r>
+        <w:rPr>
+          <w:rFonts w:ascii="Consolas" w:hAnsi="Consolas" w:eastAsia="맑은 고딕"/>
+          <w:b/>
+          <w:sz w:val="21"/>
+        </w:rPr>
+        <w:t xml:space="preserve">Connected</w:t>
+      </w:r>
+      <w:r>
+        <w:rPr>
+          <w:rFonts w:ascii="맑은 고딕" w:hAnsi="맑은 고딕" w:eastAsia="맑은 고딕"/>
+          <w:b/>
+          <w:sz w:val="21"/>
+        </w:rPr>
+        <w:t xml:space="preserve"> 후 ORA-16532</w:t>
+      </w:r>
+      <w:r>
+        <w:rPr>
+          <w:rFonts w:ascii="맑은 고딕" w:hAnsi="맑은 고딕" w:eastAsia="맑은 고딕"/>
+          <w:sz w:val="21"/>
+        </w:rPr>
+        <w:t xml:space="preserve"> → DMON도 정상이고 구성만 없다.</w:t>
       </w:r>
     </w:p>
     <w:p>
       <w:r>
         <w:rPr>
           <w:rFonts w:ascii="맑은 고딕" w:hAnsi="맑은 고딕" w:eastAsia="맑은 고딕"/>
-          <w:sz w:val="21"/>
-        </w:rPr>
-        <w:t>**오류 번호 하나로 어느 단계에서 막혔는지 알 수 있다는 점**이 중요하다. 그리고 조치 후 오류가 16525에서 16532로 **바뀌었다면 한 단계 넘어간 것**이다. 같은 오류가 반복되면 조치가 효과가 없었다는 뜻이다.</w:t>
+          <w:b/>
+          <w:sz w:val="21"/>
+        </w:rPr>
+        <w:t xml:space="preserve">오류 번호 하나로 어느 단계에서 막혔는지 알 수 있다는 점</w:t>
+      </w:r>
+      <w:r>
+        <w:rPr>
+          <w:rFonts w:ascii="맑은 고딕" w:hAnsi="맑은 고딕" w:eastAsia="맑은 고딕"/>
+          <w:sz w:val="21"/>
+        </w:rPr>
+        <w:t xml:space="preserve">이 중요하다. 그리고 조치 후 오류가 16525에서 16532로 </w:t>
+      </w:r>
+      <w:r>
+        <w:rPr>
+          <w:rFonts w:ascii="맑은 고딕" w:hAnsi="맑은 고딕" w:eastAsia="맑은 고딕"/>
+          <w:b/>
+          <w:sz w:val="21"/>
+        </w:rPr>
+        <w:t xml:space="preserve">바뀌었다면 한 단계 넘어간 것</w:t>
+      </w:r>
+      <w:r>
+        <w:rPr>
+          <w:rFonts w:ascii="맑은 고딕" w:hAnsi="맑은 고딕" w:eastAsia="맑은 고딕"/>
+          <w:sz w:val="21"/>
+        </w:rPr>
+        <w:t xml:space="preserve">이다. 같은 오류가 반복되면 조치가 효과가 없었다는 뜻이다.</w:t>
       </w:r>
     </w:p>
     <w:p>
@@ -1039,18 +3234,26 @@
       <w:r>
         <w:rPr>
           <w:rFonts w:ascii="맑은 고딕" w:hAnsi="맑은 고딕" w:eastAsia="맑은 고딕"/>
-          <w:sz w:val="21"/>
-        </w:rPr>
-        <w:t>**진단** — 추가하려는 멤버에서 확인한다.</w:t>
+          <w:b/>
+          <w:sz w:val="21"/>
+        </w:rPr>
+        <w:t xml:space="preserve">진단</w:t>
+      </w:r>
+      <w:r>
+        <w:rPr>
+          <w:rFonts w:ascii="맑은 고딕" w:hAnsi="맑은 고딕" w:eastAsia="맑은 고딕"/>
+          <w:sz w:val="21"/>
+        </w:rPr>
+        <w:t xml:space="preserve"> — 추가하려는 멤버에서 확인한다.</w:t>
       </w:r>
     </w:p>
     <w:p>
       <w:r>
         <w:rPr>
-          <w:rFonts w:ascii="맑은 고딕" w:hAnsi="맑은 고딕" w:eastAsia="맑은 고딕"/>
-          <w:sz w:val="21"/>
-        </w:rPr>
-        <w:t>`SELECT name, value FROM v$parameter WHERE name IN ('log_archive_dest_2','log_archive_dest_state_2');`</w:t>
+          <w:rFonts w:ascii="Consolas" w:hAnsi="Consolas" w:eastAsia="맑은 고딕"/>
+          <w:sz w:val="21"/>
+        </w:rPr>
+        <w:t xml:space="preserve">SELECT name, value FROM v$parameter WHERE name IN ('log_archive_dest_2','log_archive_dest_state_2');</w:t>
       </w:r>
     </w:p>
     <w:p>
@@ -1059,7 +3262,49 @@
           <w:rFonts w:ascii="맑은 고딕" w:hAnsi="맑은 고딕" w:eastAsia="맑은 고딕"/>
           <w:sz w:val="21"/>
         </w:rPr>
-        <w:t>실측에서 boston의 `log_archive_dest_2`가 `service=chicago async valid_for=(online_logfile,primary_role) db_unique_name=chicago`였다. `SERVICE` 속성이 있다.</w:t>
+        <w:t xml:space="preserve">실측에서 boston의 </w:t>
+      </w:r>
+      <w:r>
+        <w:rPr>
+          <w:rFonts w:ascii="Consolas" w:hAnsi="Consolas" w:eastAsia="맑은 고딕"/>
+          <w:sz w:val="21"/>
+        </w:rPr>
+        <w:t xml:space="preserve">log_archive_dest_2</w:t>
+      </w:r>
+      <w:r>
+        <w:rPr>
+          <w:rFonts w:ascii="맑은 고딕" w:hAnsi="맑은 고딕" w:eastAsia="맑은 고딕"/>
+          <w:sz w:val="21"/>
+        </w:rPr>
+        <w:t xml:space="preserve">가 </w:t>
+      </w:r>
+      <w:r>
+        <w:rPr>
+          <w:rFonts w:ascii="Consolas" w:hAnsi="Consolas" w:eastAsia="맑은 고딕"/>
+          <w:sz w:val="21"/>
+        </w:rPr>
+        <w:t xml:space="preserve">service=chicago async valid_for=(online_logfile,primary_role) db_unique_name=chicago</w:t>
+      </w:r>
+      <w:r>
+        <w:rPr>
+          <w:rFonts w:ascii="맑은 고딕" w:hAnsi="맑은 고딕" w:eastAsia="맑은 고딕"/>
+          <w:sz w:val="21"/>
+        </w:rPr>
+        <w:t xml:space="preserve">였다. </w:t>
+      </w:r>
+      <w:r>
+        <w:rPr>
+          <w:rFonts w:ascii="Consolas" w:hAnsi="Consolas" w:eastAsia="맑은 고딕"/>
+          <w:sz w:val="21"/>
+        </w:rPr>
+        <w:t xml:space="preserve">SERVICE</w:t>
+      </w:r>
+      <w:r>
+        <w:rPr>
+          <w:rFonts w:ascii="맑은 고딕" w:hAnsi="맑은 고딕" w:eastAsia="맑은 고딕"/>
+          <w:sz w:val="21"/>
+        </w:rPr>
+        <w:t xml:space="preserve"> 속성이 있다.</w:t>
       </w:r>
     </w:p>
     <w:p>
@@ -1068,25 +3313,91 @@
           <w:rFonts w:ascii="맑은 고딕" w:hAnsi="맑은 고딕" w:eastAsia="맑은 고딕"/>
           <w:sz w:val="21"/>
         </w:rPr>
-        <w:t>2번만이 아니라 **1~31번 전부를 확인**한다. `SERVICE` 속성이 있는 것이 대상이며, 로컬 아카이브(`LOCATION=`)는 해당하지 않는다.</w:t>
+        <w:t xml:space="preserve">2번만이 아니라 </w:t>
+      </w:r>
+      <w:r>
+        <w:rPr>
+          <w:rFonts w:ascii="맑은 고딕" w:hAnsi="맑은 고딕" w:eastAsia="맑은 고딕"/>
+          <w:b/>
+          <w:sz w:val="21"/>
+        </w:rPr>
+        <w:t xml:space="preserve">1~31번 전부를 확인</w:t>
+      </w:r>
+      <w:r>
+        <w:rPr>
+          <w:rFonts w:ascii="맑은 고딕" w:hAnsi="맑은 고딕" w:eastAsia="맑은 고딕"/>
+          <w:sz w:val="21"/>
+        </w:rPr>
+        <w:t xml:space="preserve">한다. </w:t>
+      </w:r>
+      <w:r>
+        <w:rPr>
+          <w:rFonts w:ascii="Consolas" w:hAnsi="Consolas" w:eastAsia="맑은 고딕"/>
+          <w:sz w:val="21"/>
+        </w:rPr>
+        <w:t xml:space="preserve">SERVICE</w:t>
+      </w:r>
+      <w:r>
+        <w:rPr>
+          <w:rFonts w:ascii="맑은 고딕" w:hAnsi="맑은 고딕" w:eastAsia="맑은 고딕"/>
+          <w:sz w:val="21"/>
+        </w:rPr>
+        <w:t xml:space="preserve"> 속성이 있는 것이 대상이며, 로컬 아카이브(</w:t>
+      </w:r>
+      <w:r>
+        <w:rPr>
+          <w:rFonts w:ascii="Consolas" w:hAnsi="Consolas" w:eastAsia="맑은 고딕"/>
+          <w:sz w:val="21"/>
+        </w:rPr>
+        <w:t xml:space="preserve">LOCATION=</w:t>
+      </w:r>
+      <w:r>
+        <w:rPr>
+          <w:rFonts w:ascii="맑은 고딕" w:hAnsi="맑은 고딕" w:eastAsia="맑은 고딕"/>
+          <w:sz w:val="21"/>
+        </w:rPr>
+        <w:t xml:space="preserve">)는 해당하지 않는다.</w:t>
       </w:r>
     </w:p>
     <w:p>
       <w:r>
         <w:rPr>
           <w:rFonts w:ascii="맑은 고딕" w:hAnsi="맑은 고딕" w:eastAsia="맑은 고딕"/>
-          <w:sz w:val="21"/>
-        </w:rPr>
-        <w:t>**조치**</w:t>
+          <w:b/>
+          <w:sz w:val="21"/>
+        </w:rPr>
+        <w:t xml:space="preserve">조치</w:t>
       </w:r>
     </w:p>
     <w:p>
       <w:r>
         <w:rPr>
-          <w:rFonts w:ascii="맑은 고딕" w:hAnsi="맑은 고딕" w:eastAsia="맑은 고딕"/>
-          <w:sz w:val="21"/>
-        </w:rPr>
-        <w:t>`ALTER SYSTEM SET log_archive_dest_2='' SCOPE=BOTH;`를 **양쪽 모두**에서 실행한다. Primary도 비우는 이유는 Broker가 그 자리에 자기 값을 쓸 것이기 때문이다.</w:t>
+          <w:rFonts w:ascii="Consolas" w:hAnsi="Consolas" w:eastAsia="맑은 고딕"/>
+          <w:sz w:val="21"/>
+        </w:rPr>
+        <w:t xml:space="preserve">ALTER SYSTEM SET log_archive_dest_2='' SCOPE=BOTH;</w:t>
+      </w:r>
+      <w:r>
+        <w:rPr>
+          <w:rFonts w:ascii="맑은 고딕" w:hAnsi="맑은 고딕" w:eastAsia="맑은 고딕"/>
+          <w:sz w:val="21"/>
+        </w:rPr>
+        <w:t xml:space="preserve">를 </w:t>
+      </w:r>
+      <w:r>
+        <w:rPr>
+          <w:rFonts w:ascii="맑은 고딕" w:hAnsi="맑은 고딕" w:eastAsia="맑은 고딕"/>
+          <w:b/>
+          <w:sz w:val="21"/>
+        </w:rPr>
+        <w:t xml:space="preserve">양쪽 모두</w:t>
+      </w:r>
+      <w:r>
+        <w:rPr>
+          <w:rFonts w:ascii="맑은 고딕" w:hAnsi="맑은 고딕" w:eastAsia="맑은 고딕"/>
+          <w:sz w:val="21"/>
+        </w:rPr>
+        <w:t xml:space="preserve">에서 실행한다. Primary도 비우는 이유는 Broker가 그 자리에 자기 값을 쓸 것이기 때문이다.</w:t>
       </w:r>
     </w:p>
     <w:p>
@@ -1095,16 +3406,45 @@
           <w:rFonts w:ascii="맑은 고딕" w:hAnsi="맑은 고딕" w:eastAsia="맑은 고딕"/>
           <w:sz w:val="21"/>
         </w:rPr>
-        <w:t>그다음 `ADD DATABASE`를 다시 실행하면 `Database "boston" added`가 나온다.</w:t>
+        <w:t xml:space="preserve">그다음 </w:t>
+      </w:r>
+      <w:r>
+        <w:rPr>
+          <w:rFonts w:ascii="Consolas" w:hAnsi="Consolas" w:eastAsia="맑은 고딕"/>
+          <w:sz w:val="21"/>
+        </w:rPr>
+        <w:t xml:space="preserve">ADD DATABASE</w:t>
+      </w:r>
+      <w:r>
+        <w:rPr>
+          <w:rFonts w:ascii="맑은 고딕" w:hAnsi="맑은 고딕" w:eastAsia="맑은 고딕"/>
+          <w:sz w:val="21"/>
+        </w:rPr>
+        <w:t xml:space="preserve">를 다시 실행하면 </w:t>
+      </w:r>
+      <w:r>
+        <w:rPr>
+          <w:rFonts w:ascii="Consolas" w:hAnsi="Consolas" w:eastAsia="맑은 고딕"/>
+          <w:sz w:val="21"/>
+        </w:rPr>
+        <w:t xml:space="preserve">Database "boston" added</w:t>
+      </w:r>
+      <w:r>
+        <w:rPr>
+          <w:rFonts w:ascii="맑은 고딕" w:hAnsi="맑은 고딕" w:eastAsia="맑은 고딕"/>
+          <w:sz w:val="21"/>
+        </w:rPr>
+        <w:t xml:space="preserve">가 나온다.</w:t>
       </w:r>
     </w:p>
     <w:p>
       <w:r>
         <w:rPr>
           <w:rFonts w:ascii="맑은 고딕" w:hAnsi="맑은 고딕" w:eastAsia="맑은 고딕"/>
-          <w:sz w:val="21"/>
-        </w:rPr>
-        <w:t>**주의사항과 서비스 영향**</w:t>
+          <w:b/>
+          <w:sz w:val="21"/>
+        </w:rPr>
+        <w:t xml:space="preserve">주의사항과 서비스 영향</w:t>
       </w:r>
     </w:p>
     <w:p>
@@ -1113,7 +3453,22 @@
           <w:rFonts w:ascii="맑은 고딕" w:hAnsi="맑은 고딕" w:eastAsia="맑은 고딕"/>
           <w:sz w:val="21"/>
         </w:rPr>
-        <w:t>· **비운 순간 전송이 끊긴다.** 이것이 이 장의 절차 중 유일하게 서비스에 영향을 주는 구간이다.</w:t>
+        <w:t xml:space="preserve">· </w:t>
+      </w:r>
+      <w:r>
+        <w:rPr>
+          <w:rFonts w:ascii="맑은 고딕" w:hAnsi="맑은 고딕" w:eastAsia="맑은 고딕"/>
+          <w:b/>
+          <w:sz w:val="21"/>
+        </w:rPr>
+        <w:t xml:space="preserve">비운 순간 전송이 끊긴다.</w:t>
+      </w:r>
+      <w:r>
+        <w:rPr>
+          <w:rFonts w:ascii="맑은 고딕" w:hAnsi="맑은 고딕" w:eastAsia="맑은 고딕"/>
+          <w:sz w:val="21"/>
+        </w:rPr>
+        <w:t xml:space="preserve"> 이것이 이 장의 절차 중 유일하게 서비스에 영향을 주는 구간이다.</w:t>
       </w:r>
     </w:p>
     <w:p>
@@ -1122,7 +3477,15 @@
           <w:rFonts w:ascii="맑은 고딕" w:hAnsi="맑은 고딕" w:eastAsia="맑은 고딕"/>
           <w:sz w:val="21"/>
         </w:rPr>
-        <w:t>· 리두는 Standby로 가지 않고 Primary에 남는다. Broker가 목적지를 만든 뒤 따라가므로 **데이터를 잃지는 않는다.**</w:t>
+        <w:t xml:space="preserve">· 리두는 Standby로 가지 않고 Primary에 남는다. Broker가 목적지를 만든 뒤 따라가므로 </w:t>
+      </w:r>
+      <w:r>
+        <w:rPr>
+          <w:rFonts w:ascii="맑은 고딕" w:hAnsi="맑은 고딕" w:eastAsia="맑은 고딕"/>
+          <w:b/>
+          <w:sz w:val="21"/>
+        </w:rPr>
+        <w:t xml:space="preserve">데이터를 잃지는 않는다.</w:t>
       </w:r>
     </w:p>
     <w:p>
@@ -1140,7 +3503,22 @@
           <w:rFonts w:ascii="맑은 고딕" w:hAnsi="맑은 고딕" w:eastAsia="맑은 고딕"/>
           <w:sz w:val="21"/>
         </w:rPr>
-        <w:t>· 그래서 **변경 시간대를 잡아 두고** 활성화까지 한 번에 진행한다. 비운 채로 오래 두지 않는다.</w:t>
+        <w:t xml:space="preserve">· 그래서 </w:t>
+      </w:r>
+      <w:r>
+        <w:rPr>
+          <w:rFonts w:ascii="맑은 고딕" w:hAnsi="맑은 고딕" w:eastAsia="맑은 고딕"/>
+          <w:b/>
+          <w:sz w:val="21"/>
+        </w:rPr>
+        <w:t xml:space="preserve">변경 시간대를 잡아 두고</w:t>
+      </w:r>
+      <w:r>
+        <w:rPr>
+          <w:rFonts w:ascii="맑은 고딕" w:hAnsi="맑은 고딕" w:eastAsia="맑은 고딕"/>
+          <w:sz w:val="21"/>
+        </w:rPr>
+        <w:t xml:space="preserve"> 활성화까지 한 번에 진행한다. 비운 채로 오래 두지 않는다.</w:t>
       </w:r>
     </w:p>
     <w:p>
@@ -1175,90 +3553,288 @@
       <w:r>
         <w:rPr>
           <w:rFonts w:ascii="맑은 고딕" w:hAnsi="맑은 고딕" w:eastAsia="맑은 고딕"/>
-          <w:sz w:val="21"/>
-        </w:rPr>
-        <w:t>**절차**</w:t>
+          <w:b/>
+          <w:sz w:val="21"/>
+        </w:rPr>
+        <w:t xml:space="preserve">절차</w:t>
       </w:r>
     </w:p>
     <w:p>
       <w:r>
         <w:rPr>
           <w:rFonts w:ascii="맑은 고딕" w:hAnsi="맑은 고딕" w:eastAsia="맑은 고딕"/>
-          <w:sz w:val="21"/>
-        </w:rPr>
-        <w:t>**①** `SHOW CONFIGURATION`으로 어느 멤버인지 좁힌다. ORA-16809는 `multiple warnings detected for the member`이며 **요약일 뿐** 원인이 아니다. 어느 멤버 줄에 붙어 있는지가 정보다.</w:t>
+          <w:b/>
+          <w:sz w:val="21"/>
+        </w:rPr>
+        <w:t xml:space="preserve">①</w:t>
+      </w:r>
+      <w:r>
+        <w:rPr>
+          <w:rFonts w:ascii="맑은 고딕" w:hAnsi="맑은 고딕" w:eastAsia="맑은 고딕"/>
+          <w:sz w:val="21"/>
+        </w:rPr>
+        <w:t xml:space="preserve"> </w:t>
+      </w:r>
+      <w:r>
+        <w:rPr>
+          <w:rFonts w:ascii="Consolas" w:hAnsi="Consolas" w:eastAsia="맑은 고딕"/>
+          <w:sz w:val="21"/>
+        </w:rPr>
+        <w:t xml:space="preserve">SHOW CONFIGURATION</w:t>
+      </w:r>
+      <w:r>
+        <w:rPr>
+          <w:rFonts w:ascii="맑은 고딕" w:hAnsi="맑은 고딕" w:eastAsia="맑은 고딕"/>
+          <w:sz w:val="21"/>
+        </w:rPr>
+        <w:t xml:space="preserve">으로 어느 멤버인지 좁힌다. ORA-16809는 </w:t>
+      </w:r>
+      <w:r>
+        <w:rPr>
+          <w:rFonts w:ascii="Consolas" w:hAnsi="Consolas" w:eastAsia="맑은 고딕"/>
+          <w:sz w:val="21"/>
+        </w:rPr>
+        <w:t xml:space="preserve">multiple warnings detected for the member</w:t>
+      </w:r>
+      <w:r>
+        <w:rPr>
+          <w:rFonts w:ascii="맑은 고딕" w:hAnsi="맑은 고딕" w:eastAsia="맑은 고딕"/>
+          <w:sz w:val="21"/>
+        </w:rPr>
+        <w:t xml:space="preserve">이며 </w:t>
+      </w:r>
+      <w:r>
+        <w:rPr>
+          <w:rFonts w:ascii="맑은 고딕" w:hAnsi="맑은 고딕" w:eastAsia="맑은 고딕"/>
+          <w:b/>
+          <w:sz w:val="21"/>
+        </w:rPr>
+        <w:t xml:space="preserve">요약일 뿐</w:t>
+      </w:r>
+      <w:r>
+        <w:rPr>
+          <w:rFonts w:ascii="맑은 고딕" w:hAnsi="맑은 고딕" w:eastAsia="맑은 고딕"/>
+          <w:sz w:val="21"/>
+        </w:rPr>
+        <w:t xml:space="preserve"> 원인이 아니다. 어느 멤버 줄에 붙어 있는지가 정보다.</w:t>
       </w:r>
     </w:p>
     <w:p>
       <w:r>
         <w:rPr>
           <w:rFonts w:ascii="맑은 고딕" w:hAnsi="맑은 고딕" w:eastAsia="맑은 고딕"/>
-          <w:sz w:val="21"/>
-        </w:rPr>
-        <w:t>**②** `SHOW DATABASE '&lt;멤버&gt;'`로 목록을 본다. 실측에서 다음이 나왔다.</w:t>
+          <w:b/>
+          <w:sz w:val="21"/>
+        </w:rPr>
+        <w:t xml:space="preserve">②</w:t>
+      </w:r>
+      <w:r>
+        <w:rPr>
+          <w:rFonts w:ascii="맑은 고딕" w:hAnsi="맑은 고딕" w:eastAsia="맑은 고딕"/>
+          <w:sz w:val="21"/>
+        </w:rPr>
+        <w:t xml:space="preserve"> </w:t>
+      </w:r>
+      <w:r>
+        <w:rPr>
+          <w:rFonts w:ascii="Consolas" w:hAnsi="Consolas" w:eastAsia="맑은 고딕"/>
+          <w:sz w:val="21"/>
+        </w:rPr>
+        <w:t xml:space="preserve">SHOW DATABASE '&lt;멤버&gt;'</w:t>
+      </w:r>
+      <w:r>
+        <w:rPr>
+          <w:rFonts w:ascii="맑은 고딕" w:hAnsi="맑은 고딕" w:eastAsia="맑은 고딕"/>
+          <w:sz w:val="21"/>
+        </w:rPr>
+        <w:t xml:space="preserve">로 목록을 본다. 실측에서 다음이 나왔다.</w:t>
       </w:r>
     </w:p>
     <w:p>
       <w:r>
         <w:rPr>
-          <w:rFonts w:ascii="맑은 고딕" w:hAnsi="맑은 고딕" w:eastAsia="맑은 고딕"/>
-          <w:sz w:val="21"/>
-        </w:rPr>
-        <w:t>`Database Error(s): ORA-16766: Redo Apply is stopped`</w:t>
+          <w:rFonts w:ascii="Consolas" w:hAnsi="Consolas" w:eastAsia="맑은 고딕"/>
+          <w:sz w:val="21"/>
+        </w:rPr>
+        <w:t xml:space="preserve">Database Error(s): ORA-16766: Redo Apply is stopped</w:t>
       </w:r>
     </w:p>
     <w:p>
       <w:r>
         <w:rPr>
-          <w:rFonts w:ascii="맑은 고딕" w:hAnsi="맑은 고딕" w:eastAsia="맑은 고딕"/>
-          <w:sz w:val="21"/>
-        </w:rPr>
-        <w:t>`Database Warning(s): ORA-16853: apply lag has exceeded specified threshold`</w:t>
+          <w:rFonts w:ascii="Consolas" w:hAnsi="Consolas" w:eastAsia="맑은 고딕"/>
+          <w:sz w:val="21"/>
+        </w:rPr>
+        <w:t xml:space="preserve">Database Warning(s): ORA-16853: apply lag has exceeded specified threshold</w:t>
       </w:r>
     </w:p>
     <w:p>
       <w:r>
         <w:rPr>
           <w:rFonts w:ascii="맑은 고딕" w:hAnsi="맑은 고딕" w:eastAsia="맑은 고딕"/>
-          <w:sz w:val="21"/>
-        </w:rPr>
-        <w:t>**③** `Database Error(s)`와 `Database Warning(s)`를 구별한다. 대개 **Error가 원인이고 Warning은 결과**다.</w:t>
+          <w:b/>
+          <w:sz w:val="21"/>
+        </w:rPr>
+        <w:t xml:space="preserve">③</w:t>
+      </w:r>
+      <w:r>
+        <w:rPr>
+          <w:rFonts w:ascii="맑은 고딕" w:hAnsi="맑은 고딕" w:eastAsia="맑은 고딕"/>
+          <w:sz w:val="21"/>
+        </w:rPr>
+        <w:t xml:space="preserve"> </w:t>
+      </w:r>
+      <w:r>
+        <w:rPr>
+          <w:rFonts w:ascii="Consolas" w:hAnsi="Consolas" w:eastAsia="맑은 고딕"/>
+          <w:sz w:val="21"/>
+        </w:rPr>
+        <w:t xml:space="preserve">Database Error(s)</w:t>
+      </w:r>
+      <w:r>
+        <w:rPr>
+          <w:rFonts w:ascii="맑은 고딕" w:hAnsi="맑은 고딕" w:eastAsia="맑은 고딕"/>
+          <w:sz w:val="21"/>
+        </w:rPr>
+        <w:t xml:space="preserve">와 </w:t>
+      </w:r>
+      <w:r>
+        <w:rPr>
+          <w:rFonts w:ascii="Consolas" w:hAnsi="Consolas" w:eastAsia="맑은 고딕"/>
+          <w:sz w:val="21"/>
+        </w:rPr>
+        <w:t xml:space="preserve">Database Warning(s)</w:t>
+      </w:r>
+      <w:r>
+        <w:rPr>
+          <w:rFonts w:ascii="맑은 고딕" w:hAnsi="맑은 고딕" w:eastAsia="맑은 고딕"/>
+          <w:sz w:val="21"/>
+        </w:rPr>
+        <w:t xml:space="preserve">를 구별한다. 대개 </w:t>
+      </w:r>
+      <w:r>
+        <w:rPr>
+          <w:rFonts w:ascii="맑은 고딕" w:hAnsi="맑은 고딕" w:eastAsia="맑은 고딕"/>
+          <w:b/>
+          <w:sz w:val="21"/>
+        </w:rPr>
+        <w:t xml:space="preserve">Error가 원인이고 Warning은 결과</w:t>
+      </w:r>
+      <w:r>
+        <w:rPr>
+          <w:rFonts w:ascii="맑은 고딕" w:hAnsi="맑은 고딕" w:eastAsia="맑은 고딕"/>
+          <w:sz w:val="21"/>
+        </w:rPr>
+        <w:t xml:space="preserve">다.</w:t>
       </w:r>
     </w:p>
     <w:p>
       <w:r>
         <w:rPr>
           <w:rFonts w:ascii="맑은 고딕" w:hAnsi="맑은 고딕" w:eastAsia="맑은 고딕"/>
-          <w:sz w:val="21"/>
-        </w:rPr>
-        <w:t>**인과 가리기** — 여기서는 셋이 한 줄로 이어진다.</w:t>
+          <w:b/>
+          <w:sz w:val="21"/>
+        </w:rPr>
+        <w:t xml:space="preserve">인과 가리기</w:t>
+      </w:r>
+      <w:r>
+        <w:rPr>
+          <w:rFonts w:ascii="맑은 고딕" w:hAnsi="맑은 고딕" w:eastAsia="맑은 고딕"/>
+          <w:sz w:val="21"/>
+        </w:rPr>
+        <w:t xml:space="preserve"> — 여기서는 셋이 한 줄로 이어진다.</w:t>
       </w:r>
     </w:p>
     <w:p>
       <w:r>
         <w:rPr>
-          <w:rFonts w:ascii="맑은 고딕" w:hAnsi="맑은 고딕" w:eastAsia="맑은 고딕"/>
-          <w:sz w:val="21"/>
-        </w:rPr>
-        <w:t>`ORA-16766`(적용이 멈췄다) → 지연이 커진다 → `ORA-16853`(임계값 초과) → 둘을 묶어 `ORA-16809`(경고 여럿)</w:t>
+          <w:rFonts w:ascii="Consolas" w:hAnsi="Consolas" w:eastAsia="맑은 고딕"/>
+          <w:sz w:val="21"/>
+        </w:rPr>
+        <w:t xml:space="preserve">ORA-16766</w:t>
+      </w:r>
+      <w:r>
+        <w:rPr>
+          <w:rFonts w:ascii="맑은 고딕" w:hAnsi="맑은 고딕" w:eastAsia="맑은 고딕"/>
+          <w:sz w:val="21"/>
+        </w:rPr>
+        <w:t xml:space="preserve">(적용이 멈췄다) → 지연이 커진다 → </w:t>
+      </w:r>
+      <w:r>
+        <w:rPr>
+          <w:rFonts w:ascii="Consolas" w:hAnsi="Consolas" w:eastAsia="맑은 고딕"/>
+          <w:sz w:val="21"/>
+        </w:rPr>
+        <w:t xml:space="preserve">ORA-16853</w:t>
+      </w:r>
+      <w:r>
+        <w:rPr>
+          <w:rFonts w:ascii="맑은 고딕" w:hAnsi="맑은 고딕" w:eastAsia="맑은 고딕"/>
+          <w:sz w:val="21"/>
+        </w:rPr>
+        <w:t xml:space="preserve">(임계값 초과) → 둘을 묶어 </w:t>
+      </w:r>
+      <w:r>
+        <w:rPr>
+          <w:rFonts w:ascii="Consolas" w:hAnsi="Consolas" w:eastAsia="맑은 고딕"/>
+          <w:sz w:val="21"/>
+        </w:rPr>
+        <w:t xml:space="preserve">ORA-16809</w:t>
+      </w:r>
+      <w:r>
+        <w:rPr>
+          <w:rFonts w:ascii="맑은 고딕" w:hAnsi="맑은 고딕" w:eastAsia="맑은 고딕"/>
+          <w:sz w:val="21"/>
+        </w:rPr>
+        <w:t xml:space="preserve">(경고 여럿)</w:t>
       </w:r>
     </w:p>
     <w:p>
       <w:r>
         <w:rPr>
           <w:rFonts w:ascii="맑은 고딕" w:hAnsi="맑은 고딕" w:eastAsia="맑은 고딕"/>
-          <w:sz w:val="21"/>
-        </w:rPr>
-        <w:t>**고쳐야 할 것은 ORA-16766 하나뿐이다.** 지연 값도 단서가 된다. 실측에서 `Apply Lag: 13125 days`였는데 상식적인 값이 아니며, 적용이 완전히 멈춰 진척 기록이 무의미해졌다는 신호였다.</w:t>
+          <w:b/>
+          <w:sz w:val="21"/>
+        </w:rPr>
+        <w:t xml:space="preserve">고쳐야 할 것은 ORA-16766 하나뿐이다.</w:t>
+      </w:r>
+      <w:r>
+        <w:rPr>
+          <w:rFonts w:ascii="맑은 고딕" w:hAnsi="맑은 고딕" w:eastAsia="맑은 고딕"/>
+          <w:sz w:val="21"/>
+        </w:rPr>
+        <w:t xml:space="preserve"> 지연 값도 단서가 된다. 실측에서 </w:t>
+      </w:r>
+      <w:r>
+        <w:rPr>
+          <w:rFonts w:ascii="Consolas" w:hAnsi="Consolas" w:eastAsia="맑은 고딕"/>
+          <w:sz w:val="21"/>
+        </w:rPr>
+        <w:t xml:space="preserve">Apply Lag: 13125 days</w:t>
+      </w:r>
+      <w:r>
+        <w:rPr>
+          <w:rFonts w:ascii="맑은 고딕" w:hAnsi="맑은 고딕" w:eastAsia="맑은 고딕"/>
+          <w:sz w:val="21"/>
+        </w:rPr>
+        <w:t xml:space="preserve">였는데 상식적인 값이 아니며, 적용이 완전히 멈춰 진척 기록이 무의미해졌다는 신호였다.</w:t>
       </w:r>
     </w:p>
     <w:p>
       <w:r>
         <w:rPr>
           <w:rFonts w:ascii="맑은 고딕" w:hAnsi="맑은 고딕" w:eastAsia="맑은 고딕"/>
-          <w:sz w:val="21"/>
-        </w:rPr>
-        <w:t>**일반 규칙** — 여러 오류가 보이면 ① 요약인 것을 걷어내고 ② 결과인 것을 걷어내고 ③ 남은 하나를 본다.</w:t>
+          <w:b/>
+          <w:sz w:val="21"/>
+        </w:rPr>
+        <w:t xml:space="preserve">일반 규칙</w:t>
+      </w:r>
+      <w:r>
+        <w:rPr>
+          <w:rFonts w:ascii="맑은 고딕" w:hAnsi="맑은 고딕" w:eastAsia="맑은 고딕"/>
+          <w:sz w:val="21"/>
+        </w:rPr>
+        <w:t xml:space="preserve"> — 여러 오류가 보이면 ① 요약인 것을 걷어내고 ② 결과인 것을 걷어내고 ③ 남은 하나를 본다.</w:t>
       </w:r>
     </w:p>
     <w:p>
@@ -1293,99 +3869,278 @@
       <w:r>
         <w:rPr>
           <w:rFonts w:ascii="맑은 고딕" w:hAnsi="맑은 고딕" w:eastAsia="맑은 고딕"/>
-          <w:sz w:val="21"/>
-        </w:rPr>
-        <w:t>**상황** — `Intended State: APPLY-ON`인데 `ORA-16766: Redo Apply is stopped`다. Broker가 목표를 알지만 달성하지 못했다.</w:t>
+          <w:b/>
+          <w:sz w:val="21"/>
+        </w:rPr>
+        <w:t xml:space="preserve">상황</w:t>
+      </w:r>
+      <w:r>
+        <w:rPr>
+          <w:rFonts w:ascii="맑은 고딕" w:hAnsi="맑은 고딕" w:eastAsia="맑은 고딕"/>
+          <w:sz w:val="21"/>
+        </w:rPr>
+        <w:t xml:space="preserve"> — </w:t>
+      </w:r>
+      <w:r>
+        <w:rPr>
+          <w:rFonts w:ascii="Consolas" w:hAnsi="Consolas" w:eastAsia="맑은 고딕"/>
+          <w:sz w:val="21"/>
+        </w:rPr>
+        <w:t xml:space="preserve">Intended State: APPLY-ON</w:t>
+      </w:r>
+      <w:r>
+        <w:rPr>
+          <w:rFonts w:ascii="맑은 고딕" w:hAnsi="맑은 고딕" w:eastAsia="맑은 고딕"/>
+          <w:sz w:val="21"/>
+        </w:rPr>
+        <w:t xml:space="preserve">인데 </w:t>
+      </w:r>
+      <w:r>
+        <w:rPr>
+          <w:rFonts w:ascii="Consolas" w:hAnsi="Consolas" w:eastAsia="맑은 고딕"/>
+          <w:sz w:val="21"/>
+        </w:rPr>
+        <w:t xml:space="preserve">ORA-16766: Redo Apply is stopped</w:t>
+      </w:r>
+      <w:r>
+        <w:rPr>
+          <w:rFonts w:ascii="맑은 고딕" w:hAnsi="맑은 고딕" w:eastAsia="맑은 고딕"/>
+          <w:sz w:val="21"/>
+        </w:rPr>
+        <w:t xml:space="preserve">다. Broker가 목표를 알지만 달성하지 못했다.</w:t>
       </w:r>
     </w:p>
     <w:p>
       <w:r>
         <w:rPr>
           <w:rFonts w:ascii="맑은 고딕" w:hAnsi="맑은 고딕" w:eastAsia="맑은 고딕"/>
-          <w:sz w:val="21"/>
-        </w:rPr>
-        <w:t>**Broker가 알려 주는 것** — "적용이 멈췄다"는 사실, 지연 값, 의도한 상태와 실제의 불일치.</w:t>
+          <w:b/>
+          <w:sz w:val="21"/>
+        </w:rPr>
+        <w:t xml:space="preserve">Broker가 알려 주는 것</w:t>
+      </w:r>
+      <w:r>
+        <w:rPr>
+          <w:rFonts w:ascii="맑은 고딕" w:hAnsi="맑은 고딕" w:eastAsia="맑은 고딕"/>
+          <w:sz w:val="21"/>
+        </w:rPr>
+        <w:t xml:space="preserve"> — "적용이 멈췄다"는 사실, 지연 값, 의도한 상태와 실제의 불일치.</w:t>
       </w:r>
     </w:p>
     <w:p>
       <w:r>
         <w:rPr>
           <w:rFonts w:ascii="맑은 고딕" w:hAnsi="맑은 고딕" w:eastAsia="맑은 고딕"/>
-          <w:sz w:val="21"/>
-        </w:rPr>
-        <w:t>**Broker가 알려 주지 않는 것** — **왜 멈췄는지.** ORA-16766은 결과를 말할 뿐 원인을 말하지 않는다.</w:t>
+          <w:b/>
+          <w:sz w:val="21"/>
+        </w:rPr>
+        <w:t xml:space="preserve">Broker가 알려 주지 않는 것</w:t>
+      </w:r>
+      <w:r>
+        <w:rPr>
+          <w:rFonts w:ascii="맑은 고딕" w:hAnsi="맑은 고딕" w:eastAsia="맑은 고딕"/>
+          <w:sz w:val="21"/>
+        </w:rPr>
+        <w:t xml:space="preserve"> — </w:t>
+      </w:r>
+      <w:r>
+        <w:rPr>
+          <w:rFonts w:ascii="맑은 고딕" w:hAnsi="맑은 고딕" w:eastAsia="맑은 고딕"/>
+          <w:b/>
+          <w:sz w:val="21"/>
+        </w:rPr>
+        <w:t xml:space="preserve">왜 멈췄는지.</w:t>
+      </w:r>
+      <w:r>
+        <w:rPr>
+          <w:rFonts w:ascii="맑은 고딕" w:hAnsi="맑은 고딕" w:eastAsia="맑은 고딕"/>
+          <w:sz w:val="21"/>
+        </w:rPr>
+        <w:t xml:space="preserve"> ORA-16766은 결과를 말할 뿐 원인을 말하지 않는다.</w:t>
       </w:r>
     </w:p>
     <w:p>
       <w:r>
         <w:rPr>
           <w:rFonts w:ascii="맑은 고딕" w:hAnsi="맑은 고딕" w:eastAsia="맑은 고딕"/>
-          <w:sz w:val="21"/>
-        </w:rPr>
-        <w:t>**어디서 답을 찾는가**</w:t>
+          <w:b/>
+          <w:sz w:val="21"/>
+        </w:rPr>
+        <w:t xml:space="preserve">어디서 답을 찾는가</w:t>
       </w:r>
     </w:p>
     <w:p>
       <w:r>
         <w:rPr>
           <w:rFonts w:ascii="맑은 고딕" w:hAnsi="맑은 고딕" w:eastAsia="맑은 고딕"/>
-          <w:sz w:val="21"/>
-        </w:rPr>
-        <w:t>**①** Standby의 **알림 로그**. 이것이 가장 중요하다. 실습에서 원인은 여기 있었다.</w:t>
+          <w:b/>
+          <w:sz w:val="21"/>
+        </w:rPr>
+        <w:t xml:space="preserve">①</w:t>
+      </w:r>
+      <w:r>
+        <w:rPr>
+          <w:rFonts w:ascii="맑은 고딕" w:hAnsi="맑은 고딕" w:eastAsia="맑은 고딕"/>
+          <w:sz w:val="21"/>
+        </w:rPr>
+        <w:t xml:space="preserve"> Standby의 </w:t>
+      </w:r>
+      <w:r>
+        <w:rPr>
+          <w:rFonts w:ascii="맑은 고딕" w:hAnsi="맑은 고딕" w:eastAsia="맑은 고딕"/>
+          <w:b/>
+          <w:sz w:val="21"/>
+        </w:rPr>
+        <w:t xml:space="preserve">알림 로그</w:t>
+      </w:r>
+      <w:r>
+        <w:rPr>
+          <w:rFonts w:ascii="맑은 고딕" w:hAnsi="맑은 고딕" w:eastAsia="맑은 고딕"/>
+          <w:sz w:val="21"/>
+        </w:rPr>
+        <w:t xml:space="preserve">. 이것이 가장 중요하다. 실습에서 원인은 여기 있었다.</w:t>
       </w:r>
     </w:p>
     <w:p>
       <w:r>
         <w:rPr>
-          <w:rFonts w:ascii="맑은 고딕" w:hAnsi="맑은 고딕" w:eastAsia="맑은 고딕"/>
-          <w:sz w:val="21"/>
-        </w:rPr>
-        <w:t>`ORA-00600: internal error code, arguments: [krr_parse_lwn_header], [21]`</w:t>
+          <w:rFonts w:ascii="Consolas" w:hAnsi="Consolas" w:eastAsia="맑은 고딕"/>
+          <w:sz w:val="21"/>
+        </w:rPr>
+        <w:t xml:space="preserve">ORA-00600: internal error code, arguments: [krr_parse_lwn_header], [21]</w:t>
       </w:r>
     </w:p>
     <w:p>
       <w:r>
         <w:rPr>
-          <w:rFonts w:ascii="맑은 고딕" w:hAnsi="맑은 고딕" w:eastAsia="맑은 고딕"/>
-          <w:sz w:val="21"/>
-        </w:rPr>
-        <w:t>`ORA-10877: error signaled in parallel recovery slave` (×4)</w:t>
+          <w:rFonts w:ascii="Consolas" w:hAnsi="Consolas" w:eastAsia="맑은 고딕"/>
+          <w:sz w:val="21"/>
+        </w:rPr>
+        <w:t xml:space="preserve">ORA-10877: error signaled in parallel recovery slave</w:t>
+      </w:r>
+      <w:r>
+        <w:rPr>
+          <w:rFonts w:ascii="맑은 고딕" w:hAnsi="맑은 고딕" w:eastAsia="맑은 고딕"/>
+          <w:sz w:val="21"/>
+        </w:rPr>
+        <w:t xml:space="preserve"> (×4)</w:t>
       </w:r>
     </w:p>
     <w:p>
       <w:r>
         <w:rPr>
-          <w:rFonts w:ascii="맑은 고딕" w:hAnsi="맑은 고딕" w:eastAsia="맑은 고딕"/>
-          <w:sz w:val="21"/>
-        </w:rPr>
-        <w:t>`Background Media Recovery process shutdown`</w:t>
+          <w:rFonts w:ascii="Consolas" w:hAnsi="Consolas" w:eastAsia="맑은 고딕"/>
+          <w:sz w:val="21"/>
+        </w:rPr>
+        <w:t xml:space="preserve">Background Media Recovery process shutdown</w:t>
       </w:r>
     </w:p>
     <w:p>
       <w:r>
         <w:rPr>
           <w:rFonts w:ascii="맑은 고딕" w:hAnsi="맑은 고딕" w:eastAsia="맑은 고딕"/>
-          <w:sz w:val="21"/>
-        </w:rPr>
-        <w:t>**②** `drc&lt;이름&gt;.log`. Broker가 무엇을 시도했는지 남는다. 실습에서는 `Starting redo apply services...`가 반복될 뿐 실패 이유는 없었다.</w:t>
+          <w:b/>
+          <w:sz w:val="21"/>
+        </w:rPr>
+        <w:t xml:space="preserve">②</w:t>
+      </w:r>
+      <w:r>
+        <w:rPr>
+          <w:rFonts w:ascii="맑은 고딕" w:hAnsi="맑은 고딕" w:eastAsia="맑은 고딕"/>
+          <w:sz w:val="21"/>
+        </w:rPr>
+        <w:t xml:space="preserve"> </w:t>
+      </w:r>
+      <w:r>
+        <w:rPr>
+          <w:rFonts w:ascii="Consolas" w:hAnsi="Consolas" w:eastAsia="맑은 고딕"/>
+          <w:sz w:val="21"/>
+        </w:rPr>
+        <w:t xml:space="preserve">drc&lt;이름&gt;.log</w:t>
+      </w:r>
+      <w:r>
+        <w:rPr>
+          <w:rFonts w:ascii="맑은 고딕" w:hAnsi="맑은 고딕" w:eastAsia="맑은 고딕"/>
+          <w:sz w:val="21"/>
+        </w:rPr>
+        <w:t xml:space="preserve">. Broker가 무엇을 시도했는지 남는다. 실습에서는 </w:t>
+      </w:r>
+      <w:r>
+        <w:rPr>
+          <w:rFonts w:ascii="Consolas" w:hAnsi="Consolas" w:eastAsia="맑은 고딕"/>
+          <w:sz w:val="21"/>
+        </w:rPr>
+        <w:t xml:space="preserve">Starting redo apply services...</w:t>
+      </w:r>
+      <w:r>
+        <w:rPr>
+          <w:rFonts w:ascii="맑은 고딕" w:hAnsi="맑은 고딕" w:eastAsia="맑은 고딕"/>
+          <w:sz w:val="21"/>
+        </w:rPr>
+        <w:t xml:space="preserve">가 반복될 뿐 실패 이유는 없었다.</w:t>
       </w:r>
     </w:p>
     <w:p>
       <w:r>
         <w:rPr>
           <w:rFonts w:ascii="맑은 고딕" w:hAnsi="맑은 고딕" w:eastAsia="맑은 고딕"/>
-          <w:sz w:val="21"/>
-        </w:rPr>
-        <w:t>**③** 트레이스 파일. 알림 로그가 가리키는 `boston_mrp0_*.trc`에 자세한 내용이 있다.</w:t>
+          <w:b/>
+          <w:sz w:val="21"/>
+        </w:rPr>
+        <w:t xml:space="preserve">③</w:t>
+      </w:r>
+      <w:r>
+        <w:rPr>
+          <w:rFonts w:ascii="맑은 고딕" w:hAnsi="맑은 고딕" w:eastAsia="맑은 고딕"/>
+          <w:sz w:val="21"/>
+        </w:rPr>
+        <w:t xml:space="preserve"> 트레이스 파일. 알림 로그가 가리키는 </w:t>
+      </w:r>
+      <w:r>
+        <w:rPr>
+          <w:rFonts w:ascii="Consolas" w:hAnsi="Consolas" w:eastAsia="맑은 고딕"/>
+          <w:sz w:val="21"/>
+        </w:rPr>
+        <w:t xml:space="preserve">boston_mrp0_*.trc</w:t>
+      </w:r>
+      <w:r>
+        <w:rPr>
+          <w:rFonts w:ascii="맑은 고딕" w:hAnsi="맑은 고딕" w:eastAsia="맑은 고딕"/>
+          <w:sz w:val="21"/>
+        </w:rPr>
+        <w:t xml:space="preserve">에 자세한 내용이 있다.</w:t>
       </w:r>
     </w:p>
     <w:p>
       <w:r>
         <w:rPr>
           <w:rFonts w:ascii="맑은 고딕" w:hAnsi="맑은 고딕" w:eastAsia="맑은 고딕"/>
-          <w:sz w:val="21"/>
-        </w:rPr>
-        <w:t>**교훈** — Broker 화면만 보면 "적용이 안 된다"에서 더 나아갈 수 없다. **Broker는 상태를 요약하는 도구이지 진단 도구가 아니다.** 원인은 늘 알림 로그에 있다. 13.7의 진단 절차에서 ⑤단계(로그 확인)를 빠뜨리면 안 되는 이유다.</w:t>
+          <w:b/>
+          <w:sz w:val="21"/>
+        </w:rPr>
+        <w:t xml:space="preserve">교훈</w:t>
+      </w:r>
+      <w:r>
+        <w:rPr>
+          <w:rFonts w:ascii="맑은 고딕" w:hAnsi="맑은 고딕" w:eastAsia="맑은 고딕"/>
+          <w:sz w:val="21"/>
+        </w:rPr>
+        <w:t xml:space="preserve"> — Broker 화면만 보면 "적용이 안 된다"에서 더 나아갈 수 없다. </w:t>
+      </w:r>
+      <w:r>
+        <w:rPr>
+          <w:rFonts w:ascii="맑은 고딕" w:hAnsi="맑은 고딕" w:eastAsia="맑은 고딕"/>
+          <w:b/>
+          <w:sz w:val="21"/>
+        </w:rPr>
+        <w:t xml:space="preserve">Broker는 상태를 요약하는 도구이지 진단 도구가 아니다.</w:t>
+      </w:r>
+      <w:r>
+        <w:rPr>
+          <w:rFonts w:ascii="맑은 고딕" w:hAnsi="맑은 고딕" w:eastAsia="맑은 고딕"/>
+          <w:sz w:val="21"/>
+        </w:rPr>
+        <w:t xml:space="preserve"> 원인은 늘 알림 로그에 있다. 13.7의 진단 절차에서 ⑤단계(로그 확인)를 빠뜨리면 안 되는 이유다.</w:t>
       </w:r>
     </w:p>
     <w:p>
@@ -1420,36 +4175,176 @@
       <w:r>
         <w:rPr>
           <w:rFonts w:ascii="맑은 고딕" w:hAnsi="맑은 고딕" w:eastAsia="맑은 고딕"/>
-          <w:sz w:val="21"/>
-        </w:rPr>
-        <w:t>**실측 결과** — 세 가지를 확인했다.</w:t>
+          <w:b/>
+          <w:sz w:val="21"/>
+        </w:rPr>
+        <w:t xml:space="preserve">실측 결과</w:t>
+      </w:r>
+      <w:r>
+        <w:rPr>
+          <w:rFonts w:ascii="맑은 고딕" w:hAnsi="맑은 고딕" w:eastAsia="맑은 고딕"/>
+          <w:sz w:val="21"/>
+        </w:rPr>
+        <w:t xml:space="preserve"> — 세 가지를 확인했다.</w:t>
       </w:r>
     </w:p>
     <w:p>
       <w:r>
         <w:rPr>
           <w:rFonts w:ascii="맑은 고딕" w:hAnsi="맑은 고딕" w:eastAsia="맑은 고딕"/>
-          <w:sz w:val="21"/>
-        </w:rPr>
-        <w:t>**①** `ALTER SYSTEM SET log_archive_dest_2=...`가 `System altered.`로 **성공했다.** Broker가 SQL을 막지 않는다.</w:t>
+          <w:b/>
+          <w:sz w:val="21"/>
+        </w:rPr>
+        <w:t xml:space="preserve">①</w:t>
+      </w:r>
+      <w:r>
+        <w:rPr>
+          <w:rFonts w:ascii="맑은 고딕" w:hAnsi="맑은 고딕" w:eastAsia="맑은 고딕"/>
+          <w:sz w:val="21"/>
+        </w:rPr>
+        <w:t xml:space="preserve"> </w:t>
+      </w:r>
+      <w:r>
+        <w:rPr>
+          <w:rFonts w:ascii="Consolas" w:hAnsi="Consolas" w:eastAsia="맑은 고딕"/>
+          <w:sz w:val="21"/>
+        </w:rPr>
+        <w:t xml:space="preserve">ALTER SYSTEM SET log_archive_dest_2=...</w:t>
+      </w:r>
+      <w:r>
+        <w:rPr>
+          <w:rFonts w:ascii="맑은 고딕" w:hAnsi="맑은 고딕" w:eastAsia="맑은 고딕"/>
+          <w:sz w:val="21"/>
+        </w:rPr>
+        <w:t xml:space="preserve">가 </w:t>
+      </w:r>
+      <w:r>
+        <w:rPr>
+          <w:rFonts w:ascii="Consolas" w:hAnsi="Consolas" w:eastAsia="맑은 고딕"/>
+          <w:sz w:val="21"/>
+        </w:rPr>
+        <w:t xml:space="preserve">System altered.</w:t>
+      </w:r>
+      <w:r>
+        <w:rPr>
+          <w:rFonts w:ascii="맑은 고딕" w:hAnsi="맑은 고딕" w:eastAsia="맑은 고딕"/>
+          <w:sz w:val="21"/>
+        </w:rPr>
+        <w:t xml:space="preserve">로 </w:t>
+      </w:r>
+      <w:r>
+        <w:rPr>
+          <w:rFonts w:ascii="맑은 고딕" w:hAnsi="맑은 고딕" w:eastAsia="맑은 고딕"/>
+          <w:b/>
+          <w:sz w:val="21"/>
+        </w:rPr>
+        <w:t xml:space="preserve">성공했다.</w:t>
+      </w:r>
+      <w:r>
+        <w:rPr>
+          <w:rFonts w:ascii="맑은 고딕" w:hAnsi="맑은 고딕" w:eastAsia="맑은 고딕"/>
+          <w:sz w:val="21"/>
+        </w:rPr>
+        <w:t xml:space="preserve"> Broker가 SQL을 막지 않는다.</w:t>
       </w:r>
     </w:p>
     <w:p>
       <w:r>
         <w:rPr>
           <w:rFonts w:ascii="맑은 고딕" w:hAnsi="맑은 고딕" w:eastAsia="맑은 고딕"/>
-          <w:sz w:val="21"/>
-        </w:rPr>
-        <w:t>**②** 30초 뒤 `SHOW CONFIGURATION`이 **`SUCCESS`**였다. 경고가 없었다.</w:t>
+          <w:b/>
+          <w:sz w:val="21"/>
+        </w:rPr>
+        <w:t xml:space="preserve">②</w:t>
+      </w:r>
+      <w:r>
+        <w:rPr>
+          <w:rFonts w:ascii="맑은 고딕" w:hAnsi="맑은 고딕" w:eastAsia="맑은 고딕"/>
+          <w:sz w:val="21"/>
+        </w:rPr>
+        <w:t xml:space="preserve"> 30초 뒤 </w:t>
+      </w:r>
+      <w:r>
+        <w:rPr>
+          <w:rFonts w:ascii="Consolas" w:hAnsi="Consolas" w:eastAsia="맑은 고딕"/>
+          <w:sz w:val="21"/>
+        </w:rPr>
+        <w:t xml:space="preserve">SHOW CONFIGURATION</w:t>
+      </w:r>
+      <w:r>
+        <w:rPr>
+          <w:rFonts w:ascii="맑은 고딕" w:hAnsi="맑은 고딕" w:eastAsia="맑은 고딕"/>
+          <w:sz w:val="21"/>
+        </w:rPr>
+        <w:t xml:space="preserve">이 </w:t>
+      </w:r>
+      <w:r>
+        <w:rPr>
+          <w:rFonts w:ascii="Consolas" w:hAnsi="Consolas" w:eastAsia="맑은 고딕"/>
+          <w:b/>
+          <w:sz w:val="21"/>
+        </w:rPr>
+        <w:t xml:space="preserve">SUCCESS</w:t>
+      </w:r>
+      <w:r>
+        <w:rPr>
+          <w:rFonts w:ascii="맑은 고딕" w:hAnsi="맑은 고딕" w:eastAsia="맑은 고딕"/>
+          <w:sz w:val="21"/>
+        </w:rPr>
+        <w:t xml:space="preserve">였다. 경고가 없었다.</w:t>
       </w:r>
     </w:p>
     <w:p>
       <w:r>
         <w:rPr>
           <w:rFonts w:ascii="맑은 고딕" w:hAnsi="맑은 고딕" w:eastAsia="맑은 고딕"/>
-          <w:sz w:val="21"/>
-        </w:rPr>
-        <w:t>**③** `InconsistentLogXptProps`와 `InconsistentProperties` 모두 **머리글만 나오고 행이 없었다.**</w:t>
+          <w:b/>
+          <w:sz w:val="21"/>
+        </w:rPr>
+        <w:t xml:space="preserve">③</w:t>
+      </w:r>
+      <w:r>
+        <w:rPr>
+          <w:rFonts w:ascii="맑은 고딕" w:hAnsi="맑은 고딕" w:eastAsia="맑은 고딕"/>
+          <w:sz w:val="21"/>
+        </w:rPr>
+        <w:t xml:space="preserve"> </w:t>
+      </w:r>
+      <w:r>
+        <w:rPr>
+          <w:rFonts w:ascii="Consolas" w:hAnsi="Consolas" w:eastAsia="맑은 고딕"/>
+          <w:sz w:val="21"/>
+        </w:rPr>
+        <w:t xml:space="preserve">InconsistentLogXptProps</w:t>
+      </w:r>
+      <w:r>
+        <w:rPr>
+          <w:rFonts w:ascii="맑은 고딕" w:hAnsi="맑은 고딕" w:eastAsia="맑은 고딕"/>
+          <w:sz w:val="21"/>
+        </w:rPr>
+        <w:t xml:space="preserve">와 </w:t>
+      </w:r>
+      <w:r>
+        <w:rPr>
+          <w:rFonts w:ascii="Consolas" w:hAnsi="Consolas" w:eastAsia="맑은 고딕"/>
+          <w:sz w:val="21"/>
+        </w:rPr>
+        <w:t xml:space="preserve">InconsistentProperties</w:t>
+      </w:r>
+      <w:r>
+        <w:rPr>
+          <w:rFonts w:ascii="맑은 고딕" w:hAnsi="맑은 고딕" w:eastAsia="맑은 고딕"/>
+          <w:sz w:val="21"/>
+        </w:rPr>
+        <w:t xml:space="preserve"> 모두 </w:t>
+      </w:r>
+      <w:r>
+        <w:rPr>
+          <w:rFonts w:ascii="맑은 고딕" w:hAnsi="맑은 고딕" w:eastAsia="맑은 고딕"/>
+          <w:b/>
+          <w:sz w:val="21"/>
+        </w:rPr>
+        <w:t xml:space="preserve">머리글만 나오고 행이 없었다.</w:t>
       </w:r>
     </w:p>
     <w:p>
@@ -1465,18 +4360,49 @@
       <w:r>
         <w:rPr>
           <w:rFonts w:ascii="맑은 고딕" w:hAnsi="맑은 고딕" w:eastAsia="맑은 고딕"/>
-          <w:sz w:val="21"/>
-        </w:rPr>
-        <w:t>**정확한 서술** — "Broker가 감지해서 경고한다"는 흔한 설명이 **이 환경·이 시간 범위에서는 성립하지 않았다.** 감지 주기나 대상 항목의 문제일 수 있고 더 기다리면 달라질 수도 있다. 확인한 것은 30초 안에 신호가 없었다는 사실뿐이다.</w:t>
+          <w:b/>
+          <w:sz w:val="21"/>
+        </w:rPr>
+        <w:t xml:space="preserve">정확한 서술</w:t>
+      </w:r>
+      <w:r>
+        <w:rPr>
+          <w:rFonts w:ascii="맑은 고딕" w:hAnsi="맑은 고딕" w:eastAsia="맑은 고딕"/>
+          <w:sz w:val="21"/>
+        </w:rPr>
+        <w:t xml:space="preserve"> — "Broker가 감지해서 경고한다"는 흔한 설명이 </w:t>
+      </w:r>
+      <w:r>
+        <w:rPr>
+          <w:rFonts w:ascii="맑은 고딕" w:hAnsi="맑은 고딕" w:eastAsia="맑은 고딕"/>
+          <w:b/>
+          <w:sz w:val="21"/>
+        </w:rPr>
+        <w:t xml:space="preserve">이 환경·이 시간 범위에서는 성립하지 않았다.</w:t>
+      </w:r>
+      <w:r>
+        <w:rPr>
+          <w:rFonts w:ascii="맑은 고딕" w:hAnsi="맑은 고딕" w:eastAsia="맑은 고딕"/>
+          <w:sz w:val="21"/>
+        </w:rPr>
+        <w:t xml:space="preserve"> 감지 주기나 대상 항목의 문제일 수 있고 더 기다리면 달라질 수도 있다. 확인한 것은 30초 안에 신호가 없었다는 사실뿐이다.</w:t>
       </w:r>
     </w:p>
     <w:p>
       <w:r>
         <w:rPr>
           <w:rFonts w:ascii="맑은 고딕" w:hAnsi="맑은 고딕" w:eastAsia="맑은 고딕"/>
-          <w:sz w:val="21"/>
-        </w:rPr>
-        <w:t>**발견 방법** — 감지에 기대지 않는다.</w:t>
+          <w:b/>
+          <w:sz w:val="21"/>
+        </w:rPr>
+        <w:t xml:space="preserve">발견 방법</w:t>
+      </w:r>
+      <w:r>
+        <w:rPr>
+          <w:rFonts w:ascii="맑은 고딕" w:hAnsi="맑은 고딕" w:eastAsia="맑은 고딕"/>
+          <w:sz w:val="21"/>
+        </w:rPr>
+        <w:t xml:space="preserve"> — 감지에 기대지 않는다.</w:t>
       </w:r>
     </w:p>
     <w:p>
@@ -1485,7 +4411,35 @@
           <w:rFonts w:ascii="맑은 고딕" w:hAnsi="맑은 고딕" w:eastAsia="맑은 고딕"/>
           <w:sz w:val="21"/>
         </w:rPr>
-        <w:t>· 정기적으로 `SELECT value FROM v$parameter WHERE name='log_archive_dest_2'`를 확인해 Broker 형식(`service="..."`로 시작하고 속성이 모두 명시된 형태)인지 본다.</w:t>
+        <w:t xml:space="preserve">· 정기적으로 </w:t>
+      </w:r>
+      <w:r>
+        <w:rPr>
+          <w:rFonts w:ascii="Consolas" w:hAnsi="Consolas" w:eastAsia="맑은 고딕"/>
+          <w:sz w:val="21"/>
+        </w:rPr>
+        <w:t xml:space="preserve">SELECT value FROM v$parameter WHERE name='log_archive_dest_2'</w:t>
+      </w:r>
+      <w:r>
+        <w:rPr>
+          <w:rFonts w:ascii="맑은 고딕" w:hAnsi="맑은 고딕" w:eastAsia="맑은 고딕"/>
+          <w:sz w:val="21"/>
+        </w:rPr>
+        <w:t xml:space="preserve">를 확인해 Broker 형식(</w:t>
+      </w:r>
+      <w:r>
+        <w:rPr>
+          <w:rFonts w:ascii="Consolas" w:hAnsi="Consolas" w:eastAsia="맑은 고딕"/>
+          <w:sz w:val="21"/>
+        </w:rPr>
+        <w:t xml:space="preserve">service="..."</w:t>
+      </w:r>
+      <w:r>
+        <w:rPr>
+          <w:rFonts w:ascii="맑은 고딕" w:hAnsi="맑은 고딕" w:eastAsia="맑은 고딕"/>
+          <w:sz w:val="21"/>
+        </w:rPr>
+        <w:t xml:space="preserve">로 시작하고 속성이 모두 명시된 형태)인지 본다.</w:t>
       </w:r>
     </w:p>
     <w:p>
@@ -1501,18 +4455,34 @@
       <w:r>
         <w:rPr>
           <w:rFonts w:ascii="맑은 고딕" w:hAnsi="맑은 고딕" w:eastAsia="맑은 고딕"/>
-          <w:sz w:val="21"/>
-        </w:rPr>
-        <w:t>**회복 방법** — **아무 속성이나 다시 적용한다.**</w:t>
+          <w:b/>
+          <w:sz w:val="21"/>
+        </w:rPr>
+        <w:t xml:space="preserve">회복 방법</w:t>
+      </w:r>
+      <w:r>
+        <w:rPr>
+          <w:rFonts w:ascii="맑은 고딕" w:hAnsi="맑은 고딕" w:eastAsia="맑은 고딕"/>
+          <w:sz w:val="21"/>
+        </w:rPr>
+        <w:t xml:space="preserve"> — </w:t>
+      </w:r>
+      <w:r>
+        <w:rPr>
+          <w:rFonts w:ascii="맑은 고딕" w:hAnsi="맑은 고딕" w:eastAsia="맑은 고딕"/>
+          <w:b/>
+          <w:sz w:val="21"/>
+        </w:rPr>
+        <w:t xml:space="preserve">아무 속성이나 다시 적용한다.</w:t>
       </w:r>
     </w:p>
     <w:p>
       <w:r>
         <w:rPr>
-          <w:rFonts w:ascii="맑은 고딕" w:hAnsi="맑은 고딕" w:eastAsia="맑은 고딕"/>
-          <w:sz w:val="21"/>
-        </w:rPr>
-        <w:t>`EDIT DATABASE 'boston' SET PROPERTY 'LogXptMode'='ASYNC';`</w:t>
+          <w:rFonts w:ascii="Consolas" w:hAnsi="Consolas" w:eastAsia="맑은 고딕"/>
+          <w:sz w:val="21"/>
+        </w:rPr>
+        <w:t xml:space="preserve">EDIT DATABASE 'boston' SET PROPERTY 'LogXptMode'='ASYNC';</w:t>
       </w:r>
     </w:p>
     <w:p>
@@ -1521,7 +4491,35 @@
           <w:rFonts w:ascii="맑은 고딕" w:hAnsi="맑은 고딕" w:eastAsia="맑은 고딕"/>
           <w:sz w:val="21"/>
         </w:rPr>
-        <w:t>값이 원래와 같아도 상관없다. 실측에서 `ASYNC`를 `ASYNC`로 다시 설정했더니 문자열 전체가 Broker 형식으로 복구됐다. 속성을 하나라도 적용하면 Broker가 전체를 다시 만들기 때문이다.</w:t>
+        <w:t xml:space="preserve">값이 원래와 같아도 상관없다. 실측에서 </w:t>
+      </w:r>
+      <w:r>
+        <w:rPr>
+          <w:rFonts w:ascii="Consolas" w:hAnsi="Consolas" w:eastAsia="맑은 고딕"/>
+          <w:sz w:val="21"/>
+        </w:rPr>
+        <w:t xml:space="preserve">ASYNC</w:t>
+      </w:r>
+      <w:r>
+        <w:rPr>
+          <w:rFonts w:ascii="맑은 고딕" w:hAnsi="맑은 고딕" w:eastAsia="맑은 고딕"/>
+          <w:sz w:val="21"/>
+        </w:rPr>
+        <w:t xml:space="preserve">를 </w:t>
+      </w:r>
+      <w:r>
+        <w:rPr>
+          <w:rFonts w:ascii="Consolas" w:hAnsi="Consolas" w:eastAsia="맑은 고딕"/>
+          <w:sz w:val="21"/>
+        </w:rPr>
+        <w:t xml:space="preserve">ASYNC</w:t>
+      </w:r>
+      <w:r>
+        <w:rPr>
+          <w:rFonts w:ascii="맑은 고딕" w:hAnsi="맑은 고딕" w:eastAsia="맑은 고딕"/>
+          <w:sz w:val="21"/>
+        </w:rPr>
+        <w:t xml:space="preserve">로 다시 설정했더니 문자열 전체가 Broker 형식으로 복구됐다. 속성을 하나라도 적용하면 Broker가 전체를 다시 만들기 때문이다.</w:t>
       </w:r>
     </w:p>
     <w:p>
@@ -1556,99 +4554,406 @@
       <w:r>
         <w:rPr>
           <w:rFonts w:ascii="맑은 고딕" w:hAnsi="맑은 고딕" w:eastAsia="맑은 고딕"/>
-          <w:sz w:val="21"/>
-        </w:rPr>
-        <w:t>**순서**</w:t>
+          <w:b/>
+          <w:sz w:val="21"/>
+        </w:rPr>
+        <w:t xml:space="preserve">순서</w:t>
       </w:r>
     </w:p>
     <w:p>
       <w:r>
         <w:rPr>
           <w:rFonts w:ascii="맑은 고딕" w:hAnsi="맑은 고딕" w:eastAsia="맑은 고딕"/>
-          <w:sz w:val="21"/>
-        </w:rPr>
-        <w:t>**①** `REMOVE DATABASE 'boston';` — 구성에서 먼저 뺀다.</w:t>
+          <w:b/>
+          <w:sz w:val="21"/>
+        </w:rPr>
+        <w:t xml:space="preserve">①</w:t>
+      </w:r>
+      <w:r>
+        <w:rPr>
+          <w:rFonts w:ascii="맑은 고딕" w:hAnsi="맑은 고딕" w:eastAsia="맑은 고딕"/>
+          <w:sz w:val="21"/>
+        </w:rPr>
+        <w:t xml:space="preserve"> </w:t>
+      </w:r>
+      <w:r>
+        <w:rPr>
+          <w:rFonts w:ascii="Consolas" w:hAnsi="Consolas" w:eastAsia="맑은 고딕"/>
+          <w:sz w:val="21"/>
+        </w:rPr>
+        <w:t xml:space="preserve">REMOVE DATABASE 'boston';</w:t>
+      </w:r>
+      <w:r>
+        <w:rPr>
+          <w:rFonts w:ascii="맑은 고딕" w:hAnsi="맑은 고딕" w:eastAsia="맑은 고딕"/>
+          <w:sz w:val="21"/>
+        </w:rPr>
+        <w:t xml:space="preserve"> — 구성에서 먼저 뺀다.</w:t>
       </w:r>
     </w:p>
     <w:p>
       <w:r>
         <w:rPr>
           <w:rFonts w:ascii="맑은 고딕" w:hAnsi="맑은 고딕" w:eastAsia="맑은 고딕"/>
-          <w:sz w:val="21"/>
-        </w:rPr>
-        <w:t>**이유** — 재구축 중 boston은 NOMOUNT가 되고 데이터 파일이 사라진다. Broker가 그 상태의 멤버를 계속 관리하려 하면 오류가 쌓이고, DMON이 목적지를 되살리려 시도해 재구축을 방해할 수 있다.</w:t>
+          <w:b/>
+          <w:sz w:val="21"/>
+        </w:rPr>
+        <w:t xml:space="preserve">이유</w:t>
+      </w:r>
+      <w:r>
+        <w:rPr>
+          <w:rFonts w:ascii="맑은 고딕" w:hAnsi="맑은 고딕" w:eastAsia="맑은 고딕"/>
+          <w:sz w:val="21"/>
+        </w:rPr>
+        <w:t xml:space="preserve"> — 재구축 중 boston은 NOMOUNT가 되고 데이터 파일이 사라진다. Broker가 그 상태의 멤버를 계속 관리하려 하면 오류가 쌓이고, DMON이 목적지를 되살리려 시도해 재구축을 방해할 수 있다.</w:t>
       </w:r>
     </w:p>
     <w:p>
       <w:r>
         <w:rPr>
           <w:rFonts w:ascii="맑은 고딕" w:hAnsi="맑은 고딕" w:eastAsia="맑은 고딕"/>
-          <w:sz w:val="21"/>
-        </w:rPr>
-        <w:t>**②** boston을 정리하고 NOMOUNT로 올린다.</w:t>
+          <w:b/>
+          <w:sz w:val="21"/>
+        </w:rPr>
+        <w:t xml:space="preserve">②</w:t>
+      </w:r>
+      <w:r>
+        <w:rPr>
+          <w:rFonts w:ascii="맑은 고딕" w:hAnsi="맑은 고딕" w:eastAsia="맑은 고딕"/>
+          <w:sz w:val="21"/>
+        </w:rPr>
+        <w:t xml:space="preserve"> boston을 정리하고 NOMOUNT로 올린다.</w:t>
       </w:r>
     </w:p>
     <w:p>
       <w:r>
         <w:rPr>
           <w:rFonts w:ascii="맑은 고딕" w:hAnsi="맑은 고딕" w:eastAsia="맑은 고딕"/>
-          <w:sz w:val="21"/>
-        </w:rPr>
-        <w:t>**③** RMAN `DUPLICATE ... FOR STANDBY FROM ACTIVE DATABASE`로 재구축한다(5·6장).</w:t>
+          <w:b/>
+          <w:sz w:val="21"/>
+        </w:rPr>
+        <w:t xml:space="preserve">③</w:t>
+      </w:r>
+      <w:r>
+        <w:rPr>
+          <w:rFonts w:ascii="맑은 고딕" w:hAnsi="맑은 고딕" w:eastAsia="맑은 고딕"/>
+          <w:sz w:val="21"/>
+        </w:rPr>
+        <w:t xml:space="preserve"> RMAN </w:t>
+      </w:r>
+      <w:r>
+        <w:rPr>
+          <w:rFonts w:ascii="Consolas" w:hAnsi="Consolas" w:eastAsia="맑은 고딕"/>
+          <w:sz w:val="21"/>
+        </w:rPr>
+        <w:t xml:space="preserve">DUPLICATE ... FOR STANDBY FROM ACTIVE DATABASE</w:t>
+      </w:r>
+      <w:r>
+        <w:rPr>
+          <w:rFonts w:ascii="맑은 고딕" w:hAnsi="맑은 고딕" w:eastAsia="맑은 고딕"/>
+          <w:sz w:val="21"/>
+        </w:rPr>
+        <w:t xml:space="preserve">로 재구축한다(5·6장).</w:t>
       </w:r>
     </w:p>
     <w:p>
       <w:r>
         <w:rPr>
           <w:rFonts w:ascii="맑은 고딕" w:hAnsi="맑은 고딕" w:eastAsia="맑은 고딕"/>
-          <w:sz w:val="21"/>
-        </w:rPr>
-        <w:t>**④** 재구축 결과를 SQL로 검증한다. `DATABASE_ROLE`·`CONTROLFILE_TYPE`·데이터 파일 수·SRL 수·컨트롤 파일 경로.</w:t>
+          <w:b/>
+          <w:sz w:val="21"/>
+        </w:rPr>
+        <w:t xml:space="preserve">④</w:t>
+      </w:r>
+      <w:r>
+        <w:rPr>
+          <w:rFonts w:ascii="맑은 고딕" w:hAnsi="맑은 고딕" w:eastAsia="맑은 고딕"/>
+          <w:sz w:val="21"/>
+        </w:rPr>
+        <w:t xml:space="preserve"> 재구축 결과를 SQL로 검증한다. </w:t>
+      </w:r>
+      <w:r>
+        <w:rPr>
+          <w:rFonts w:ascii="Consolas" w:hAnsi="Consolas" w:eastAsia="맑은 고딕"/>
+          <w:sz w:val="21"/>
+        </w:rPr>
+        <w:t xml:space="preserve">DATABASE_ROLE</w:t>
+      </w:r>
+      <w:r>
+        <w:rPr>
+          <w:rFonts w:ascii="맑은 고딕" w:hAnsi="맑은 고딕" w:eastAsia="맑은 고딕"/>
+          <w:sz w:val="21"/>
+        </w:rPr>
+        <w:t xml:space="preserve">·</w:t>
+      </w:r>
+      <w:r>
+        <w:rPr>
+          <w:rFonts w:ascii="Consolas" w:hAnsi="Consolas" w:eastAsia="맑은 고딕"/>
+          <w:sz w:val="21"/>
+        </w:rPr>
+        <w:t xml:space="preserve">CONTROLFILE_TYPE</w:t>
+      </w:r>
+      <w:r>
+        <w:rPr>
+          <w:rFonts w:ascii="맑은 고딕" w:hAnsi="맑은 고딕" w:eastAsia="맑은 고딕"/>
+          <w:sz w:val="21"/>
+        </w:rPr>
+        <w:t xml:space="preserve">·데이터 파일 수·SRL 수·컨트롤 파일 경로.</w:t>
       </w:r>
     </w:p>
     <w:p>
       <w:r>
         <w:rPr>
           <w:rFonts w:ascii="맑은 고딕" w:hAnsi="맑은 고딕" w:eastAsia="맑은 고딕"/>
-          <w:sz w:val="21"/>
-        </w:rPr>
-        <w:t>**⑤** 적용을 띄우고 **새 리두가 실제로 적용되는지** 데이터로 확인한다. 뷰만 보지 않는다.</w:t>
+          <w:b/>
+          <w:sz w:val="21"/>
+        </w:rPr>
+        <w:t xml:space="preserve">⑤</w:t>
+      </w:r>
+      <w:r>
+        <w:rPr>
+          <w:rFonts w:ascii="맑은 고딕" w:hAnsi="맑은 고딕" w:eastAsia="맑은 고딕"/>
+          <w:sz w:val="21"/>
+        </w:rPr>
+        <w:t xml:space="preserve"> 적용을 띄우고 </w:t>
+      </w:r>
+      <w:r>
+        <w:rPr>
+          <w:rFonts w:ascii="맑은 고딕" w:hAnsi="맑은 고딕" w:eastAsia="맑은 고딕"/>
+          <w:b/>
+          <w:sz w:val="21"/>
+        </w:rPr>
+        <w:t xml:space="preserve">새 리두가 실제로 적용되는지</w:t>
+      </w:r>
+      <w:r>
+        <w:rPr>
+          <w:rFonts w:ascii="맑은 고딕" w:hAnsi="맑은 고딕" w:eastAsia="맑은 고딕"/>
+          <w:sz w:val="21"/>
+        </w:rPr>
+        <w:t xml:space="preserve"> 데이터로 확인한다. 뷰만 보지 않는다.</w:t>
       </w:r>
     </w:p>
     <w:p>
       <w:r>
         <w:rPr>
           <w:rFonts w:ascii="맑은 고딕" w:hAnsi="맑은 고딕" w:eastAsia="맑은 고딕"/>
-          <w:sz w:val="21"/>
-        </w:rPr>
-        <w:t>**⑥** `SERVICE` 속성이 있는 `LOG_ARCHIVE_DEST_n`을 비운다. DUPLICATE의 `SPFILE` 절로 설정했다면 여기서 ORA-16698의 씨앗이 된다.</w:t>
+          <w:b/>
+          <w:sz w:val="21"/>
+        </w:rPr>
+        <w:t xml:space="preserve">⑥</w:t>
+      </w:r>
+      <w:r>
+        <w:rPr>
+          <w:rFonts w:ascii="맑은 고딕" w:hAnsi="맑은 고딕" w:eastAsia="맑은 고딕"/>
+          <w:sz w:val="21"/>
+        </w:rPr>
+        <w:t xml:space="preserve"> </w:t>
+      </w:r>
+      <w:r>
+        <w:rPr>
+          <w:rFonts w:ascii="Consolas" w:hAnsi="Consolas" w:eastAsia="맑은 고딕"/>
+          <w:sz w:val="21"/>
+        </w:rPr>
+        <w:t xml:space="preserve">SERVICE</w:t>
+      </w:r>
+      <w:r>
+        <w:rPr>
+          <w:rFonts w:ascii="맑은 고딕" w:hAnsi="맑은 고딕" w:eastAsia="맑은 고딕"/>
+          <w:sz w:val="21"/>
+        </w:rPr>
+        <w:t xml:space="preserve"> 속성이 있는 </w:t>
+      </w:r>
+      <w:r>
+        <w:rPr>
+          <w:rFonts w:ascii="Consolas" w:hAnsi="Consolas" w:eastAsia="맑은 고딕"/>
+          <w:sz w:val="21"/>
+        </w:rPr>
+        <w:t xml:space="preserve">LOG_ARCHIVE_DEST_n</w:t>
+      </w:r>
+      <w:r>
+        <w:rPr>
+          <w:rFonts w:ascii="맑은 고딕" w:hAnsi="맑은 고딕" w:eastAsia="맑은 고딕"/>
+          <w:sz w:val="21"/>
+        </w:rPr>
+        <w:t xml:space="preserve">을 비운다. DUPLICATE의 </w:t>
+      </w:r>
+      <w:r>
+        <w:rPr>
+          <w:rFonts w:ascii="Consolas" w:hAnsi="Consolas" w:eastAsia="맑은 고딕"/>
+          <w:sz w:val="21"/>
+        </w:rPr>
+        <w:t xml:space="preserve">SPFILE</w:t>
+      </w:r>
+      <w:r>
+        <w:rPr>
+          <w:rFonts w:ascii="맑은 고딕" w:hAnsi="맑은 고딕" w:eastAsia="맑은 고딕"/>
+          <w:sz w:val="21"/>
+        </w:rPr>
+        <w:t xml:space="preserve"> 절로 설정했다면 여기서 ORA-16698의 씨앗이 된다.</w:t>
       </w:r>
     </w:p>
     <w:p>
       <w:r>
         <w:rPr>
           <w:rFonts w:ascii="맑은 고딕" w:hAnsi="맑은 고딕" w:eastAsia="맑은 고딕"/>
-          <w:sz w:val="21"/>
-        </w:rPr>
-        <w:t>**⑦** `ADD DATABASE 'boston' AS CONNECT IDENTIFIER IS boston;` → `ENABLE CONFIGURATION`.</w:t>
+          <w:b/>
+          <w:sz w:val="21"/>
+        </w:rPr>
+        <w:t xml:space="preserve">⑦</w:t>
+      </w:r>
+      <w:r>
+        <w:rPr>
+          <w:rFonts w:ascii="맑은 고딕" w:hAnsi="맑은 고딕" w:eastAsia="맑은 고딕"/>
+          <w:sz w:val="21"/>
+        </w:rPr>
+        <w:t xml:space="preserve"> </w:t>
+      </w:r>
+      <w:r>
+        <w:rPr>
+          <w:rFonts w:ascii="Consolas" w:hAnsi="Consolas" w:eastAsia="맑은 고딕"/>
+          <w:sz w:val="21"/>
+        </w:rPr>
+        <w:t xml:space="preserve">ADD DATABASE 'boston' AS CONNECT IDENTIFIER IS boston;</w:t>
+      </w:r>
+      <w:r>
+        <w:rPr>
+          <w:rFonts w:ascii="맑은 고딕" w:hAnsi="맑은 고딕" w:eastAsia="맑은 고딕"/>
+          <w:sz w:val="21"/>
+        </w:rPr>
+        <w:t xml:space="preserve"> → </w:t>
+      </w:r>
+      <w:r>
+        <w:rPr>
+          <w:rFonts w:ascii="Consolas" w:hAnsi="Consolas" w:eastAsia="맑은 고딕"/>
+          <w:sz w:val="21"/>
+        </w:rPr>
+        <w:t xml:space="preserve">ENABLE CONFIGURATION</w:t>
+      </w:r>
+      <w:r>
+        <w:rPr>
+          <w:rFonts w:ascii="맑은 고딕" w:hAnsi="맑은 고딕" w:eastAsia="맑은 고딕"/>
+          <w:sz w:val="21"/>
+        </w:rPr>
+        <w:t xml:space="preserve">.</w:t>
       </w:r>
     </w:p>
     <w:p>
       <w:r>
         <w:rPr>
           <w:rFonts w:ascii="맑은 고딕" w:hAnsi="맑은 고딕" w:eastAsia="맑은 고딕"/>
-          <w:sz w:val="21"/>
-        </w:rPr>
-        <w:t>**⑧** `SHOW CONFIGURATION`이 `SUCCESS`이고 `Real Time Query: ON`인지 확인한 뒤 데이터로 종단 검증한다.</w:t>
+          <w:b/>
+          <w:sz w:val="21"/>
+        </w:rPr>
+        <w:t xml:space="preserve">⑧</w:t>
+      </w:r>
+      <w:r>
+        <w:rPr>
+          <w:rFonts w:ascii="맑은 고딕" w:hAnsi="맑은 고딕" w:eastAsia="맑은 고딕"/>
+          <w:sz w:val="21"/>
+        </w:rPr>
+        <w:t xml:space="preserve"> </w:t>
+      </w:r>
+      <w:r>
+        <w:rPr>
+          <w:rFonts w:ascii="Consolas" w:hAnsi="Consolas" w:eastAsia="맑은 고딕"/>
+          <w:sz w:val="21"/>
+        </w:rPr>
+        <w:t xml:space="preserve">SHOW CONFIGURATION</w:t>
+      </w:r>
+      <w:r>
+        <w:rPr>
+          <w:rFonts w:ascii="맑은 고딕" w:hAnsi="맑은 고딕" w:eastAsia="맑은 고딕"/>
+          <w:sz w:val="21"/>
+        </w:rPr>
+        <w:t xml:space="preserve">이 </w:t>
+      </w:r>
+      <w:r>
+        <w:rPr>
+          <w:rFonts w:ascii="Consolas" w:hAnsi="Consolas" w:eastAsia="맑은 고딕"/>
+          <w:sz w:val="21"/>
+        </w:rPr>
+        <w:t xml:space="preserve">SUCCESS</w:t>
+      </w:r>
+      <w:r>
+        <w:rPr>
+          <w:rFonts w:ascii="맑은 고딕" w:hAnsi="맑은 고딕" w:eastAsia="맑은 고딕"/>
+          <w:sz w:val="21"/>
+        </w:rPr>
+        <w:t xml:space="preserve">이고 </w:t>
+      </w:r>
+      <w:r>
+        <w:rPr>
+          <w:rFonts w:ascii="Consolas" w:hAnsi="Consolas" w:eastAsia="맑은 고딕"/>
+          <w:sz w:val="21"/>
+        </w:rPr>
+        <w:t xml:space="preserve">Real Time Query: ON</w:t>
+      </w:r>
+      <w:r>
+        <w:rPr>
+          <w:rFonts w:ascii="맑은 고딕" w:hAnsi="맑은 고딕" w:eastAsia="맑은 고딕"/>
+          <w:sz w:val="21"/>
+        </w:rPr>
+        <w:t xml:space="preserve">인지 확인한 뒤 데이터로 종단 검증한다.</w:t>
       </w:r>
     </w:p>
     <w:p>
       <w:r>
         <w:rPr>
           <w:rFonts w:ascii="맑은 고딕" w:hAnsi="맑은 고딕" w:eastAsia="맑은 고딕"/>
-          <w:sz w:val="21"/>
-        </w:rPr>
-        <w:t>**주의** — ⑥을 건너뛰면 ⑦에서 ORA-16698이 난다. 재구축 스크립트가 `SPFILE` 절에 `log_archive_dest_2`를 설정한다면 **아예 빼는 편이 낫다.** Broker가 어차피 만들어 준다.</w:t>
+          <w:b/>
+          <w:sz w:val="21"/>
+        </w:rPr>
+        <w:t xml:space="preserve">주의</w:t>
+      </w:r>
+      <w:r>
+        <w:rPr>
+          <w:rFonts w:ascii="맑은 고딕" w:hAnsi="맑은 고딕" w:eastAsia="맑은 고딕"/>
+          <w:sz w:val="21"/>
+        </w:rPr>
+        <w:t xml:space="preserve"> — ⑥을 건너뛰면 ⑦에서 ORA-16698이 난다. 재구축 스크립트가 </w:t>
+      </w:r>
+      <w:r>
+        <w:rPr>
+          <w:rFonts w:ascii="Consolas" w:hAnsi="Consolas" w:eastAsia="맑은 고딕"/>
+          <w:sz w:val="21"/>
+        </w:rPr>
+        <w:t xml:space="preserve">SPFILE</w:t>
+      </w:r>
+      <w:r>
+        <w:rPr>
+          <w:rFonts w:ascii="맑은 고딕" w:hAnsi="맑은 고딕" w:eastAsia="맑은 고딕"/>
+          <w:sz w:val="21"/>
+        </w:rPr>
+        <w:t xml:space="preserve"> 절에 </w:t>
+      </w:r>
+      <w:r>
+        <w:rPr>
+          <w:rFonts w:ascii="Consolas" w:hAnsi="Consolas" w:eastAsia="맑은 고딕"/>
+          <w:sz w:val="21"/>
+        </w:rPr>
+        <w:t xml:space="preserve">log_archive_dest_2</w:t>
+      </w:r>
+      <w:r>
+        <w:rPr>
+          <w:rFonts w:ascii="맑은 고딕" w:hAnsi="맑은 고딕" w:eastAsia="맑은 고딕"/>
+          <w:sz w:val="21"/>
+        </w:rPr>
+        <w:t xml:space="preserve">를 설정한다면 </w:t>
+      </w:r>
+      <w:r>
+        <w:rPr>
+          <w:rFonts w:ascii="맑은 고딕" w:hAnsi="맑은 고딕" w:eastAsia="맑은 고딕"/>
+          <w:b/>
+          <w:sz w:val="21"/>
+        </w:rPr>
+        <w:t xml:space="preserve">아예 빼는 편이 낫다.</w:t>
+      </w:r>
+      <w:r>
+        <w:rPr>
+          <w:rFonts w:ascii="맑은 고딕" w:hAnsi="맑은 고딕" w:eastAsia="맑은 고딕"/>
+          <w:sz w:val="21"/>
+        </w:rPr>
+        <w:t xml:space="preserve"> Broker가 어차피 만들어 준다.</w:t>
       </w:r>
     </w:p>
     <w:p>
@@ -1691,54 +4996,415 @@
       <w:r>
         <w:rPr>
           <w:rFonts w:ascii="맑은 고딕" w:hAnsi="맑은 고딕" w:eastAsia="맑은 고딕"/>
-          <w:sz w:val="21"/>
-        </w:rPr>
-        <w:t>**① 현재 구성이 정상인지 확인한다.** `V$DATABASE`의 역할·개방 모드, `V$ARCHIVE_DEST_STATUS`의 `STATUS`·`RECOVERY_MODE`, 두 지연이 0인지. **실패 시** — 손으로 만든 구성이 이미 문제가 있다면 Broker로 옮겨도 그대로 따라온다. 먼저 고친다.</w:t>
+          <w:b/>
+          <w:sz w:val="21"/>
+        </w:rPr>
+        <w:t xml:space="preserve">① 현재 구성이 정상인지 확인한다.</w:t>
+      </w:r>
+      <w:r>
+        <w:rPr>
+          <w:rFonts w:ascii="맑은 고딕" w:hAnsi="맑은 고딕" w:eastAsia="맑은 고딕"/>
+          <w:sz w:val="21"/>
+        </w:rPr>
+        <w:t xml:space="preserve"> </w:t>
+      </w:r>
+      <w:r>
+        <w:rPr>
+          <w:rFonts w:ascii="Consolas" w:hAnsi="Consolas" w:eastAsia="맑은 고딕"/>
+          <w:sz w:val="21"/>
+        </w:rPr>
+        <w:t xml:space="preserve">V$DATABASE</w:t>
+      </w:r>
+      <w:r>
+        <w:rPr>
+          <w:rFonts w:ascii="맑은 고딕" w:hAnsi="맑은 고딕" w:eastAsia="맑은 고딕"/>
+          <w:sz w:val="21"/>
+        </w:rPr>
+        <w:t xml:space="preserve">의 역할·개방 모드, </w:t>
+      </w:r>
+      <w:r>
+        <w:rPr>
+          <w:rFonts w:ascii="Consolas" w:hAnsi="Consolas" w:eastAsia="맑은 고딕"/>
+          <w:sz w:val="21"/>
+        </w:rPr>
+        <w:t xml:space="preserve">V$ARCHIVE_DEST_STATUS</w:t>
+      </w:r>
+      <w:r>
+        <w:rPr>
+          <w:rFonts w:ascii="맑은 고딕" w:hAnsi="맑은 고딕" w:eastAsia="맑은 고딕"/>
+          <w:sz w:val="21"/>
+        </w:rPr>
+        <w:t xml:space="preserve">의 </w:t>
+      </w:r>
+      <w:r>
+        <w:rPr>
+          <w:rFonts w:ascii="Consolas" w:hAnsi="Consolas" w:eastAsia="맑은 고딕"/>
+          <w:sz w:val="21"/>
+        </w:rPr>
+        <w:t xml:space="preserve">STATUS</w:t>
+      </w:r>
+      <w:r>
+        <w:rPr>
+          <w:rFonts w:ascii="맑은 고딕" w:hAnsi="맑은 고딕" w:eastAsia="맑은 고딕"/>
+          <w:sz w:val="21"/>
+        </w:rPr>
+        <w:t xml:space="preserve">·</w:t>
+      </w:r>
+      <w:r>
+        <w:rPr>
+          <w:rFonts w:ascii="Consolas" w:hAnsi="Consolas" w:eastAsia="맑은 고딕"/>
+          <w:sz w:val="21"/>
+        </w:rPr>
+        <w:t xml:space="preserve">RECOVERY_MODE</w:t>
+      </w:r>
+      <w:r>
+        <w:rPr>
+          <w:rFonts w:ascii="맑은 고딕" w:hAnsi="맑은 고딕" w:eastAsia="맑은 고딕"/>
+          <w:sz w:val="21"/>
+        </w:rPr>
+        <w:t xml:space="preserve">, 두 지연이 0인지. </w:t>
+      </w:r>
+      <w:r>
+        <w:rPr>
+          <w:rFonts w:ascii="맑은 고딕" w:hAnsi="맑은 고딕" w:eastAsia="맑은 고딕"/>
+          <w:b/>
+          <w:sz w:val="21"/>
+        </w:rPr>
+        <w:t xml:space="preserve">실패 시</w:t>
+      </w:r>
+      <w:r>
+        <w:rPr>
+          <w:rFonts w:ascii="맑은 고딕" w:hAnsi="맑은 고딕" w:eastAsia="맑은 고딕"/>
+          <w:sz w:val="21"/>
+        </w:rPr>
+        <w:t xml:space="preserve"> — 손으로 만든 구성이 이미 문제가 있다면 Broker로 옮겨도 그대로 따라온다. 먼저 고친다.</w:t>
       </w:r>
     </w:p>
     <w:p>
       <w:r>
         <w:rPr>
           <w:rFonts w:ascii="맑은 고딕" w:hAnsi="맑은 고딕" w:eastAsia="맑은 고딕"/>
-          <w:sz w:val="21"/>
-        </w:rPr>
-        <w:t>**② Broker 파라미터를 확인한다.** `SELECT name, value FROM v$parameter WHERE name LIKE 'dg_broker%';` → `dg_broker_start`가 `FALSE`, 구성 파일 경로가 잡혀 있어야 한다. **실패 시** — 경로가 이상하면 미리 바로잡는다.</w:t>
+          <w:b/>
+          <w:sz w:val="21"/>
+        </w:rPr>
+        <w:t xml:space="preserve">② Broker 파라미터를 확인한다.</w:t>
+      </w:r>
+      <w:r>
+        <w:rPr>
+          <w:rFonts w:ascii="맑은 고딕" w:hAnsi="맑은 고딕" w:eastAsia="맑은 고딕"/>
+          <w:sz w:val="21"/>
+        </w:rPr>
+        <w:t xml:space="preserve"> </w:t>
+      </w:r>
+      <w:r>
+        <w:rPr>
+          <w:rFonts w:ascii="Consolas" w:hAnsi="Consolas" w:eastAsia="맑은 고딕"/>
+          <w:sz w:val="21"/>
+        </w:rPr>
+        <w:t xml:space="preserve">SELECT name, value FROM v$parameter WHERE name LIKE 'dg_broker%';</w:t>
+      </w:r>
+      <w:r>
+        <w:rPr>
+          <w:rFonts w:ascii="맑은 고딕" w:hAnsi="맑은 고딕" w:eastAsia="맑은 고딕"/>
+          <w:sz w:val="21"/>
+        </w:rPr>
+        <w:t xml:space="preserve"> → </w:t>
+      </w:r>
+      <w:r>
+        <w:rPr>
+          <w:rFonts w:ascii="Consolas" w:hAnsi="Consolas" w:eastAsia="맑은 고딕"/>
+          <w:sz w:val="21"/>
+        </w:rPr>
+        <w:t xml:space="preserve">dg_broker_start</w:t>
+      </w:r>
+      <w:r>
+        <w:rPr>
+          <w:rFonts w:ascii="맑은 고딕" w:hAnsi="맑은 고딕" w:eastAsia="맑은 고딕"/>
+          <w:sz w:val="21"/>
+        </w:rPr>
+        <w:t xml:space="preserve">가 </w:t>
+      </w:r>
+      <w:r>
+        <w:rPr>
+          <w:rFonts w:ascii="Consolas" w:hAnsi="Consolas" w:eastAsia="맑은 고딕"/>
+          <w:sz w:val="21"/>
+        </w:rPr>
+        <w:t xml:space="preserve">FALSE</w:t>
+      </w:r>
+      <w:r>
+        <w:rPr>
+          <w:rFonts w:ascii="맑은 고딕" w:hAnsi="맑은 고딕" w:eastAsia="맑은 고딕"/>
+          <w:sz w:val="21"/>
+        </w:rPr>
+        <w:t xml:space="preserve">, 구성 파일 경로가 잡혀 있어야 한다. </w:t>
+      </w:r>
+      <w:r>
+        <w:rPr>
+          <w:rFonts w:ascii="맑은 고딕" w:hAnsi="맑은 고딕" w:eastAsia="맑은 고딕"/>
+          <w:b/>
+          <w:sz w:val="21"/>
+        </w:rPr>
+        <w:t xml:space="preserve">실패 시</w:t>
+      </w:r>
+      <w:r>
+        <w:rPr>
+          <w:rFonts w:ascii="맑은 고딕" w:hAnsi="맑은 고딕" w:eastAsia="맑은 고딕"/>
+          <w:sz w:val="21"/>
+        </w:rPr>
+        <w:t xml:space="preserve"> — 경로가 이상하면 미리 바로잡는다.</w:t>
       </w:r>
     </w:p>
     <w:p>
       <w:r>
         <w:rPr>
           <w:rFonts w:ascii="맑은 고딕" w:hAnsi="맑은 고딕" w:eastAsia="맑은 고딕"/>
-          <w:sz w:val="21"/>
-        </w:rPr>
-        <w:t>**③ 정적 등록을 확인한다.** `lsnrctl status`에 `&lt;이름&gt;_DGMGRL`이 `status UNKNOWN`으로 있어야 한다. 양쪽 모두. **실패 시** — `listener.ora`에 `SID_DESC`를 추가하고 `lsnrctl reload`. 없으면 역할 전환이 중간에 멈춘다.</w:t>
+          <w:b/>
+          <w:sz w:val="21"/>
+        </w:rPr>
+        <w:t xml:space="preserve">③ 정적 등록을 확인한다.</w:t>
+      </w:r>
+      <w:r>
+        <w:rPr>
+          <w:rFonts w:ascii="맑은 고딕" w:hAnsi="맑은 고딕" w:eastAsia="맑은 고딕"/>
+          <w:sz w:val="21"/>
+        </w:rPr>
+        <w:t xml:space="preserve"> </w:t>
+      </w:r>
+      <w:r>
+        <w:rPr>
+          <w:rFonts w:ascii="Consolas" w:hAnsi="Consolas" w:eastAsia="맑은 고딕"/>
+          <w:sz w:val="21"/>
+        </w:rPr>
+        <w:t xml:space="preserve">lsnrctl status</w:t>
+      </w:r>
+      <w:r>
+        <w:rPr>
+          <w:rFonts w:ascii="맑은 고딕" w:hAnsi="맑은 고딕" w:eastAsia="맑은 고딕"/>
+          <w:sz w:val="21"/>
+        </w:rPr>
+        <w:t xml:space="preserve">에 </w:t>
+      </w:r>
+      <w:r>
+        <w:rPr>
+          <w:rFonts w:ascii="Consolas" w:hAnsi="Consolas" w:eastAsia="맑은 고딕"/>
+          <w:sz w:val="21"/>
+        </w:rPr>
+        <w:t xml:space="preserve">&lt;이름&gt;_DGMGRL</w:t>
+      </w:r>
+      <w:r>
+        <w:rPr>
+          <w:rFonts w:ascii="맑은 고딕" w:hAnsi="맑은 고딕" w:eastAsia="맑은 고딕"/>
+          <w:sz w:val="21"/>
+        </w:rPr>
+        <w:t xml:space="preserve">이 </w:t>
+      </w:r>
+      <w:r>
+        <w:rPr>
+          <w:rFonts w:ascii="Consolas" w:hAnsi="Consolas" w:eastAsia="맑은 고딕"/>
+          <w:sz w:val="21"/>
+        </w:rPr>
+        <w:t xml:space="preserve">status UNKNOWN</w:t>
+      </w:r>
+      <w:r>
+        <w:rPr>
+          <w:rFonts w:ascii="맑은 고딕" w:hAnsi="맑은 고딕" w:eastAsia="맑은 고딕"/>
+          <w:sz w:val="21"/>
+        </w:rPr>
+        <w:t xml:space="preserve">으로 있어야 한다. 양쪽 모두. </w:t>
+      </w:r>
+      <w:r>
+        <w:rPr>
+          <w:rFonts w:ascii="맑은 고딕" w:hAnsi="맑은 고딕" w:eastAsia="맑은 고딕"/>
+          <w:b/>
+          <w:sz w:val="21"/>
+        </w:rPr>
+        <w:t xml:space="preserve">실패 시</w:t>
+      </w:r>
+      <w:r>
+        <w:rPr>
+          <w:rFonts w:ascii="맑은 고딕" w:hAnsi="맑은 고딕" w:eastAsia="맑은 고딕"/>
+          <w:sz w:val="21"/>
+        </w:rPr>
+        <w:t xml:space="preserve"> — </w:t>
+      </w:r>
+      <w:r>
+        <w:rPr>
+          <w:rFonts w:ascii="Consolas" w:hAnsi="Consolas" w:eastAsia="맑은 고딕"/>
+          <w:sz w:val="21"/>
+        </w:rPr>
+        <w:t xml:space="preserve">listener.ora</w:t>
+      </w:r>
+      <w:r>
+        <w:rPr>
+          <w:rFonts w:ascii="맑은 고딕" w:hAnsi="맑은 고딕" w:eastAsia="맑은 고딕"/>
+          <w:sz w:val="21"/>
+        </w:rPr>
+        <w:t xml:space="preserve">에 </w:t>
+      </w:r>
+      <w:r>
+        <w:rPr>
+          <w:rFonts w:ascii="Consolas" w:hAnsi="Consolas" w:eastAsia="맑은 고딕"/>
+          <w:sz w:val="21"/>
+        </w:rPr>
+        <w:t xml:space="preserve">SID_DESC</w:t>
+      </w:r>
+      <w:r>
+        <w:rPr>
+          <w:rFonts w:ascii="맑은 고딕" w:hAnsi="맑은 고딕" w:eastAsia="맑은 고딕"/>
+          <w:sz w:val="21"/>
+        </w:rPr>
+        <w:t xml:space="preserve">를 추가하고 </w:t>
+      </w:r>
+      <w:r>
+        <w:rPr>
+          <w:rFonts w:ascii="Consolas" w:hAnsi="Consolas" w:eastAsia="맑은 고딕"/>
+          <w:sz w:val="21"/>
+        </w:rPr>
+        <w:t xml:space="preserve">lsnrctl reload</w:t>
+      </w:r>
+      <w:r>
+        <w:rPr>
+          <w:rFonts w:ascii="맑은 고딕" w:hAnsi="맑은 고딕" w:eastAsia="맑은 고딕"/>
+          <w:sz w:val="21"/>
+        </w:rPr>
+        <w:t xml:space="preserve">. 없으면 역할 전환이 중간에 멈춘다.</w:t>
       </w:r>
     </w:p>
     <w:p>
       <w:r>
         <w:rPr>
           <w:rFonts w:ascii="맑은 고딕" w:hAnsi="맑은 고딕" w:eastAsia="맑은 고딕"/>
-          <w:sz w:val="21"/>
-        </w:rPr>
-        <w:t>**④ 별칭을 확인한다.** 양쪽에서 `tnsping &lt;상대&gt;`가 `OK`여야 하고 SYSDBA 접속도 되어야 한다. **실패 시** — TNS-03505나 ORA-12154. 3장의 절차로 돌아간다.</w:t>
+          <w:b/>
+          <w:sz w:val="21"/>
+        </w:rPr>
+        <w:t xml:space="preserve">④ 별칭을 확인한다.</w:t>
+      </w:r>
+      <w:r>
+        <w:rPr>
+          <w:rFonts w:ascii="맑은 고딕" w:hAnsi="맑은 고딕" w:eastAsia="맑은 고딕"/>
+          <w:sz w:val="21"/>
+        </w:rPr>
+        <w:t xml:space="preserve"> 양쪽에서 </w:t>
+      </w:r>
+      <w:r>
+        <w:rPr>
+          <w:rFonts w:ascii="Consolas" w:hAnsi="Consolas" w:eastAsia="맑은 고딕"/>
+          <w:sz w:val="21"/>
+        </w:rPr>
+        <w:t xml:space="preserve">tnsping &lt;상대&gt;</w:t>
+      </w:r>
+      <w:r>
+        <w:rPr>
+          <w:rFonts w:ascii="맑은 고딕" w:hAnsi="맑은 고딕" w:eastAsia="맑은 고딕"/>
+          <w:sz w:val="21"/>
+        </w:rPr>
+        <w:t xml:space="preserve">가 </w:t>
+      </w:r>
+      <w:r>
+        <w:rPr>
+          <w:rFonts w:ascii="Consolas" w:hAnsi="Consolas" w:eastAsia="맑은 고딕"/>
+          <w:sz w:val="21"/>
+        </w:rPr>
+        <w:t xml:space="preserve">OK</w:t>
+      </w:r>
+      <w:r>
+        <w:rPr>
+          <w:rFonts w:ascii="맑은 고딕" w:hAnsi="맑은 고딕" w:eastAsia="맑은 고딕"/>
+          <w:sz w:val="21"/>
+        </w:rPr>
+        <w:t xml:space="preserve">여야 하고 SYSDBA 접속도 되어야 한다. </w:t>
+      </w:r>
+      <w:r>
+        <w:rPr>
+          <w:rFonts w:ascii="맑은 고딕" w:hAnsi="맑은 고딕" w:eastAsia="맑은 고딕"/>
+          <w:b/>
+          <w:sz w:val="21"/>
+        </w:rPr>
+        <w:t xml:space="preserve">실패 시</w:t>
+      </w:r>
+      <w:r>
+        <w:rPr>
+          <w:rFonts w:ascii="맑은 고딕" w:hAnsi="맑은 고딕" w:eastAsia="맑은 고딕"/>
+          <w:sz w:val="21"/>
+        </w:rPr>
+        <w:t xml:space="preserve"> — TNS-03505나 ORA-12154. 3장의 절차로 돌아간다.</w:t>
       </w:r>
     </w:p>
     <w:p>
       <w:r>
         <w:rPr>
           <w:rFonts w:ascii="맑은 고딕" w:hAnsi="맑은 고딕" w:eastAsia="맑은 고딕"/>
-          <w:sz w:val="21"/>
-        </w:rPr>
-        <w:t>**⑤ 목적지 파라미터를 조사한다.** 양쪽에서 `SERVICE` 속성이 있는 `LOG_ARCHIVE_DEST_n`을 모두 찾는다. **실패 시** — 이관 중 ORA-16698로 나타난다. 미리 알아 두면 당황하지 않는다.</w:t>
+          <w:b/>
+          <w:sz w:val="21"/>
+        </w:rPr>
+        <w:t xml:space="preserve">⑤ 목적지 파라미터를 조사한다.</w:t>
+      </w:r>
+      <w:r>
+        <w:rPr>
+          <w:rFonts w:ascii="맑은 고딕" w:hAnsi="맑은 고딕" w:eastAsia="맑은 고딕"/>
+          <w:sz w:val="21"/>
+        </w:rPr>
+        <w:t xml:space="preserve"> 양쪽에서 </w:t>
+      </w:r>
+      <w:r>
+        <w:rPr>
+          <w:rFonts w:ascii="Consolas" w:hAnsi="Consolas" w:eastAsia="맑은 고딕"/>
+          <w:sz w:val="21"/>
+        </w:rPr>
+        <w:t xml:space="preserve">SERVICE</w:t>
+      </w:r>
+      <w:r>
+        <w:rPr>
+          <w:rFonts w:ascii="맑은 고딕" w:hAnsi="맑은 고딕" w:eastAsia="맑은 고딕"/>
+          <w:sz w:val="21"/>
+        </w:rPr>
+        <w:t xml:space="preserve"> 속성이 있는 </w:t>
+      </w:r>
+      <w:r>
+        <w:rPr>
+          <w:rFonts w:ascii="Consolas" w:hAnsi="Consolas" w:eastAsia="맑은 고딕"/>
+          <w:sz w:val="21"/>
+        </w:rPr>
+        <w:t xml:space="preserve">LOG_ARCHIVE_DEST_n</w:t>
+      </w:r>
+      <w:r>
+        <w:rPr>
+          <w:rFonts w:ascii="맑은 고딕" w:hAnsi="맑은 고딕" w:eastAsia="맑은 고딕"/>
+          <w:sz w:val="21"/>
+        </w:rPr>
+        <w:t xml:space="preserve">을 모두 찾는다. </w:t>
+      </w:r>
+      <w:r>
+        <w:rPr>
+          <w:rFonts w:ascii="맑은 고딕" w:hAnsi="맑은 고딕" w:eastAsia="맑은 고딕"/>
+          <w:b/>
+          <w:sz w:val="21"/>
+        </w:rPr>
+        <w:t xml:space="preserve">실패 시</w:t>
+      </w:r>
+      <w:r>
+        <w:rPr>
+          <w:rFonts w:ascii="맑은 고딕" w:hAnsi="맑은 고딕" w:eastAsia="맑은 고딕"/>
+          <w:sz w:val="21"/>
+        </w:rPr>
+        <w:t xml:space="preserve"> — 이관 중 ORA-16698로 나타난다. 미리 알아 두면 당황하지 않는다.</w:t>
       </w:r>
     </w:p>
     <w:p>
       <w:r>
         <w:rPr>
           <w:rFonts w:ascii="맑은 고딕" w:hAnsi="맑은 고딕" w:eastAsia="맑은 고딕"/>
-          <w:sz w:val="21"/>
-        </w:rPr>
-        <w:t>**⑥ 변경 시간대를 확보한다.** ④단계(목적지 비우기)에서 전송이 끊기므로.</w:t>
+          <w:b/>
+          <w:sz w:val="21"/>
+        </w:rPr>
+        <w:t xml:space="preserve">⑥ 변경 시간대를 확보한다.</w:t>
+      </w:r>
+      <w:r>
+        <w:rPr>
+          <w:rFonts w:ascii="맑은 고딕" w:hAnsi="맑은 고딕" w:eastAsia="맑은 고딕"/>
+          <w:sz w:val="21"/>
+        </w:rPr>
+        <w:t xml:space="preserve"> ④단계(목적지 비우기)에서 전송이 끊기므로.</w:t>
       </w:r>
     </w:p>
     <w:p>
@@ -1773,144 +5439,569 @@
       <w:r>
         <w:rPr>
           <w:rFonts w:ascii="맑은 고딕" w:hAnsi="맑은 고딕" w:eastAsia="맑은 고딕"/>
-          <w:sz w:val="21"/>
-        </w:rPr>
-        <w:t>**① `DG_BROKER_START=TRUE`** (양쪽, `SCOPE=BOTH`)</w:t>
+          <w:b/>
+          <w:sz w:val="21"/>
+        </w:rPr>
+        <w:t xml:space="preserve">① </w:t>
+      </w:r>
+      <w:r>
+        <w:rPr>
+          <w:rFonts w:ascii="Consolas" w:hAnsi="Consolas" w:eastAsia="맑은 고딕"/>
+          <w:b/>
+          <w:sz w:val="21"/>
+        </w:rPr>
+        <w:t xml:space="preserve">DG_BROKER_START=TRUE</w:t>
+      </w:r>
+      <w:r>
+        <w:rPr>
+          <w:rFonts w:ascii="맑은 고딕" w:hAnsi="맑은 고딕" w:eastAsia="맑은 고딕"/>
+          <w:sz w:val="21"/>
+        </w:rPr>
+        <w:t xml:space="preserve"> (양쪽, </w:t>
+      </w:r>
+      <w:r>
+        <w:rPr>
+          <w:rFonts w:ascii="Consolas" w:hAnsi="Consolas" w:eastAsia="맑은 고딕"/>
+          <w:sz w:val="21"/>
+        </w:rPr>
+        <w:t xml:space="preserve">SCOPE=BOTH</w:t>
+      </w:r>
+      <w:r>
+        <w:rPr>
+          <w:rFonts w:ascii="맑은 고딕" w:hAnsi="맑은 고딕" w:eastAsia="맑은 고딕"/>
+          <w:sz w:val="21"/>
+        </w:rPr>
+        <w:t xml:space="preserve">)</w:t>
       </w:r>
     </w:p>
     <w:p>
       <w:r>
         <w:rPr>
           <w:rFonts w:ascii="맑은 고딕" w:hAnsi="맑은 고딕" w:eastAsia="맑은 고딕"/>
-          <w:sz w:val="21"/>
-        </w:rPr>
-        <w:t>**확인** — `ps -ef | grep dmon`에 `ora_dmon_&lt;SID&gt;`. **서비스 영향** — 없다. 파라미터도 복제도 그대로다.</w:t>
+          <w:b/>
+          <w:sz w:val="21"/>
+        </w:rPr>
+        <w:t xml:space="preserve">확인</w:t>
+      </w:r>
+      <w:r>
+        <w:rPr>
+          <w:rFonts w:ascii="맑은 고딕" w:hAnsi="맑은 고딕" w:eastAsia="맑은 고딕"/>
+          <w:sz w:val="21"/>
+        </w:rPr>
+        <w:t xml:space="preserve"> — </w:t>
+      </w:r>
+      <w:r>
+        <w:rPr>
+          <w:rFonts w:ascii="Consolas" w:hAnsi="Consolas" w:eastAsia="맑은 고딕"/>
+          <w:sz w:val="21"/>
+        </w:rPr>
+        <w:t xml:space="preserve">ps -ef | grep dmon</w:t>
+      </w:r>
+      <w:r>
+        <w:rPr>
+          <w:rFonts w:ascii="맑은 고딕" w:hAnsi="맑은 고딕" w:eastAsia="맑은 고딕"/>
+          <w:sz w:val="21"/>
+        </w:rPr>
+        <w:t xml:space="preserve">에 </w:t>
+      </w:r>
+      <w:r>
+        <w:rPr>
+          <w:rFonts w:ascii="Consolas" w:hAnsi="Consolas" w:eastAsia="맑은 고딕"/>
+          <w:sz w:val="21"/>
+        </w:rPr>
+        <w:t xml:space="preserve">ora_dmon_&lt;SID&gt;</w:t>
+      </w:r>
+      <w:r>
+        <w:rPr>
+          <w:rFonts w:ascii="맑은 고딕" w:hAnsi="맑은 고딕" w:eastAsia="맑은 고딕"/>
+          <w:sz w:val="21"/>
+        </w:rPr>
+        <w:t xml:space="preserve">. </w:t>
+      </w:r>
+      <w:r>
+        <w:rPr>
+          <w:rFonts w:ascii="맑은 고딕" w:hAnsi="맑은 고딕" w:eastAsia="맑은 고딕"/>
+          <w:b/>
+          <w:sz w:val="21"/>
+        </w:rPr>
+        <w:t xml:space="preserve">서비스 영향</w:t>
+      </w:r>
+      <w:r>
+        <w:rPr>
+          <w:rFonts w:ascii="맑은 고딕" w:hAnsi="맑은 고딕" w:eastAsia="맑은 고딕"/>
+          <w:sz w:val="21"/>
+        </w:rPr>
+        <w:t xml:space="preserve"> — 없다. 파라미터도 복제도 그대로다.</w:t>
       </w:r>
     </w:p>
     <w:p>
       <w:r>
         <w:rPr>
           <w:rFonts w:ascii="맑은 고딕" w:hAnsi="맑은 고딕" w:eastAsia="맑은 고딕"/>
-          <w:sz w:val="21"/>
-        </w:rPr>
-        <w:t>**② `dgmgrl` 접속 확인**</w:t>
+          <w:b/>
+          <w:sz w:val="21"/>
+        </w:rPr>
+        <w:t xml:space="preserve">② </w:t>
+      </w:r>
+      <w:r>
+        <w:rPr>
+          <w:rFonts w:ascii="Consolas" w:hAnsi="Consolas" w:eastAsia="맑은 고딕"/>
+          <w:b/>
+          <w:sz w:val="21"/>
+        </w:rPr>
+        <w:t xml:space="preserve">dgmgrl</w:t>
+      </w:r>
+      <w:r>
+        <w:rPr>
+          <w:rFonts w:ascii="맑은 고딕" w:hAnsi="맑은 고딕" w:eastAsia="맑은 고딕"/>
+          <w:b/>
+          <w:sz w:val="21"/>
+        </w:rPr>
+        <w:t xml:space="preserve"> 접속 확인</w:t>
       </w:r>
     </w:p>
     <w:p>
       <w:r>
         <w:rPr>
           <w:rFonts w:ascii="맑은 고딕" w:hAnsi="맑은 고딕" w:eastAsia="맑은 고딕"/>
-          <w:sz w:val="21"/>
-        </w:rPr>
-        <w:t>**확인** — ORA-16532가 나와야 정상이다(DMON은 있고 구성만 없음). **서비스 영향** — 없다.</w:t>
+          <w:b/>
+          <w:sz w:val="21"/>
+        </w:rPr>
+        <w:t xml:space="preserve">확인</w:t>
+      </w:r>
+      <w:r>
+        <w:rPr>
+          <w:rFonts w:ascii="맑은 고딕" w:hAnsi="맑은 고딕" w:eastAsia="맑은 고딕"/>
+          <w:sz w:val="21"/>
+        </w:rPr>
+        <w:t xml:space="preserve"> — ORA-16532가 나와야 정상이다(DMON은 있고 구성만 없음). </w:t>
+      </w:r>
+      <w:r>
+        <w:rPr>
+          <w:rFonts w:ascii="맑은 고딕" w:hAnsi="맑은 고딕" w:eastAsia="맑은 고딕"/>
+          <w:b/>
+          <w:sz w:val="21"/>
+        </w:rPr>
+        <w:t xml:space="preserve">서비스 영향</w:t>
+      </w:r>
+      <w:r>
+        <w:rPr>
+          <w:rFonts w:ascii="맑은 고딕" w:hAnsi="맑은 고딕" w:eastAsia="맑은 고딕"/>
+          <w:sz w:val="21"/>
+        </w:rPr>
+        <w:t xml:space="preserve"> — 없다.</w:t>
       </w:r>
     </w:p>
     <w:p>
       <w:r>
         <w:rPr>
           <w:rFonts w:ascii="맑은 고딕" w:hAnsi="맑은 고딕" w:eastAsia="맑은 고딕"/>
-          <w:sz w:val="21"/>
-        </w:rPr>
-        <w:t>**③ 목적지 비우기** — `ALTER SYSTEM SET log_archive_dest_2='' SCOPE=BOTH;` 양쪽.</w:t>
+          <w:b/>
+          <w:sz w:val="21"/>
+        </w:rPr>
+        <w:t xml:space="preserve">③ 목적지 비우기</w:t>
+      </w:r>
+      <w:r>
+        <w:rPr>
+          <w:rFonts w:ascii="맑은 고딕" w:hAnsi="맑은 고딕" w:eastAsia="맑은 고딕"/>
+          <w:sz w:val="21"/>
+        </w:rPr>
+        <w:t xml:space="preserve"> — </w:t>
+      </w:r>
+      <w:r>
+        <w:rPr>
+          <w:rFonts w:ascii="Consolas" w:hAnsi="Consolas" w:eastAsia="맑은 고딕"/>
+          <w:sz w:val="21"/>
+        </w:rPr>
+        <w:t xml:space="preserve">ALTER SYSTEM SET log_archive_dest_2='' SCOPE=BOTH;</w:t>
+      </w:r>
+      <w:r>
+        <w:rPr>
+          <w:rFonts w:ascii="맑은 고딕" w:hAnsi="맑은 고딕" w:eastAsia="맑은 고딕"/>
+          <w:sz w:val="21"/>
+        </w:rPr>
+        <w:t xml:space="preserve"> 양쪽.</w:t>
       </w:r>
     </w:p>
     <w:p>
       <w:r>
         <w:rPr>
           <w:rFonts w:ascii="맑은 고딕" w:hAnsi="맑은 고딕" w:eastAsia="맑은 고딕"/>
-          <w:sz w:val="21"/>
-        </w:rPr>
-        <w:t>**확인** — `V$PARAMETER`에서 빈 값. **서비스 영향** — **전송이 끊긴다. 여기가 유일한 영향 구간이다.**</w:t>
+          <w:b/>
+          <w:sz w:val="21"/>
+        </w:rPr>
+        <w:t xml:space="preserve">확인</w:t>
+      </w:r>
+      <w:r>
+        <w:rPr>
+          <w:rFonts w:ascii="맑은 고딕" w:hAnsi="맑은 고딕" w:eastAsia="맑은 고딕"/>
+          <w:sz w:val="21"/>
+        </w:rPr>
+        <w:t xml:space="preserve"> — </w:t>
+      </w:r>
+      <w:r>
+        <w:rPr>
+          <w:rFonts w:ascii="Consolas" w:hAnsi="Consolas" w:eastAsia="맑은 고딕"/>
+          <w:sz w:val="21"/>
+        </w:rPr>
+        <w:t xml:space="preserve">V$PARAMETER</w:t>
+      </w:r>
+      <w:r>
+        <w:rPr>
+          <w:rFonts w:ascii="맑은 고딕" w:hAnsi="맑은 고딕" w:eastAsia="맑은 고딕"/>
+          <w:sz w:val="21"/>
+        </w:rPr>
+        <w:t xml:space="preserve">에서 빈 값. </w:t>
+      </w:r>
+      <w:r>
+        <w:rPr>
+          <w:rFonts w:ascii="맑은 고딕" w:hAnsi="맑은 고딕" w:eastAsia="맑은 고딕"/>
+          <w:b/>
+          <w:sz w:val="21"/>
+        </w:rPr>
+        <w:t xml:space="preserve">서비스 영향</w:t>
+      </w:r>
+      <w:r>
+        <w:rPr>
+          <w:rFonts w:ascii="맑은 고딕" w:hAnsi="맑은 고딕" w:eastAsia="맑은 고딕"/>
+          <w:sz w:val="21"/>
+        </w:rPr>
+        <w:t xml:space="preserve"> — </w:t>
+      </w:r>
+      <w:r>
+        <w:rPr>
+          <w:rFonts w:ascii="맑은 고딕" w:hAnsi="맑은 고딕" w:eastAsia="맑은 고딕"/>
+          <w:b/>
+          <w:sz w:val="21"/>
+        </w:rPr>
+        <w:t xml:space="preserve">전송이 끊긴다. 여기가 유일한 영향 구간이다.</w:t>
       </w:r>
     </w:p>
     <w:p>
       <w:r>
         <w:rPr>
           <w:rFonts w:ascii="맑은 고딕" w:hAnsi="맑은 고딕" w:eastAsia="맑은 고딕"/>
-          <w:sz w:val="21"/>
-        </w:rPr>
-        <w:t>**④ `CREATE CONFIGURATION`**</w:t>
+          <w:b/>
+          <w:sz w:val="21"/>
+        </w:rPr>
+        <w:t xml:space="preserve">④ </w:t>
+      </w:r>
+      <w:r>
+        <w:rPr>
+          <w:rFonts w:ascii="Consolas" w:hAnsi="Consolas" w:eastAsia="맑은 고딕"/>
+          <w:b/>
+          <w:sz w:val="21"/>
+        </w:rPr>
+        <w:t xml:space="preserve">CREATE CONFIGURATION</w:t>
       </w:r>
     </w:p>
     <w:p>
       <w:r>
         <w:rPr>
           <w:rFonts w:ascii="맑은 고딕" w:hAnsi="맑은 고딕" w:eastAsia="맑은 고딕"/>
-          <w:sz w:val="21"/>
-        </w:rPr>
-        <w:t>**확인** — `Configuration "..." created with primary database "..."`, `SHOW CONFIGURATION`이 `DISABLED`.</w:t>
+          <w:b/>
+          <w:sz w:val="21"/>
+        </w:rPr>
+        <w:t xml:space="preserve">확인</w:t>
+      </w:r>
+      <w:r>
+        <w:rPr>
+          <w:rFonts w:ascii="맑은 고딕" w:hAnsi="맑은 고딕" w:eastAsia="맑은 고딕"/>
+          <w:sz w:val="21"/>
+        </w:rPr>
+        <w:t xml:space="preserve"> — </w:t>
+      </w:r>
+      <w:r>
+        <w:rPr>
+          <w:rFonts w:ascii="Consolas" w:hAnsi="Consolas" w:eastAsia="맑은 고딕"/>
+          <w:sz w:val="21"/>
+        </w:rPr>
+        <w:t xml:space="preserve">Configuration "..." created with primary database "..."</w:t>
+      </w:r>
+      <w:r>
+        <w:rPr>
+          <w:rFonts w:ascii="맑은 고딕" w:hAnsi="맑은 고딕" w:eastAsia="맑은 고딕"/>
+          <w:sz w:val="21"/>
+        </w:rPr>
+        <w:t xml:space="preserve">, </w:t>
+      </w:r>
+      <w:r>
+        <w:rPr>
+          <w:rFonts w:ascii="Consolas" w:hAnsi="Consolas" w:eastAsia="맑은 고딕"/>
+          <w:sz w:val="21"/>
+        </w:rPr>
+        <w:t xml:space="preserve">SHOW CONFIGURATION</w:t>
+      </w:r>
+      <w:r>
+        <w:rPr>
+          <w:rFonts w:ascii="맑은 고딕" w:hAnsi="맑은 고딕" w:eastAsia="맑은 고딕"/>
+          <w:sz w:val="21"/>
+        </w:rPr>
+        <w:t xml:space="preserve">이 </w:t>
+      </w:r>
+      <w:r>
+        <w:rPr>
+          <w:rFonts w:ascii="Consolas" w:hAnsi="Consolas" w:eastAsia="맑은 고딕"/>
+          <w:sz w:val="21"/>
+        </w:rPr>
+        <w:t xml:space="preserve">DISABLED</w:t>
+      </w:r>
+      <w:r>
+        <w:rPr>
+          <w:rFonts w:ascii="맑은 고딕" w:hAnsi="맑은 고딕" w:eastAsia="맑은 고딕"/>
+          <w:sz w:val="21"/>
+        </w:rPr>
+        <w:t xml:space="preserve">.</w:t>
       </w:r>
     </w:p>
     <w:p>
       <w:r>
         <w:rPr>
           <w:rFonts w:ascii="맑은 고딕" w:hAnsi="맑은 고딕" w:eastAsia="맑은 고딕"/>
-          <w:sz w:val="21"/>
-        </w:rPr>
-        <w:t>**⑤ `ADD DATABASE`**</w:t>
+          <w:b/>
+          <w:sz w:val="21"/>
+        </w:rPr>
+        <w:t xml:space="preserve">⑤ </w:t>
+      </w:r>
+      <w:r>
+        <w:rPr>
+          <w:rFonts w:ascii="Consolas" w:hAnsi="Consolas" w:eastAsia="맑은 고딕"/>
+          <w:b/>
+          <w:sz w:val="21"/>
+        </w:rPr>
+        <w:t xml:space="preserve">ADD DATABASE</w:t>
       </w:r>
     </w:p>
     <w:p>
       <w:r>
         <w:rPr>
           <w:rFonts w:ascii="맑은 고딕" w:hAnsi="맑은 고딕" w:eastAsia="맑은 고딕"/>
-          <w:sz w:val="21"/>
-        </w:rPr>
-        <w:t>**확인** — `Database "..." added`, 멤버에 `(disabled)`와 ORA-16905.</w:t>
+          <w:b/>
+          <w:sz w:val="21"/>
+        </w:rPr>
+        <w:t xml:space="preserve">확인</w:t>
+      </w:r>
+      <w:r>
+        <w:rPr>
+          <w:rFonts w:ascii="맑은 고딕" w:hAnsi="맑은 고딕" w:eastAsia="맑은 고딕"/>
+          <w:sz w:val="21"/>
+        </w:rPr>
+        <w:t xml:space="preserve"> — </w:t>
+      </w:r>
+      <w:r>
+        <w:rPr>
+          <w:rFonts w:ascii="Consolas" w:hAnsi="Consolas" w:eastAsia="맑은 고딕"/>
+          <w:sz w:val="21"/>
+        </w:rPr>
+        <w:t xml:space="preserve">Database "..." added</w:t>
+      </w:r>
+      <w:r>
+        <w:rPr>
+          <w:rFonts w:ascii="맑은 고딕" w:hAnsi="맑은 고딕" w:eastAsia="맑은 고딕"/>
+          <w:sz w:val="21"/>
+        </w:rPr>
+        <w:t xml:space="preserve">, 멤버에 </w:t>
+      </w:r>
+      <w:r>
+        <w:rPr>
+          <w:rFonts w:ascii="Consolas" w:hAnsi="Consolas" w:eastAsia="맑은 고딕"/>
+          <w:sz w:val="21"/>
+        </w:rPr>
+        <w:t xml:space="preserve">(disabled)</w:t>
+      </w:r>
+      <w:r>
+        <w:rPr>
+          <w:rFonts w:ascii="맑은 고딕" w:hAnsi="맑은 고딕" w:eastAsia="맑은 고딕"/>
+          <w:sz w:val="21"/>
+        </w:rPr>
+        <w:t xml:space="preserve">와 ORA-16905.</w:t>
       </w:r>
     </w:p>
     <w:p>
       <w:r>
         <w:rPr>
           <w:rFonts w:ascii="맑은 고딕" w:hAnsi="맑은 고딕" w:eastAsia="맑은 고딕"/>
-          <w:sz w:val="21"/>
-        </w:rPr>
-        <w:t>**⑥ `ENABLE CONFIGURATION`**</w:t>
+          <w:b/>
+          <w:sz w:val="21"/>
+        </w:rPr>
+        <w:t xml:space="preserve">⑥ </w:t>
+      </w:r>
+      <w:r>
+        <w:rPr>
+          <w:rFonts w:ascii="Consolas" w:hAnsi="Consolas" w:eastAsia="맑은 고딕"/>
+          <w:b/>
+          <w:sz w:val="21"/>
+        </w:rPr>
+        <w:t xml:space="preserve">ENABLE CONFIGURATION</w:t>
       </w:r>
     </w:p>
     <w:p>
       <w:r>
         <w:rPr>
           <w:rFonts w:ascii="맑은 고딕" w:hAnsi="맑은 고딕" w:eastAsia="맑은 고딕"/>
-          <w:sz w:val="21"/>
-        </w:rPr>
-        <w:t>**확인** — 출력 없음. 1분쯤 뒤 `SHOW CONFIGURATION`이 `SUCCESS`.</w:t>
+          <w:b/>
+          <w:sz w:val="21"/>
+        </w:rPr>
+        <w:t xml:space="preserve">확인</w:t>
+      </w:r>
+      <w:r>
+        <w:rPr>
+          <w:rFonts w:ascii="맑은 고딕" w:hAnsi="맑은 고딕" w:eastAsia="맑은 고딕"/>
+          <w:sz w:val="21"/>
+        </w:rPr>
+        <w:t xml:space="preserve"> — 출력 없음. 1분쯤 뒤 </w:t>
+      </w:r>
+      <w:r>
+        <w:rPr>
+          <w:rFonts w:ascii="Consolas" w:hAnsi="Consolas" w:eastAsia="맑은 고딕"/>
+          <w:sz w:val="21"/>
+        </w:rPr>
+        <w:t xml:space="preserve">SHOW CONFIGURATION</w:t>
+      </w:r>
+      <w:r>
+        <w:rPr>
+          <w:rFonts w:ascii="맑은 고딕" w:hAnsi="맑은 고딕" w:eastAsia="맑은 고딕"/>
+          <w:sz w:val="21"/>
+        </w:rPr>
+        <w:t xml:space="preserve">이 </w:t>
+      </w:r>
+      <w:r>
+        <w:rPr>
+          <w:rFonts w:ascii="Consolas" w:hAnsi="Consolas" w:eastAsia="맑은 고딕"/>
+          <w:sz w:val="21"/>
+        </w:rPr>
+        <w:t xml:space="preserve">SUCCESS</w:t>
+      </w:r>
+      <w:r>
+        <w:rPr>
+          <w:rFonts w:ascii="맑은 고딕" w:hAnsi="맑은 고딕" w:eastAsia="맑은 고딕"/>
+          <w:sz w:val="21"/>
+        </w:rPr>
+        <w:t xml:space="preserve">.</w:t>
       </w:r>
     </w:p>
     <w:p>
       <w:r>
         <w:rPr>
           <w:rFonts w:ascii="맑은 고딕" w:hAnsi="맑은 고딕" w:eastAsia="맑은 고딕"/>
-          <w:sz w:val="21"/>
-        </w:rPr>
-        <w:t>**⑦ 인수 확인**</w:t>
+          <w:b/>
+          <w:sz w:val="21"/>
+        </w:rPr>
+        <w:t xml:space="preserve">⑦ 인수 확인</w:t>
       </w:r>
     </w:p>
     <w:p>
       <w:r>
         <w:rPr>
           <w:rFonts w:ascii="맑은 고딕" w:hAnsi="맑은 고딕" w:eastAsia="맑은 고딕"/>
-          <w:sz w:val="21"/>
-        </w:rPr>
-        <w:t>**확인** — 목적지가 Broker 형식으로 재작성, `FAL_SERVER`가 빔, `VALID_FOR`가 `all_roles`, 구성 파일 `dr1/dr2` 생성.</w:t>
+          <w:b/>
+          <w:sz w:val="21"/>
+        </w:rPr>
+        <w:t xml:space="preserve">확인</w:t>
+      </w:r>
+      <w:r>
+        <w:rPr>
+          <w:rFonts w:ascii="맑은 고딕" w:hAnsi="맑은 고딕" w:eastAsia="맑은 고딕"/>
+          <w:sz w:val="21"/>
+        </w:rPr>
+        <w:t xml:space="preserve"> — 목적지가 Broker 형식으로 재작성, </w:t>
+      </w:r>
+      <w:r>
+        <w:rPr>
+          <w:rFonts w:ascii="Consolas" w:hAnsi="Consolas" w:eastAsia="맑은 고딕"/>
+          <w:sz w:val="21"/>
+        </w:rPr>
+        <w:t xml:space="preserve">FAL_SERVER</w:t>
+      </w:r>
+      <w:r>
+        <w:rPr>
+          <w:rFonts w:ascii="맑은 고딕" w:hAnsi="맑은 고딕" w:eastAsia="맑은 고딕"/>
+          <w:sz w:val="21"/>
+        </w:rPr>
+        <w:t xml:space="preserve">가 빔, </w:t>
+      </w:r>
+      <w:r>
+        <w:rPr>
+          <w:rFonts w:ascii="Consolas" w:hAnsi="Consolas" w:eastAsia="맑은 고딕"/>
+          <w:sz w:val="21"/>
+        </w:rPr>
+        <w:t xml:space="preserve">VALID_FOR</w:t>
+      </w:r>
+      <w:r>
+        <w:rPr>
+          <w:rFonts w:ascii="맑은 고딕" w:hAnsi="맑은 고딕" w:eastAsia="맑은 고딕"/>
+          <w:sz w:val="21"/>
+        </w:rPr>
+        <w:t xml:space="preserve">가 </w:t>
+      </w:r>
+      <w:r>
+        <w:rPr>
+          <w:rFonts w:ascii="Consolas" w:hAnsi="Consolas" w:eastAsia="맑은 고딕"/>
+          <w:sz w:val="21"/>
+        </w:rPr>
+        <w:t xml:space="preserve">all_roles</w:t>
+      </w:r>
+      <w:r>
+        <w:rPr>
+          <w:rFonts w:ascii="맑은 고딕" w:hAnsi="맑은 고딕" w:eastAsia="맑은 고딕"/>
+          <w:sz w:val="21"/>
+        </w:rPr>
+        <w:t xml:space="preserve">, 구성 파일 </w:t>
+      </w:r>
+      <w:r>
+        <w:rPr>
+          <w:rFonts w:ascii="Consolas" w:hAnsi="Consolas" w:eastAsia="맑은 고딕"/>
+          <w:sz w:val="21"/>
+        </w:rPr>
+        <w:t xml:space="preserve">dr1/dr2</w:t>
+      </w:r>
+      <w:r>
+        <w:rPr>
+          <w:rFonts w:ascii="맑은 고딕" w:hAnsi="맑은 고딕" w:eastAsia="맑은 고딕"/>
+          <w:sz w:val="21"/>
+        </w:rPr>
+        <w:t xml:space="preserve"> 생성.</w:t>
       </w:r>
     </w:p>
     <w:p>
       <w:r>
         <w:rPr>
           <w:rFonts w:ascii="맑은 고딕" w:hAnsi="맑은 고딕" w:eastAsia="맑은 고딕"/>
-          <w:sz w:val="21"/>
-        </w:rPr>
-        <w:t>**⑧ 종단 검증**</w:t>
+          <w:b/>
+          <w:sz w:val="21"/>
+        </w:rPr>
+        <w:t xml:space="preserve">⑧ 종단 검증</w:t>
       </w:r>
     </w:p>
     <w:p>
       <w:r>
         <w:rPr>
           <w:rFonts w:ascii="맑은 고딕" w:hAnsi="맑은 고딕" w:eastAsia="맑은 고딕"/>
-          <w:sz w:val="21"/>
-        </w:rPr>
-        <w:t>**확인** — Primary에 한 행 넣고 Standby에서 조회. `Real Time Query: ON`, 두 지연 0.</w:t>
+          <w:b/>
+          <w:sz w:val="21"/>
+        </w:rPr>
+        <w:t xml:space="preserve">확인</w:t>
+      </w:r>
+      <w:r>
+        <w:rPr>
+          <w:rFonts w:ascii="맑은 고딕" w:hAnsi="맑은 고딕" w:eastAsia="맑은 고딕"/>
+          <w:sz w:val="21"/>
+        </w:rPr>
+        <w:t xml:space="preserve"> — Primary에 한 행 넣고 Standby에서 조회. </w:t>
+      </w:r>
+      <w:r>
+        <w:rPr>
+          <w:rFonts w:ascii="Consolas" w:hAnsi="Consolas" w:eastAsia="맑은 고딕"/>
+          <w:sz w:val="21"/>
+        </w:rPr>
+        <w:t xml:space="preserve">Real Time Query: ON</w:t>
+      </w:r>
+      <w:r>
+        <w:rPr>
+          <w:rFonts w:ascii="맑은 고딕" w:hAnsi="맑은 고딕" w:eastAsia="맑은 고딕"/>
+          <w:sz w:val="21"/>
+        </w:rPr>
+        <w:t xml:space="preserve">, 두 지연 0.</w:t>
       </w:r>
     </w:p>
     <w:p>
@@ -1945,108 +6036,414 @@
       <w:r>
         <w:rPr>
           <w:rFonts w:ascii="맑은 고딕" w:hAnsi="맑은 고딕" w:eastAsia="맑은 고딕"/>
-          <w:sz w:val="21"/>
-        </w:rPr>
-        <w:t>**DGMGRL 쪽**</w:t>
+          <w:b/>
+          <w:sz w:val="21"/>
+        </w:rPr>
+        <w:t xml:space="preserve">DGMGRL 쪽</w:t>
       </w:r>
     </w:p>
     <w:p>
       <w:r>
         <w:rPr>
           <w:rFonts w:ascii="맑은 고딕" w:hAnsi="맑은 고딕" w:eastAsia="맑은 고딕"/>
-          <w:sz w:val="21"/>
-        </w:rPr>
-        <w:t>**①** `SHOW CONFIGURATION` → `Configuration Status: SUCCESS`. `WARNING`이나 `ERROR`면 멤버를 좁힌다.</w:t>
+          <w:b/>
+          <w:sz w:val="21"/>
+        </w:rPr>
+        <w:t xml:space="preserve">①</w:t>
+      </w:r>
+      <w:r>
+        <w:rPr>
+          <w:rFonts w:ascii="맑은 고딕" w:hAnsi="맑은 고딕" w:eastAsia="맑은 고딕"/>
+          <w:sz w:val="21"/>
+        </w:rPr>
+        <w:t xml:space="preserve"> </w:t>
+      </w:r>
+      <w:r>
+        <w:rPr>
+          <w:rFonts w:ascii="Consolas" w:hAnsi="Consolas" w:eastAsia="맑은 고딕"/>
+          <w:sz w:val="21"/>
+        </w:rPr>
+        <w:t xml:space="preserve">SHOW CONFIGURATION</w:t>
+      </w:r>
+      <w:r>
+        <w:rPr>
+          <w:rFonts w:ascii="맑은 고딕" w:hAnsi="맑은 고딕" w:eastAsia="맑은 고딕"/>
+          <w:sz w:val="21"/>
+        </w:rPr>
+        <w:t xml:space="preserve"> → </w:t>
+      </w:r>
+      <w:r>
+        <w:rPr>
+          <w:rFonts w:ascii="Consolas" w:hAnsi="Consolas" w:eastAsia="맑은 고딕"/>
+          <w:sz w:val="21"/>
+        </w:rPr>
+        <w:t xml:space="preserve">Configuration Status: SUCCESS</w:t>
+      </w:r>
+      <w:r>
+        <w:rPr>
+          <w:rFonts w:ascii="맑은 고딕" w:hAnsi="맑은 고딕" w:eastAsia="맑은 고딕"/>
+          <w:sz w:val="21"/>
+        </w:rPr>
+        <w:t xml:space="preserve">. </w:t>
+      </w:r>
+      <w:r>
+        <w:rPr>
+          <w:rFonts w:ascii="Consolas" w:hAnsi="Consolas" w:eastAsia="맑은 고딕"/>
+          <w:sz w:val="21"/>
+        </w:rPr>
+        <w:t xml:space="preserve">WARNING</w:t>
+      </w:r>
+      <w:r>
+        <w:rPr>
+          <w:rFonts w:ascii="맑은 고딕" w:hAnsi="맑은 고딕" w:eastAsia="맑은 고딕"/>
+          <w:sz w:val="21"/>
+        </w:rPr>
+        <w:t xml:space="preserve">이나 </w:t>
+      </w:r>
+      <w:r>
+        <w:rPr>
+          <w:rFonts w:ascii="Consolas" w:hAnsi="Consolas" w:eastAsia="맑은 고딕"/>
+          <w:sz w:val="21"/>
+        </w:rPr>
+        <w:t xml:space="preserve">ERROR</w:t>
+      </w:r>
+      <w:r>
+        <w:rPr>
+          <w:rFonts w:ascii="맑은 고딕" w:hAnsi="맑은 고딕" w:eastAsia="맑은 고딕"/>
+          <w:sz w:val="21"/>
+        </w:rPr>
+        <w:t xml:space="preserve">면 멤버를 좁힌다.</w:t>
       </w:r>
     </w:p>
     <w:p>
       <w:r>
         <w:rPr>
           <w:rFonts w:ascii="맑은 고딕" w:hAnsi="맑은 고딕" w:eastAsia="맑은 고딕"/>
-          <w:sz w:val="21"/>
-        </w:rPr>
-        <w:t>**②** `SHOW DATABASE 'chicago'` → `Role: PRIMARY`, `Intended State: TRANSPORT-ON`, `Database Status: SUCCESS`.</w:t>
+          <w:b/>
+          <w:sz w:val="21"/>
+        </w:rPr>
+        <w:t xml:space="preserve">②</w:t>
+      </w:r>
+      <w:r>
+        <w:rPr>
+          <w:rFonts w:ascii="맑은 고딕" w:hAnsi="맑은 고딕" w:eastAsia="맑은 고딕"/>
+          <w:sz w:val="21"/>
+        </w:rPr>
+        <w:t xml:space="preserve"> </w:t>
+      </w:r>
+      <w:r>
+        <w:rPr>
+          <w:rFonts w:ascii="Consolas" w:hAnsi="Consolas" w:eastAsia="맑은 고딕"/>
+          <w:sz w:val="21"/>
+        </w:rPr>
+        <w:t xml:space="preserve">SHOW DATABASE 'chicago'</w:t>
+      </w:r>
+      <w:r>
+        <w:rPr>
+          <w:rFonts w:ascii="맑은 고딕" w:hAnsi="맑은 고딕" w:eastAsia="맑은 고딕"/>
+          <w:sz w:val="21"/>
+        </w:rPr>
+        <w:t xml:space="preserve"> → </w:t>
+      </w:r>
+      <w:r>
+        <w:rPr>
+          <w:rFonts w:ascii="Consolas" w:hAnsi="Consolas" w:eastAsia="맑은 고딕"/>
+          <w:sz w:val="21"/>
+        </w:rPr>
+        <w:t xml:space="preserve">Role: PRIMARY</w:t>
+      </w:r>
+      <w:r>
+        <w:rPr>
+          <w:rFonts w:ascii="맑은 고딕" w:hAnsi="맑은 고딕" w:eastAsia="맑은 고딕"/>
+          <w:sz w:val="21"/>
+        </w:rPr>
+        <w:t xml:space="preserve">, </w:t>
+      </w:r>
+      <w:r>
+        <w:rPr>
+          <w:rFonts w:ascii="Consolas" w:hAnsi="Consolas" w:eastAsia="맑은 고딕"/>
+          <w:sz w:val="21"/>
+        </w:rPr>
+        <w:t xml:space="preserve">Intended State: TRANSPORT-ON</w:t>
+      </w:r>
+      <w:r>
+        <w:rPr>
+          <w:rFonts w:ascii="맑은 고딕" w:hAnsi="맑은 고딕" w:eastAsia="맑은 고딕"/>
+          <w:sz w:val="21"/>
+        </w:rPr>
+        <w:t xml:space="preserve">, </w:t>
+      </w:r>
+      <w:r>
+        <w:rPr>
+          <w:rFonts w:ascii="Consolas" w:hAnsi="Consolas" w:eastAsia="맑은 고딕"/>
+          <w:sz w:val="21"/>
+        </w:rPr>
+        <w:t xml:space="preserve">Database Status: SUCCESS</w:t>
+      </w:r>
+      <w:r>
+        <w:rPr>
+          <w:rFonts w:ascii="맑은 고딕" w:hAnsi="맑은 고딕" w:eastAsia="맑은 고딕"/>
+          <w:sz w:val="21"/>
+        </w:rPr>
+        <w:t xml:space="preserve">.</w:t>
       </w:r>
     </w:p>
     <w:p>
       <w:r>
         <w:rPr>
           <w:rFonts w:ascii="맑은 고딕" w:hAnsi="맑은 고딕" w:eastAsia="맑은 고딕"/>
-          <w:sz w:val="21"/>
-        </w:rPr>
-        <w:t>**③** `SHOW DATABASE 'boston'` → `Role: PHYSICAL STANDBY`, `Intended State: APPLY-ON`, 두 지연 0, `Real Time Query: ON`.</w:t>
+          <w:b/>
+          <w:sz w:val="21"/>
+        </w:rPr>
+        <w:t xml:space="preserve">③</w:t>
+      </w:r>
+      <w:r>
+        <w:rPr>
+          <w:rFonts w:ascii="맑은 고딕" w:hAnsi="맑은 고딕" w:eastAsia="맑은 고딕"/>
+          <w:sz w:val="21"/>
+        </w:rPr>
+        <w:t xml:space="preserve"> </w:t>
+      </w:r>
+      <w:r>
+        <w:rPr>
+          <w:rFonts w:ascii="Consolas" w:hAnsi="Consolas" w:eastAsia="맑은 고딕"/>
+          <w:sz w:val="21"/>
+        </w:rPr>
+        <w:t xml:space="preserve">SHOW DATABASE 'boston'</w:t>
+      </w:r>
+      <w:r>
+        <w:rPr>
+          <w:rFonts w:ascii="맑은 고딕" w:hAnsi="맑은 고딕" w:eastAsia="맑은 고딕"/>
+          <w:sz w:val="21"/>
+        </w:rPr>
+        <w:t xml:space="preserve"> → </w:t>
+      </w:r>
+      <w:r>
+        <w:rPr>
+          <w:rFonts w:ascii="Consolas" w:hAnsi="Consolas" w:eastAsia="맑은 고딕"/>
+          <w:sz w:val="21"/>
+        </w:rPr>
+        <w:t xml:space="preserve">Role: PHYSICAL STANDBY</w:t>
+      </w:r>
+      <w:r>
+        <w:rPr>
+          <w:rFonts w:ascii="맑은 고딕" w:hAnsi="맑은 고딕" w:eastAsia="맑은 고딕"/>
+          <w:sz w:val="21"/>
+        </w:rPr>
+        <w:t xml:space="preserve">, </w:t>
+      </w:r>
+      <w:r>
+        <w:rPr>
+          <w:rFonts w:ascii="Consolas" w:hAnsi="Consolas" w:eastAsia="맑은 고딕"/>
+          <w:sz w:val="21"/>
+        </w:rPr>
+        <w:t xml:space="preserve">Intended State: APPLY-ON</w:t>
+      </w:r>
+      <w:r>
+        <w:rPr>
+          <w:rFonts w:ascii="맑은 고딕" w:hAnsi="맑은 고딕" w:eastAsia="맑은 고딕"/>
+          <w:sz w:val="21"/>
+        </w:rPr>
+        <w:t xml:space="preserve">, 두 지연 0, </w:t>
+      </w:r>
+      <w:r>
+        <w:rPr>
+          <w:rFonts w:ascii="Consolas" w:hAnsi="Consolas" w:eastAsia="맑은 고딕"/>
+          <w:sz w:val="21"/>
+        </w:rPr>
+        <w:t xml:space="preserve">Real Time Query: ON</w:t>
+      </w:r>
+      <w:r>
+        <w:rPr>
+          <w:rFonts w:ascii="맑은 고딕" w:hAnsi="맑은 고딕" w:eastAsia="맑은 고딕"/>
+          <w:sz w:val="21"/>
+        </w:rPr>
+        <w:t xml:space="preserve">.</w:t>
       </w:r>
     </w:p>
     <w:p>
       <w:r>
         <w:rPr>
           <w:rFonts w:ascii="맑은 고딕" w:hAnsi="맑은 고딕" w:eastAsia="맑은 고딕"/>
-          <w:sz w:val="21"/>
-        </w:rPr>
-        <w:t>**SQL 쪽**</w:t>
+          <w:b/>
+          <w:sz w:val="21"/>
+        </w:rPr>
+        <w:t xml:space="preserve">SQL 쪽</w:t>
       </w:r>
     </w:p>
     <w:p>
       <w:r>
         <w:rPr>
           <w:rFonts w:ascii="맑은 고딕" w:hAnsi="맑은 고딕" w:eastAsia="맑은 고딕"/>
-          <w:sz w:val="21"/>
-        </w:rPr>
-        <w:t>**④** boston에서 `SELECT database_role, open_mode FROM v$database;` → `PHYSICAL STANDBY / READ ONLY WITH APPLY`.</w:t>
+          <w:b/>
+          <w:sz w:val="21"/>
+        </w:rPr>
+        <w:t xml:space="preserve">④</w:t>
+      </w:r>
+      <w:r>
+        <w:rPr>
+          <w:rFonts w:ascii="맑은 고딕" w:hAnsi="맑은 고딕" w:eastAsia="맑은 고딕"/>
+          <w:sz w:val="21"/>
+        </w:rPr>
+        <w:t xml:space="preserve"> boston에서 </w:t>
+      </w:r>
+      <w:r>
+        <w:rPr>
+          <w:rFonts w:ascii="Consolas" w:hAnsi="Consolas" w:eastAsia="맑은 고딕"/>
+          <w:sz w:val="21"/>
+        </w:rPr>
+        <w:t xml:space="preserve">SELECT database_role, open_mode FROM v$database;</w:t>
+      </w:r>
+      <w:r>
+        <w:rPr>
+          <w:rFonts w:ascii="맑은 고딕" w:hAnsi="맑은 고딕" w:eastAsia="맑은 고딕"/>
+          <w:sz w:val="21"/>
+        </w:rPr>
+        <w:t xml:space="preserve"> → </w:t>
+      </w:r>
+      <w:r>
+        <w:rPr>
+          <w:rFonts w:ascii="Consolas" w:hAnsi="Consolas" w:eastAsia="맑은 고딕"/>
+          <w:sz w:val="21"/>
+        </w:rPr>
+        <w:t xml:space="preserve">PHYSICAL STANDBY / READ ONLY WITH APPLY</w:t>
+      </w:r>
+      <w:r>
+        <w:rPr>
+          <w:rFonts w:ascii="맑은 고딕" w:hAnsi="맑은 고딕" w:eastAsia="맑은 고딕"/>
+          <w:sz w:val="21"/>
+        </w:rPr>
+        <w:t xml:space="preserve">.</w:t>
       </w:r>
     </w:p>
     <w:p>
       <w:r>
         <w:rPr>
           <w:rFonts w:ascii="맑은 고딕" w:hAnsi="맑은 고딕" w:eastAsia="맑은 고딕"/>
-          <w:sz w:val="21"/>
-        </w:rPr>
-        <w:t>**⑤** `SELECT dest_id, status, recovery_mode FROM v$archive_dest_status WHERE dest_id=1;` → `VALID / MANAGED REAL TIME APPLY`.</w:t>
+          <w:b/>
+          <w:sz w:val="21"/>
+        </w:rPr>
+        <w:t xml:space="preserve">⑤</w:t>
+      </w:r>
+      <w:r>
+        <w:rPr>
+          <w:rFonts w:ascii="맑은 고딕" w:hAnsi="맑은 고딕" w:eastAsia="맑은 고딕"/>
+          <w:sz w:val="21"/>
+        </w:rPr>
+        <w:t xml:space="preserve"> </w:t>
+      </w:r>
+      <w:r>
+        <w:rPr>
+          <w:rFonts w:ascii="Consolas" w:hAnsi="Consolas" w:eastAsia="맑은 고딕"/>
+          <w:sz w:val="21"/>
+        </w:rPr>
+        <w:t xml:space="preserve">SELECT dest_id, status, recovery_mode FROM v$archive_dest_status WHERE dest_id=1;</w:t>
+      </w:r>
+      <w:r>
+        <w:rPr>
+          <w:rFonts w:ascii="맑은 고딕" w:hAnsi="맑은 고딕" w:eastAsia="맑은 고딕"/>
+          <w:sz w:val="21"/>
+        </w:rPr>
+        <w:t xml:space="preserve"> → </w:t>
+      </w:r>
+      <w:r>
+        <w:rPr>
+          <w:rFonts w:ascii="Consolas" w:hAnsi="Consolas" w:eastAsia="맑은 고딕"/>
+          <w:sz w:val="21"/>
+        </w:rPr>
+        <w:t xml:space="preserve">VALID / MANAGED REAL TIME APPLY</w:t>
+      </w:r>
+      <w:r>
+        <w:rPr>
+          <w:rFonts w:ascii="맑은 고딕" w:hAnsi="맑은 고딕" w:eastAsia="맑은 고딕"/>
+          <w:sz w:val="21"/>
+        </w:rPr>
+        <w:t xml:space="preserve">.</w:t>
       </w:r>
     </w:p>
     <w:p>
       <w:r>
         <w:rPr>
           <w:rFonts w:ascii="맑은 고딕" w:hAnsi="맑은 고딕" w:eastAsia="맑은 고딕"/>
-          <w:sz w:val="21"/>
-        </w:rPr>
-        <w:t>**⑥** `SELECT process, status, sequence# FROM v$managed_standby WHERE process='MRP0';` → 행이 있어야 한다.</w:t>
+          <w:b/>
+          <w:sz w:val="21"/>
+        </w:rPr>
+        <w:t xml:space="preserve">⑥</w:t>
+      </w:r>
+      <w:r>
+        <w:rPr>
+          <w:rFonts w:ascii="맑은 고딕" w:hAnsi="맑은 고딕" w:eastAsia="맑은 고딕"/>
+          <w:sz w:val="21"/>
+        </w:rPr>
+        <w:t xml:space="preserve"> </w:t>
+      </w:r>
+      <w:r>
+        <w:rPr>
+          <w:rFonts w:ascii="Consolas" w:hAnsi="Consolas" w:eastAsia="맑은 고딕"/>
+          <w:sz w:val="21"/>
+        </w:rPr>
+        <w:t xml:space="preserve">SELECT process, status, sequence# FROM v$managed_standby WHERE process='MRP0';</w:t>
+      </w:r>
+      <w:r>
+        <w:rPr>
+          <w:rFonts w:ascii="맑은 고딕" w:hAnsi="맑은 고딕" w:eastAsia="맑은 고딕"/>
+          <w:sz w:val="21"/>
+        </w:rPr>
+        <w:t xml:space="preserve"> → 행이 있어야 한다.</w:t>
       </w:r>
     </w:p>
     <w:p>
       <w:r>
         <w:rPr>
           <w:rFonts w:ascii="맑은 고딕" w:hAnsi="맑은 고딕" w:eastAsia="맑은 고딕"/>
-          <w:sz w:val="21"/>
-        </w:rPr>
-        <w:t>**⑦** chicago에서 목적지가 Broker 형식인지 확인한다.</w:t>
+          <w:b/>
+          <w:sz w:val="21"/>
+        </w:rPr>
+        <w:t xml:space="preserve">⑦</w:t>
+      </w:r>
+      <w:r>
+        <w:rPr>
+          <w:rFonts w:ascii="맑은 고딕" w:hAnsi="맑은 고딕" w:eastAsia="맑은 고딕"/>
+          <w:sz w:val="21"/>
+        </w:rPr>
+        <w:t xml:space="preserve"> chicago에서 목적지가 Broker 형식인지 확인한다.</w:t>
       </w:r>
     </w:p>
     <w:p>
       <w:r>
         <w:rPr>
           <w:rFonts w:ascii="맑은 고딕" w:hAnsi="맑은 고딕" w:eastAsia="맑은 고딕"/>
-          <w:sz w:val="21"/>
-        </w:rPr>
-        <w:t>**데이터**</w:t>
+          <w:b/>
+          <w:sz w:val="21"/>
+        </w:rPr>
+        <w:t xml:space="preserve">데이터</w:t>
       </w:r>
     </w:p>
     <w:p>
       <w:r>
         <w:rPr>
           <w:rFonts w:ascii="맑은 고딕" w:hAnsi="맑은 고딕" w:eastAsia="맑은 고딕"/>
-          <w:sz w:val="21"/>
-        </w:rPr>
-        <w:t>**⑧** Primary에 한 행 넣고 Standby에서 조회한다.</w:t>
+          <w:b/>
+          <w:sz w:val="21"/>
+        </w:rPr>
+        <w:t xml:space="preserve">⑧</w:t>
+      </w:r>
+      <w:r>
+        <w:rPr>
+          <w:rFonts w:ascii="맑은 고딕" w:hAnsi="맑은 고딕" w:eastAsia="맑은 고딕"/>
+          <w:sz w:val="21"/>
+        </w:rPr>
+        <w:t xml:space="preserve"> Primary에 한 행 넣고 Standby에서 조회한다.</w:t>
       </w:r>
     </w:p>
     <w:p>
       <w:r>
         <w:rPr>
           <w:rFonts w:ascii="맑은 고딕" w:hAnsi="맑은 고딕" w:eastAsia="맑은 고딕"/>
-          <w:sz w:val="21"/>
-        </w:rPr>
-        <w:t>**두 도구를 함께 써야 하는 이유**</w:t>
+          <w:b/>
+          <w:sz w:val="21"/>
+        </w:rPr>
+        <w:t xml:space="preserve">두 도구를 함께 써야 하는 이유</w:t>
       </w:r>
     </w:p>
     <w:p>
@@ -2055,7 +6452,36 @@
           <w:rFonts w:ascii="맑은 고딕" w:hAnsi="맑은 고딕" w:eastAsia="맑은 고딕"/>
           <w:sz w:val="21"/>
         </w:rPr>
-        <w:t>· **Broker의 판정은 주기적이다.** `status updated N seconds ago`가 그것을 말한다. 방금 바뀐 것이 반영되지 않았을 수 있으므로 SQL로 지금 값을 본다.</w:t>
+        <w:t xml:space="preserve">· </w:t>
+      </w:r>
+      <w:r>
+        <w:rPr>
+          <w:rFonts w:ascii="맑은 고딕" w:hAnsi="맑은 고딕" w:eastAsia="맑은 고딕"/>
+          <w:b/>
+          <w:sz w:val="21"/>
+        </w:rPr>
+        <w:t xml:space="preserve">Broker의 판정은 주기적이다.</w:t>
+      </w:r>
+      <w:r>
+        <w:rPr>
+          <w:rFonts w:ascii="맑은 고딕" w:hAnsi="맑은 고딕" w:eastAsia="맑은 고딕"/>
+          <w:sz w:val="21"/>
+        </w:rPr>
+        <w:t xml:space="preserve"> </w:t>
+      </w:r>
+      <w:r>
+        <w:rPr>
+          <w:rFonts w:ascii="Consolas" w:hAnsi="Consolas" w:eastAsia="맑은 고딕"/>
+          <w:sz w:val="21"/>
+        </w:rPr>
+        <w:t xml:space="preserve">status updated N seconds ago</w:t>
+      </w:r>
+      <w:r>
+        <w:rPr>
+          <w:rFonts w:ascii="맑은 고딕" w:hAnsi="맑은 고딕" w:eastAsia="맑은 고딕"/>
+          <w:sz w:val="21"/>
+        </w:rPr>
+        <w:t xml:space="preserve">가 그것을 말한다. 방금 바뀐 것이 반영되지 않았을 수 있으므로 SQL로 지금 값을 본다.</w:t>
       </w:r>
     </w:p>
     <w:p>
@@ -2064,7 +6490,36 @@
           <w:rFonts w:ascii="맑은 고딕" w:hAnsi="맑은 고딕" w:eastAsia="맑은 고딕"/>
           <w:sz w:val="21"/>
         </w:rPr>
-        <w:t>· **Broker는 요약만 준다.** `ORA-16809` 같은 요약에서 원인으로 내려가려면 SQL과 로그가 필요하다.</w:t>
+        <w:t xml:space="preserve">· </w:t>
+      </w:r>
+      <w:r>
+        <w:rPr>
+          <w:rFonts w:ascii="맑은 고딕" w:hAnsi="맑은 고딕" w:eastAsia="맑은 고딕"/>
+          <w:b/>
+          <w:sz w:val="21"/>
+        </w:rPr>
+        <w:t xml:space="preserve">Broker는 요약만 준다.</w:t>
+      </w:r>
+      <w:r>
+        <w:rPr>
+          <w:rFonts w:ascii="맑은 고딕" w:hAnsi="맑은 고딕" w:eastAsia="맑은 고딕"/>
+          <w:sz w:val="21"/>
+        </w:rPr>
+        <w:t xml:space="preserve"> </w:t>
+      </w:r>
+      <w:r>
+        <w:rPr>
+          <w:rFonts w:ascii="Consolas" w:hAnsi="Consolas" w:eastAsia="맑은 고딕"/>
+          <w:sz w:val="21"/>
+        </w:rPr>
+        <w:t xml:space="preserve">ORA-16809</w:t>
+      </w:r>
+      <w:r>
+        <w:rPr>
+          <w:rFonts w:ascii="맑은 고딕" w:hAnsi="맑은 고딕" w:eastAsia="맑은 고딕"/>
+          <w:sz w:val="21"/>
+        </w:rPr>
+        <w:t xml:space="preserve"> 같은 요약에서 원인으로 내려가려면 SQL과 로그가 필요하다.</w:t>
       </w:r>
     </w:p>
     <w:p>
@@ -2073,7 +6528,36 @@
           <w:rFonts w:ascii="맑은 고딕" w:hAnsi="맑은 고딕" w:eastAsia="맑은 고딕"/>
           <w:sz w:val="21"/>
         </w:rPr>
-        <w:t>· 반대로 **SQL만으로는 의도를 알 수 없다.** 적용이 꺼져 있을 때 그것이 계획된 것인지 사고인지는 `Intended State`가 알려 준다.</w:t>
+        <w:t xml:space="preserve">· 반대로 </w:t>
+      </w:r>
+      <w:r>
+        <w:rPr>
+          <w:rFonts w:ascii="맑은 고딕" w:hAnsi="맑은 고딕" w:eastAsia="맑은 고딕"/>
+          <w:b/>
+          <w:sz w:val="21"/>
+        </w:rPr>
+        <w:t xml:space="preserve">SQL만으로는 의도를 알 수 없다.</w:t>
+      </w:r>
+      <w:r>
+        <w:rPr>
+          <w:rFonts w:ascii="맑은 고딕" w:hAnsi="맑은 고딕" w:eastAsia="맑은 고딕"/>
+          <w:sz w:val="21"/>
+        </w:rPr>
+        <w:t xml:space="preserve"> 적용이 꺼져 있을 때 그것이 계획된 것인지 사고인지는 </w:t>
+      </w:r>
+      <w:r>
+        <w:rPr>
+          <w:rFonts w:ascii="Consolas" w:hAnsi="Consolas" w:eastAsia="맑은 고딕"/>
+          <w:sz w:val="21"/>
+        </w:rPr>
+        <w:t xml:space="preserve">Intended State</w:t>
+      </w:r>
+      <w:r>
+        <w:rPr>
+          <w:rFonts w:ascii="맑은 고딕" w:hAnsi="맑은 고딕" w:eastAsia="맑은 고딕"/>
+          <w:sz w:val="21"/>
+        </w:rPr>
+        <w:t xml:space="preserve">가 알려 준다.</w:t>
       </w:r>
     </w:p>
     <w:p>
@@ -2108,63 +6592,281 @@
       <w:r>
         <w:rPr>
           <w:rFonts w:ascii="맑은 고딕" w:hAnsi="맑은 고딕" w:eastAsia="맑은 고딕"/>
-          <w:sz w:val="21"/>
-        </w:rPr>
-        <w:t>**① `SHOW CONFIGURATION`** — 어느 멤버인지 좁힌다. 여기서는 요약만 나온다(ORA-16809 등). 범위를 정하는 용도다.</w:t>
+          <w:b/>
+          <w:sz w:val="21"/>
+        </w:rPr>
+        <w:t xml:space="preserve">① </w:t>
+      </w:r>
+      <w:r>
+        <w:rPr>
+          <w:rFonts w:ascii="Consolas" w:hAnsi="Consolas" w:eastAsia="맑은 고딕"/>
+          <w:b/>
+          <w:sz w:val="21"/>
+        </w:rPr>
+        <w:t xml:space="preserve">SHOW CONFIGURATION</w:t>
+      </w:r>
+      <w:r>
+        <w:rPr>
+          <w:rFonts w:ascii="맑은 고딕" w:hAnsi="맑은 고딕" w:eastAsia="맑은 고딕"/>
+          <w:sz w:val="21"/>
+        </w:rPr>
+        <w:t xml:space="preserve"> — 어느 멤버인지 좁힌다. 여기서는 요약만 나온다(ORA-16809 등). 범위를 정하는 용도다.</w:t>
       </w:r>
     </w:p>
     <w:p>
       <w:r>
         <w:rPr>
           <w:rFonts w:ascii="맑은 고딕" w:hAnsi="맑은 고딕" w:eastAsia="맑은 고딕"/>
-          <w:sz w:val="21"/>
-        </w:rPr>
-        <w:t>**② `SHOW DATABASE '&lt;멤버&gt;'`** — `Database Error(s)`와 `Database Warning(s)` 목록을 본다. **Error가 원인이고 Warning은 대개 결과**다.</w:t>
+          <w:b/>
+          <w:sz w:val="21"/>
+        </w:rPr>
+        <w:t xml:space="preserve">② </w:t>
+      </w:r>
+      <w:r>
+        <w:rPr>
+          <w:rFonts w:ascii="Consolas" w:hAnsi="Consolas" w:eastAsia="맑은 고딕"/>
+          <w:b/>
+          <w:sz w:val="21"/>
+        </w:rPr>
+        <w:t xml:space="preserve">SHOW DATABASE '&lt;멤버&gt;'</w:t>
+      </w:r>
+      <w:r>
+        <w:rPr>
+          <w:rFonts w:ascii="맑은 고딕" w:hAnsi="맑은 고딕" w:eastAsia="맑은 고딕"/>
+          <w:sz w:val="21"/>
+        </w:rPr>
+        <w:t xml:space="preserve"> — </w:t>
+      </w:r>
+      <w:r>
+        <w:rPr>
+          <w:rFonts w:ascii="Consolas" w:hAnsi="Consolas" w:eastAsia="맑은 고딕"/>
+          <w:sz w:val="21"/>
+        </w:rPr>
+        <w:t xml:space="preserve">Database Error(s)</w:t>
+      </w:r>
+      <w:r>
+        <w:rPr>
+          <w:rFonts w:ascii="맑은 고딕" w:hAnsi="맑은 고딕" w:eastAsia="맑은 고딕"/>
+          <w:sz w:val="21"/>
+        </w:rPr>
+        <w:t xml:space="preserve">와 </w:t>
+      </w:r>
+      <w:r>
+        <w:rPr>
+          <w:rFonts w:ascii="Consolas" w:hAnsi="Consolas" w:eastAsia="맑은 고딕"/>
+          <w:sz w:val="21"/>
+        </w:rPr>
+        <w:t xml:space="preserve">Database Warning(s)</w:t>
+      </w:r>
+      <w:r>
+        <w:rPr>
+          <w:rFonts w:ascii="맑은 고딕" w:hAnsi="맑은 고딕" w:eastAsia="맑은 고딕"/>
+          <w:sz w:val="21"/>
+        </w:rPr>
+        <w:t xml:space="preserve"> 목록을 본다. </w:t>
+      </w:r>
+      <w:r>
+        <w:rPr>
+          <w:rFonts w:ascii="맑은 고딕" w:hAnsi="맑은 고딕" w:eastAsia="맑은 고딕"/>
+          <w:b/>
+          <w:sz w:val="21"/>
+        </w:rPr>
+        <w:t xml:space="preserve">Error가 원인이고 Warning은 대개 결과</w:t>
+      </w:r>
+      <w:r>
+        <w:rPr>
+          <w:rFonts w:ascii="맑은 고딕" w:hAnsi="맑은 고딕" w:eastAsia="맑은 고딕"/>
+          <w:sz w:val="21"/>
+        </w:rPr>
+        <w:t xml:space="preserve">다.</w:t>
       </w:r>
     </w:p>
     <w:p>
       <w:r>
         <w:rPr>
           <w:rFonts w:ascii="맑은 고딕" w:hAnsi="맑은 고딕" w:eastAsia="맑은 고딕"/>
-          <w:sz w:val="21"/>
-        </w:rPr>
-        <w:t>**③ `Intended State`와 실제를 비교한다.** 둘이 다르면 Broker가 목표를 달성하지 못한 것이다. 지연 값이 비상식적이면(실측 13125일) 진척 기록 자체가 무의미해졌다는 신호다.</w:t>
+          <w:b/>
+          <w:sz w:val="21"/>
+        </w:rPr>
+        <w:t xml:space="preserve">③ </w:t>
+      </w:r>
+      <w:r>
+        <w:rPr>
+          <w:rFonts w:ascii="Consolas" w:hAnsi="Consolas" w:eastAsia="맑은 고딕"/>
+          <w:b/>
+          <w:sz w:val="21"/>
+        </w:rPr>
+        <w:t xml:space="preserve">Intended State</w:t>
+      </w:r>
+      <w:r>
+        <w:rPr>
+          <w:rFonts w:ascii="맑은 고딕" w:hAnsi="맑은 고딕" w:eastAsia="맑은 고딕"/>
+          <w:b/>
+          <w:sz w:val="21"/>
+        </w:rPr>
+        <w:t xml:space="preserve">와 실제를 비교한다.</w:t>
+      </w:r>
+      <w:r>
+        <w:rPr>
+          <w:rFonts w:ascii="맑은 고딕" w:hAnsi="맑은 고딕" w:eastAsia="맑은 고딕"/>
+          <w:sz w:val="21"/>
+        </w:rPr>
+        <w:t xml:space="preserve"> 둘이 다르면 Broker가 목표를 달성하지 못한 것이다. 지연 값이 비상식적이면(실측 13125일) 진척 기록 자체가 무의미해졌다는 신호다.</w:t>
       </w:r>
     </w:p>
     <w:p>
       <w:r>
         <w:rPr>
           <w:rFonts w:ascii="맑은 고딕" w:hAnsi="맑은 고딕" w:eastAsia="맑은 고딕"/>
-          <w:sz w:val="21"/>
-        </w:rPr>
-        <w:t>**④ SQL로 교차 확인한다.** `V$DATABASE.OPEN_MODE`, `V$ARCHIVE_DEST_STATUS.RECOVERY_MODE`, `V$MANAGED_STANDBY`. Broker 판정이 늦을 수 있으므로 지금 값을 확인한다.</w:t>
+          <w:b/>
+          <w:sz w:val="21"/>
+        </w:rPr>
+        <w:t xml:space="preserve">④ SQL로 교차 확인한다.</w:t>
+      </w:r>
+      <w:r>
+        <w:rPr>
+          <w:rFonts w:ascii="맑은 고딕" w:hAnsi="맑은 고딕" w:eastAsia="맑은 고딕"/>
+          <w:sz w:val="21"/>
+        </w:rPr>
+        <w:t xml:space="preserve"> </w:t>
+      </w:r>
+      <w:r>
+        <w:rPr>
+          <w:rFonts w:ascii="Consolas" w:hAnsi="Consolas" w:eastAsia="맑은 고딕"/>
+          <w:sz w:val="21"/>
+        </w:rPr>
+        <w:t xml:space="preserve">V$DATABASE.OPEN_MODE</w:t>
+      </w:r>
+      <w:r>
+        <w:rPr>
+          <w:rFonts w:ascii="맑은 고딕" w:hAnsi="맑은 고딕" w:eastAsia="맑은 고딕"/>
+          <w:sz w:val="21"/>
+        </w:rPr>
+        <w:t xml:space="preserve">, </w:t>
+      </w:r>
+      <w:r>
+        <w:rPr>
+          <w:rFonts w:ascii="Consolas" w:hAnsi="Consolas" w:eastAsia="맑은 고딕"/>
+          <w:sz w:val="21"/>
+        </w:rPr>
+        <w:t xml:space="preserve">V$ARCHIVE_DEST_STATUS.RECOVERY_MODE</w:t>
+      </w:r>
+      <w:r>
+        <w:rPr>
+          <w:rFonts w:ascii="맑은 고딕" w:hAnsi="맑은 고딕" w:eastAsia="맑은 고딕"/>
+          <w:sz w:val="21"/>
+        </w:rPr>
+        <w:t xml:space="preserve">, </w:t>
+      </w:r>
+      <w:r>
+        <w:rPr>
+          <w:rFonts w:ascii="Consolas" w:hAnsi="Consolas" w:eastAsia="맑은 고딕"/>
+          <w:sz w:val="21"/>
+        </w:rPr>
+        <w:t xml:space="preserve">V$MANAGED_STANDBY</w:t>
+      </w:r>
+      <w:r>
+        <w:rPr>
+          <w:rFonts w:ascii="맑은 고딕" w:hAnsi="맑은 고딕" w:eastAsia="맑은 고딕"/>
+          <w:sz w:val="21"/>
+        </w:rPr>
+        <w:t xml:space="preserve">. Broker 판정이 늦을 수 있으므로 지금 값을 확인한다.</w:t>
       </w:r>
     </w:p>
     <w:p>
       <w:r>
         <w:rPr>
           <w:rFonts w:ascii="맑은 고딕" w:hAnsi="맑은 고딕" w:eastAsia="맑은 고딕"/>
-          <w:sz w:val="21"/>
-        </w:rPr>
-        <w:t>**⑤ `drc&lt;이름&gt;.log`를 본다.** Broker가 무엇을 시도했는지 남는다. `Starting redo apply services...` 같은 시도 기록과 DMON이 실행한 SQL이 보인다.</w:t>
+          <w:b/>
+          <w:sz w:val="21"/>
+        </w:rPr>
+        <w:t xml:space="preserve">⑤ </w:t>
+      </w:r>
+      <w:r>
+        <w:rPr>
+          <w:rFonts w:ascii="Consolas" w:hAnsi="Consolas" w:eastAsia="맑은 고딕"/>
+          <w:b/>
+          <w:sz w:val="21"/>
+        </w:rPr>
+        <w:t xml:space="preserve">drc&lt;이름&gt;.log</w:t>
+      </w:r>
+      <w:r>
+        <w:rPr>
+          <w:rFonts w:ascii="맑은 고딕" w:hAnsi="맑은 고딕" w:eastAsia="맑은 고딕"/>
+          <w:b/>
+          <w:sz w:val="21"/>
+        </w:rPr>
+        <w:t xml:space="preserve">를 본다.</w:t>
+      </w:r>
+      <w:r>
+        <w:rPr>
+          <w:rFonts w:ascii="맑은 고딕" w:hAnsi="맑은 고딕" w:eastAsia="맑은 고딕"/>
+          <w:sz w:val="21"/>
+        </w:rPr>
+        <w:t xml:space="preserve"> Broker가 무엇을 시도했는지 남는다. </w:t>
+      </w:r>
+      <w:r>
+        <w:rPr>
+          <w:rFonts w:ascii="Consolas" w:hAnsi="Consolas" w:eastAsia="맑은 고딕"/>
+          <w:sz w:val="21"/>
+        </w:rPr>
+        <w:t xml:space="preserve">Starting redo apply services...</w:t>
+      </w:r>
+      <w:r>
+        <w:rPr>
+          <w:rFonts w:ascii="맑은 고딕" w:hAnsi="맑은 고딕" w:eastAsia="맑은 고딕"/>
+          <w:sz w:val="21"/>
+        </w:rPr>
+        <w:t xml:space="preserve"> 같은 시도 기록과 DMON이 실행한 SQL이 보인다.</w:t>
       </w:r>
     </w:p>
     <w:p>
       <w:r>
         <w:rPr>
           <w:rFonts w:ascii="맑은 고딕" w:hAnsi="맑은 고딕" w:eastAsia="맑은 고딕"/>
-          <w:sz w:val="21"/>
-        </w:rPr>
-        <w:t>**⑥ 알림 로그를 본다.** **여기가 핵심이다.** Broker는 "멈췄다"까지만 말하고 왜 멈췄는지는 말하지 않는다. 실제 원인은 대개 여기 있다.</w:t>
+          <w:b/>
+          <w:sz w:val="21"/>
+        </w:rPr>
+        <w:t xml:space="preserve">⑥ 알림 로그를 본다.</w:t>
+      </w:r>
+      <w:r>
+        <w:rPr>
+          <w:rFonts w:ascii="맑은 고딕" w:hAnsi="맑은 고딕" w:eastAsia="맑은 고딕"/>
+          <w:sz w:val="21"/>
+        </w:rPr>
+        <w:t xml:space="preserve"> </w:t>
+      </w:r>
+      <w:r>
+        <w:rPr>
+          <w:rFonts w:ascii="맑은 고딕" w:hAnsi="맑은 고딕" w:eastAsia="맑은 고딕"/>
+          <w:b/>
+          <w:sz w:val="21"/>
+        </w:rPr>
+        <w:t xml:space="preserve">여기가 핵심이다.</w:t>
+      </w:r>
+      <w:r>
+        <w:rPr>
+          <w:rFonts w:ascii="맑은 고딕" w:hAnsi="맑은 고딕" w:eastAsia="맑은 고딕"/>
+          <w:sz w:val="21"/>
+        </w:rPr>
+        <w:t xml:space="preserve"> Broker는 "멈췄다"까지만 말하고 왜 멈췄는지는 말하지 않는다. 실제 원인은 대개 여기 있다.</w:t>
       </w:r>
     </w:p>
     <w:p>
       <w:r>
         <w:rPr>
           <w:rFonts w:ascii="맑은 고딕" w:hAnsi="맑은 고딕" w:eastAsia="맑은 고딕"/>
-          <w:sz w:val="21"/>
-        </w:rPr>
-        <w:t>**⑦ 트레이스 파일을 본다.** 알림 로그가 가리키는 파일에 자세한 내용이 있다.</w:t>
+          <w:b/>
+          <w:sz w:val="21"/>
+        </w:rPr>
+        <w:t xml:space="preserve">⑦ 트레이스 파일을 본다.</w:t>
+      </w:r>
+      <w:r>
+        <w:rPr>
+          <w:rFonts w:ascii="맑은 고딕" w:hAnsi="맑은 고딕" w:eastAsia="맑은 고딕"/>
+          <w:sz w:val="21"/>
+        </w:rPr>
+        <w:t xml:space="preserve"> 알림 로그가 가리키는 파일에 자세한 내용이 있다.</w:t>
       </w:r>
     </w:p>
     <w:p>
@@ -2208,99 +6910,394 @@
       <w:r>
         <w:rPr>
           <w:rFonts w:ascii="맑은 고딕" w:hAnsi="맑은 고딕" w:eastAsia="맑은 고딕"/>
-          <w:sz w:val="21"/>
-        </w:rPr>
-        <w:t>**종료**</w:t>
+          <w:b/>
+          <w:sz w:val="21"/>
+        </w:rPr>
+        <w:t xml:space="preserve">종료</w:t>
       </w:r>
     </w:p>
     <w:p>
       <w:r>
         <w:rPr>
           <w:rFonts w:ascii="맑은 고딕" w:hAnsi="맑은 고딕" w:eastAsia="맑은 고딕"/>
-          <w:sz w:val="21"/>
-        </w:rPr>
-        <w:t>**①** 종료 전 `SHOW CONFIGURATION` 결과를 기록한다. **근거** — 올린 뒤 비교할 기준이 된다.</w:t>
+          <w:b/>
+          <w:sz w:val="21"/>
+        </w:rPr>
+        <w:t xml:space="preserve">①</w:t>
+      </w:r>
+      <w:r>
+        <w:rPr>
+          <w:rFonts w:ascii="맑은 고딕" w:hAnsi="맑은 고딕" w:eastAsia="맑은 고딕"/>
+          <w:sz w:val="21"/>
+        </w:rPr>
+        <w:t xml:space="preserve"> 종료 전 </w:t>
+      </w:r>
+      <w:r>
+        <w:rPr>
+          <w:rFonts w:ascii="Consolas" w:hAnsi="Consolas" w:eastAsia="맑은 고딕"/>
+          <w:sz w:val="21"/>
+        </w:rPr>
+        <w:t xml:space="preserve">SHOW CONFIGURATION</w:t>
+      </w:r>
+      <w:r>
+        <w:rPr>
+          <w:rFonts w:ascii="맑은 고딕" w:hAnsi="맑은 고딕" w:eastAsia="맑은 고딕"/>
+          <w:sz w:val="21"/>
+        </w:rPr>
+        <w:t xml:space="preserve"> 결과를 기록한다. </w:t>
+      </w:r>
+      <w:r>
+        <w:rPr>
+          <w:rFonts w:ascii="맑은 고딕" w:hAnsi="맑은 고딕" w:eastAsia="맑은 고딕"/>
+          <w:b/>
+          <w:sz w:val="21"/>
+        </w:rPr>
+        <w:t xml:space="preserve">근거</w:t>
+      </w:r>
+      <w:r>
+        <w:rPr>
+          <w:rFonts w:ascii="맑은 고딕" w:hAnsi="맑은 고딕" w:eastAsia="맑은 고딕"/>
+          <w:sz w:val="21"/>
+        </w:rPr>
+        <w:t xml:space="preserve"> — 올린 뒤 비교할 기준이 된다.</w:t>
       </w:r>
     </w:p>
     <w:p>
       <w:r>
         <w:rPr>
           <w:rFonts w:ascii="맑은 고딕" w:hAnsi="맑은 고딕" w:eastAsia="맑은 고딕"/>
-          <w:sz w:val="21"/>
-        </w:rPr>
-        <w:t>**②** Standby를 먼저 `SHUTDOWN IMMEDIATE`. **근거** — Primary를 먼저 내리면 Standby가 전송이 끊겼다고 판단해 불필요한 오류를 남긴다.</w:t>
+          <w:b/>
+          <w:sz w:val="21"/>
+        </w:rPr>
+        <w:t xml:space="preserve">②</w:t>
+      </w:r>
+      <w:r>
+        <w:rPr>
+          <w:rFonts w:ascii="맑은 고딕" w:hAnsi="맑은 고딕" w:eastAsia="맑은 고딕"/>
+          <w:sz w:val="21"/>
+        </w:rPr>
+        <w:t xml:space="preserve"> Standby를 먼저 </w:t>
+      </w:r>
+      <w:r>
+        <w:rPr>
+          <w:rFonts w:ascii="Consolas" w:hAnsi="Consolas" w:eastAsia="맑은 고딕"/>
+          <w:sz w:val="21"/>
+        </w:rPr>
+        <w:t xml:space="preserve">SHUTDOWN IMMEDIATE</w:t>
+      </w:r>
+      <w:r>
+        <w:rPr>
+          <w:rFonts w:ascii="맑은 고딕" w:hAnsi="맑은 고딕" w:eastAsia="맑은 고딕"/>
+          <w:sz w:val="21"/>
+        </w:rPr>
+        <w:t xml:space="preserve">. </w:t>
+      </w:r>
+      <w:r>
+        <w:rPr>
+          <w:rFonts w:ascii="맑은 고딕" w:hAnsi="맑은 고딕" w:eastAsia="맑은 고딕"/>
+          <w:b/>
+          <w:sz w:val="21"/>
+        </w:rPr>
+        <w:t xml:space="preserve">근거</w:t>
+      </w:r>
+      <w:r>
+        <w:rPr>
+          <w:rFonts w:ascii="맑은 고딕" w:hAnsi="맑은 고딕" w:eastAsia="맑은 고딕"/>
+          <w:sz w:val="21"/>
+        </w:rPr>
+        <w:t xml:space="preserve"> — Primary를 먼저 내리면 Standby가 전송이 끊겼다고 판단해 불필요한 오류를 남긴다.</w:t>
       </w:r>
     </w:p>
     <w:p>
       <w:r>
         <w:rPr>
           <w:rFonts w:ascii="맑은 고딕" w:hAnsi="맑은 고딕" w:eastAsia="맑은 고딕"/>
-          <w:sz w:val="21"/>
-        </w:rPr>
-        <w:t>**③** Primary를 `SHUTDOWN IMMEDIATE`.</w:t>
+          <w:b/>
+          <w:sz w:val="21"/>
+        </w:rPr>
+        <w:t xml:space="preserve">③</w:t>
+      </w:r>
+      <w:r>
+        <w:rPr>
+          <w:rFonts w:ascii="맑은 고딕" w:hAnsi="맑은 고딕" w:eastAsia="맑은 고딕"/>
+          <w:sz w:val="21"/>
+        </w:rPr>
+        <w:t xml:space="preserve"> Primary를 </w:t>
+      </w:r>
+      <w:r>
+        <w:rPr>
+          <w:rFonts w:ascii="Consolas" w:hAnsi="Consolas" w:eastAsia="맑은 고딕"/>
+          <w:sz w:val="21"/>
+        </w:rPr>
+        <w:t xml:space="preserve">SHUTDOWN IMMEDIATE</w:t>
+      </w:r>
+      <w:r>
+        <w:rPr>
+          <w:rFonts w:ascii="맑은 고딕" w:hAnsi="맑은 고딕" w:eastAsia="맑은 고딕"/>
+          <w:sz w:val="21"/>
+        </w:rPr>
+        <w:t xml:space="preserve">.</w:t>
       </w:r>
     </w:p>
     <w:p>
       <w:r>
         <w:rPr>
           <w:rFonts w:ascii="맑은 고딕" w:hAnsi="맑은 고딕" w:eastAsia="맑은 고딕"/>
-          <w:sz w:val="21"/>
-        </w:rPr>
-        <w:t>**④** 양쪽 `lsnrctl stop`.</w:t>
+          <w:b/>
+          <w:sz w:val="21"/>
+        </w:rPr>
+        <w:t xml:space="preserve">④</w:t>
+      </w:r>
+      <w:r>
+        <w:rPr>
+          <w:rFonts w:ascii="맑은 고딕" w:hAnsi="맑은 고딕" w:eastAsia="맑은 고딕"/>
+          <w:sz w:val="21"/>
+        </w:rPr>
+        <w:t xml:space="preserve"> 양쪽 </w:t>
+      </w:r>
+      <w:r>
+        <w:rPr>
+          <w:rFonts w:ascii="Consolas" w:hAnsi="Consolas" w:eastAsia="맑은 고딕"/>
+          <w:sz w:val="21"/>
+        </w:rPr>
+        <w:t xml:space="preserve">lsnrctl stop</w:t>
+      </w:r>
+      <w:r>
+        <w:rPr>
+          <w:rFonts w:ascii="맑은 고딕" w:hAnsi="맑은 고딕" w:eastAsia="맑은 고딕"/>
+          <w:sz w:val="21"/>
+        </w:rPr>
+        <w:t xml:space="preserve">.</w:t>
       </w:r>
     </w:p>
     <w:p>
       <w:r>
         <w:rPr>
           <w:rFonts w:ascii="맑은 고딕" w:hAnsi="맑은 고딕" w:eastAsia="맑은 고딕"/>
-          <w:sz w:val="21"/>
-        </w:rPr>
-        <w:t>**⑤** VM은 `vmrun stop ... soft`. 데이터베이스를 이미 정상 종료했으므로 `soft`로 충분하다.</w:t>
+          <w:b/>
+          <w:sz w:val="21"/>
+        </w:rPr>
+        <w:t xml:space="preserve">⑤</w:t>
+      </w:r>
+      <w:r>
+        <w:rPr>
+          <w:rFonts w:ascii="맑은 고딕" w:hAnsi="맑은 고딕" w:eastAsia="맑은 고딕"/>
+          <w:sz w:val="21"/>
+        </w:rPr>
+        <w:t xml:space="preserve"> VM은 </w:t>
+      </w:r>
+      <w:r>
+        <w:rPr>
+          <w:rFonts w:ascii="Consolas" w:hAnsi="Consolas" w:eastAsia="맑은 고딕"/>
+          <w:sz w:val="21"/>
+        </w:rPr>
+        <w:t xml:space="preserve">vmrun stop ... soft</w:t>
+      </w:r>
+      <w:r>
+        <w:rPr>
+          <w:rFonts w:ascii="맑은 고딕" w:hAnsi="맑은 고딕" w:eastAsia="맑은 고딕"/>
+          <w:sz w:val="21"/>
+        </w:rPr>
+        <w:t xml:space="preserve">. 데이터베이스를 이미 정상 종료했으므로 </w:t>
+      </w:r>
+      <w:r>
+        <w:rPr>
+          <w:rFonts w:ascii="Consolas" w:hAnsi="Consolas" w:eastAsia="맑은 고딕"/>
+          <w:sz w:val="21"/>
+        </w:rPr>
+        <w:t xml:space="preserve">soft</w:t>
+      </w:r>
+      <w:r>
+        <w:rPr>
+          <w:rFonts w:ascii="맑은 고딕" w:hAnsi="맑은 고딕" w:eastAsia="맑은 고딕"/>
+          <w:sz w:val="21"/>
+        </w:rPr>
+        <w:t xml:space="preserve">로 충분하다.</w:t>
       </w:r>
     </w:p>
     <w:p>
       <w:r>
         <w:rPr>
           <w:rFonts w:ascii="맑은 고딕" w:hAnsi="맑은 고딕" w:eastAsia="맑은 고딕"/>
-          <w:sz w:val="21"/>
-        </w:rPr>
-        <w:t>**기동**</w:t>
+          <w:b/>
+          <w:sz w:val="21"/>
+        </w:rPr>
+        <w:t xml:space="preserve">기동</w:t>
       </w:r>
     </w:p>
     <w:p>
       <w:r>
         <w:rPr>
           <w:rFonts w:ascii="맑은 고딕" w:hAnsi="맑은 고딕" w:eastAsia="맑은 고딕"/>
-          <w:sz w:val="21"/>
-        </w:rPr>
-        <w:t>**⑥** VM을 올리고 양쪽 `lsnrctl start`. **근거** — DMON이 상대 노드에 접속하려면 리스너가 살아 있어야 한다.</w:t>
+          <w:b/>
+          <w:sz w:val="21"/>
+        </w:rPr>
+        <w:t xml:space="preserve">⑥</w:t>
+      </w:r>
+      <w:r>
+        <w:rPr>
+          <w:rFonts w:ascii="맑은 고딕" w:hAnsi="맑은 고딕" w:eastAsia="맑은 고딕"/>
+          <w:sz w:val="21"/>
+        </w:rPr>
+        <w:t xml:space="preserve"> VM을 올리고 양쪽 </w:t>
+      </w:r>
+      <w:r>
+        <w:rPr>
+          <w:rFonts w:ascii="Consolas" w:hAnsi="Consolas" w:eastAsia="맑은 고딕"/>
+          <w:sz w:val="21"/>
+        </w:rPr>
+        <w:t xml:space="preserve">lsnrctl start</w:t>
+      </w:r>
+      <w:r>
+        <w:rPr>
+          <w:rFonts w:ascii="맑은 고딕" w:hAnsi="맑은 고딕" w:eastAsia="맑은 고딕"/>
+          <w:sz w:val="21"/>
+        </w:rPr>
+        <w:t xml:space="preserve">. </w:t>
+      </w:r>
+      <w:r>
+        <w:rPr>
+          <w:rFonts w:ascii="맑은 고딕" w:hAnsi="맑은 고딕" w:eastAsia="맑은 고딕"/>
+          <w:b/>
+          <w:sz w:val="21"/>
+        </w:rPr>
+        <w:t xml:space="preserve">근거</w:t>
+      </w:r>
+      <w:r>
+        <w:rPr>
+          <w:rFonts w:ascii="맑은 고딕" w:hAnsi="맑은 고딕" w:eastAsia="맑은 고딕"/>
+          <w:sz w:val="21"/>
+        </w:rPr>
+        <w:t xml:space="preserve"> — DMON이 상대 노드에 접속하려면 리스너가 살아 있어야 한다.</w:t>
       </w:r>
     </w:p>
     <w:p>
       <w:r>
         <w:rPr>
           <w:rFonts w:ascii="맑은 고딕" w:hAnsi="맑은 고딕" w:eastAsia="맑은 고딕"/>
-          <w:sz w:val="21"/>
-        </w:rPr>
-        <w:t>**⑦** Primary `STARTUP`.</w:t>
+          <w:b/>
+          <w:sz w:val="21"/>
+        </w:rPr>
+        <w:t xml:space="preserve">⑦</w:t>
+      </w:r>
+      <w:r>
+        <w:rPr>
+          <w:rFonts w:ascii="맑은 고딕" w:hAnsi="맑은 고딕" w:eastAsia="맑은 고딕"/>
+          <w:sz w:val="21"/>
+        </w:rPr>
+        <w:t xml:space="preserve"> Primary </w:t>
+      </w:r>
+      <w:r>
+        <w:rPr>
+          <w:rFonts w:ascii="Consolas" w:hAnsi="Consolas" w:eastAsia="맑은 고딕"/>
+          <w:sz w:val="21"/>
+        </w:rPr>
+        <w:t xml:space="preserve">STARTUP</w:t>
+      </w:r>
+      <w:r>
+        <w:rPr>
+          <w:rFonts w:ascii="맑은 고딕" w:hAnsi="맑은 고딕" w:eastAsia="맑은 고딕"/>
+          <w:sz w:val="21"/>
+        </w:rPr>
+        <w:t xml:space="preserve">.</w:t>
       </w:r>
     </w:p>
     <w:p>
       <w:r>
         <w:rPr>
           <w:rFonts w:ascii="맑은 고딕" w:hAnsi="맑은 고딕" w:eastAsia="맑은 고딕"/>
-          <w:sz w:val="21"/>
-        </w:rPr>
-        <w:t>**⑧** Standby `STARTUP MOUNT` → `ALTER DATABASE OPEN READ ONLY`. **MRP는 띄우지 않는다.** `Intended State`가 `APPLY-ON`이므로 Broker가 알아서 띄운다.</w:t>
+          <w:b/>
+          <w:sz w:val="21"/>
+        </w:rPr>
+        <w:t xml:space="preserve">⑧</w:t>
+      </w:r>
+      <w:r>
+        <w:rPr>
+          <w:rFonts w:ascii="맑은 고딕" w:hAnsi="맑은 고딕" w:eastAsia="맑은 고딕"/>
+          <w:sz w:val="21"/>
+        </w:rPr>
+        <w:t xml:space="preserve"> Standby </w:t>
+      </w:r>
+      <w:r>
+        <w:rPr>
+          <w:rFonts w:ascii="Consolas" w:hAnsi="Consolas" w:eastAsia="맑은 고딕"/>
+          <w:sz w:val="21"/>
+        </w:rPr>
+        <w:t xml:space="preserve">STARTUP MOUNT</w:t>
+      </w:r>
+      <w:r>
+        <w:rPr>
+          <w:rFonts w:ascii="맑은 고딕" w:hAnsi="맑은 고딕" w:eastAsia="맑은 고딕"/>
+          <w:sz w:val="21"/>
+        </w:rPr>
+        <w:t xml:space="preserve"> → </w:t>
+      </w:r>
+      <w:r>
+        <w:rPr>
+          <w:rFonts w:ascii="Consolas" w:hAnsi="Consolas" w:eastAsia="맑은 고딕"/>
+          <w:sz w:val="21"/>
+        </w:rPr>
+        <w:t xml:space="preserve">ALTER DATABASE OPEN READ ONLY</w:t>
+      </w:r>
+      <w:r>
+        <w:rPr>
+          <w:rFonts w:ascii="맑은 고딕" w:hAnsi="맑은 고딕" w:eastAsia="맑은 고딕"/>
+          <w:sz w:val="21"/>
+        </w:rPr>
+        <w:t xml:space="preserve">. </w:t>
+      </w:r>
+      <w:r>
+        <w:rPr>
+          <w:rFonts w:ascii="맑은 고딕" w:hAnsi="맑은 고딕" w:eastAsia="맑은 고딕"/>
+          <w:b/>
+          <w:sz w:val="21"/>
+        </w:rPr>
+        <w:t xml:space="preserve">MRP는 띄우지 않는다.</w:t>
+      </w:r>
+      <w:r>
+        <w:rPr>
+          <w:rFonts w:ascii="맑은 고딕" w:hAnsi="맑은 고딕" w:eastAsia="맑은 고딕"/>
+          <w:sz w:val="21"/>
+        </w:rPr>
+        <w:t xml:space="preserve"> </w:t>
+      </w:r>
+      <w:r>
+        <w:rPr>
+          <w:rFonts w:ascii="Consolas" w:hAnsi="Consolas" w:eastAsia="맑은 고딕"/>
+          <w:sz w:val="21"/>
+        </w:rPr>
+        <w:t xml:space="preserve">Intended State</w:t>
+      </w:r>
+      <w:r>
+        <w:rPr>
+          <w:rFonts w:ascii="맑은 고딕" w:hAnsi="맑은 고딕" w:eastAsia="맑은 고딕"/>
+          <w:sz w:val="21"/>
+        </w:rPr>
+        <w:t xml:space="preserve">가 </w:t>
+      </w:r>
+      <w:r>
+        <w:rPr>
+          <w:rFonts w:ascii="Consolas" w:hAnsi="Consolas" w:eastAsia="맑은 고딕"/>
+          <w:sz w:val="21"/>
+        </w:rPr>
+        <w:t xml:space="preserve">APPLY-ON</w:t>
+      </w:r>
+      <w:r>
+        <w:rPr>
+          <w:rFonts w:ascii="맑은 고딕" w:hAnsi="맑은 고딕" w:eastAsia="맑은 고딕"/>
+          <w:sz w:val="21"/>
+        </w:rPr>
+        <w:t xml:space="preserve">이므로 Broker가 알아서 띄운다.</w:t>
       </w:r>
     </w:p>
     <w:p>
       <w:r>
         <w:rPr>
           <w:rFonts w:ascii="맑은 고딕" w:hAnsi="맑은 고딕" w:eastAsia="맑은 고딕"/>
-          <w:sz w:val="21"/>
-        </w:rPr>
-        <w:t>**확인할 값**</w:t>
+          <w:b/>
+          <w:sz w:val="21"/>
+        </w:rPr>
+        <w:t xml:space="preserve">확인할 값</w:t>
       </w:r>
     </w:p>
     <w:p>
@@ -2309,7 +7306,28 @@
           <w:rFonts w:ascii="맑은 고딕" w:hAnsi="맑은 고딕" w:eastAsia="맑은 고딕"/>
           <w:sz w:val="21"/>
         </w:rPr>
-        <w:t>· `SHOW CONFIGURATION` → `SUCCESS`</w:t>
+        <w:t xml:space="preserve">· </w:t>
+      </w:r>
+      <w:r>
+        <w:rPr>
+          <w:rFonts w:ascii="Consolas" w:hAnsi="Consolas" w:eastAsia="맑은 고딕"/>
+          <w:sz w:val="21"/>
+        </w:rPr>
+        <w:t xml:space="preserve">SHOW CONFIGURATION</w:t>
+      </w:r>
+      <w:r>
+        <w:rPr>
+          <w:rFonts w:ascii="맑은 고딕" w:hAnsi="맑은 고딕" w:eastAsia="맑은 고딕"/>
+          <w:sz w:val="21"/>
+        </w:rPr>
+        <w:t xml:space="preserve"> → </w:t>
+      </w:r>
+      <w:r>
+        <w:rPr>
+          <w:rFonts w:ascii="Consolas" w:hAnsi="Consolas" w:eastAsia="맑은 고딕"/>
+          <w:sz w:val="21"/>
+        </w:rPr>
+        <w:t xml:space="preserve">SUCCESS</w:t>
       </w:r>
     </w:p>
     <w:p>
@@ -2318,7 +7336,49 @@
           <w:rFonts w:ascii="맑은 고딕" w:hAnsi="맑은 고딕" w:eastAsia="맑은 고딕"/>
           <w:sz w:val="21"/>
         </w:rPr>
-        <w:t>· `SHOW DATABASE 'boston'` → `Real Time Query: ON`, 두 지연 0, `Average Apply Rate`에 값이 있음</w:t>
+        <w:t xml:space="preserve">· </w:t>
+      </w:r>
+      <w:r>
+        <w:rPr>
+          <w:rFonts w:ascii="Consolas" w:hAnsi="Consolas" w:eastAsia="맑은 고딕"/>
+          <w:sz w:val="21"/>
+        </w:rPr>
+        <w:t xml:space="preserve">SHOW DATABASE 'boston'</w:t>
+      </w:r>
+      <w:r>
+        <w:rPr>
+          <w:rFonts w:ascii="맑은 고딕" w:hAnsi="맑은 고딕" w:eastAsia="맑은 고딕"/>
+          <w:sz w:val="21"/>
+        </w:rPr>
+        <w:t xml:space="preserve"> → </w:t>
+      </w:r>
+      <w:r>
+        <w:rPr>
+          <w:rFonts w:ascii="Consolas" w:hAnsi="Consolas" w:eastAsia="맑은 고딕"/>
+          <w:sz w:val="21"/>
+        </w:rPr>
+        <w:t xml:space="preserve">Real Time Query: ON</w:t>
+      </w:r>
+      <w:r>
+        <w:rPr>
+          <w:rFonts w:ascii="맑은 고딕" w:hAnsi="맑은 고딕" w:eastAsia="맑은 고딕"/>
+          <w:sz w:val="21"/>
+        </w:rPr>
+        <w:t xml:space="preserve">, 두 지연 0, </w:t>
+      </w:r>
+      <w:r>
+        <w:rPr>
+          <w:rFonts w:ascii="Consolas" w:hAnsi="Consolas" w:eastAsia="맑은 고딕"/>
+          <w:sz w:val="21"/>
+        </w:rPr>
+        <w:t xml:space="preserve">Average Apply Rate</w:t>
+      </w:r>
+      <w:r>
+        <w:rPr>
+          <w:rFonts w:ascii="맑은 고딕" w:hAnsi="맑은 고딕" w:eastAsia="맑은 고딕"/>
+          <w:sz w:val="21"/>
+        </w:rPr>
+        <w:t xml:space="preserve">에 값이 있음</w:t>
       </w:r>
     </w:p>
     <w:p>
@@ -2327,7 +7387,22 @@
           <w:rFonts w:ascii="맑은 고딕" w:hAnsi="맑은 고딕" w:eastAsia="맑은 고딕"/>
           <w:sz w:val="21"/>
         </w:rPr>
-        <w:t>· **데이터로 종단 검증** — 뷰만 믿지 않는다.</w:t>
+        <w:t xml:space="preserve">· </w:t>
+      </w:r>
+      <w:r>
+        <w:rPr>
+          <w:rFonts w:ascii="맑은 고딕" w:hAnsi="맑은 고딕" w:eastAsia="맑은 고딕"/>
+          <w:b/>
+          <w:sz w:val="21"/>
+        </w:rPr>
+        <w:t xml:space="preserve">데이터로 종단 검증</w:t>
+      </w:r>
+      <w:r>
+        <w:rPr>
+          <w:rFonts w:ascii="맑은 고딕" w:hAnsi="맑은 고딕" w:eastAsia="맑은 고딕"/>
+          <w:sz w:val="21"/>
+        </w:rPr>
+        <w:t xml:space="preserve"> — 뷰만 믿지 않는다.</w:t>
       </w:r>
     </w:p>
     <w:p>
@@ -2336,7 +7411,63 @@
           <w:rFonts w:ascii="맑은 고딕" w:hAnsi="맑은 고딕" w:eastAsia="맑은 고딕"/>
           <w:sz w:val="21"/>
         </w:rPr>
-        <w:t>실측에서 구성이 그대로 유지됐다. 이유는 둘이다. `DG_BROKER_START`를 `SCOPE=BOTH`로 켰고, 구성 파일 `dr1`/`dr2`가 디스크에 있어 DMON이 읽어 복원했다.</w:t>
+        <w:t xml:space="preserve">실측에서 구성이 그대로 유지됐다. 이유는 둘이다. </w:t>
+      </w:r>
+      <w:r>
+        <w:rPr>
+          <w:rFonts w:ascii="Consolas" w:hAnsi="Consolas" w:eastAsia="맑은 고딕"/>
+          <w:sz w:val="21"/>
+        </w:rPr>
+        <w:t xml:space="preserve">DG_BROKER_START</w:t>
+      </w:r>
+      <w:r>
+        <w:rPr>
+          <w:rFonts w:ascii="맑은 고딕" w:hAnsi="맑은 고딕" w:eastAsia="맑은 고딕"/>
+          <w:sz w:val="21"/>
+        </w:rPr>
+        <w:t xml:space="preserve">를 </w:t>
+      </w:r>
+      <w:r>
+        <w:rPr>
+          <w:rFonts w:ascii="Consolas" w:hAnsi="Consolas" w:eastAsia="맑은 고딕"/>
+          <w:sz w:val="21"/>
+        </w:rPr>
+        <w:t xml:space="preserve">SCOPE=BOTH</w:t>
+      </w:r>
+      <w:r>
+        <w:rPr>
+          <w:rFonts w:ascii="맑은 고딕" w:hAnsi="맑은 고딕" w:eastAsia="맑은 고딕"/>
+          <w:sz w:val="21"/>
+        </w:rPr>
+        <w:t xml:space="preserve">로 켰고, 구성 파일 </w:t>
+      </w:r>
+      <w:r>
+        <w:rPr>
+          <w:rFonts w:ascii="Consolas" w:hAnsi="Consolas" w:eastAsia="맑은 고딕"/>
+          <w:sz w:val="21"/>
+        </w:rPr>
+        <w:t xml:space="preserve">dr1</w:t>
+      </w:r>
+      <w:r>
+        <w:rPr>
+          <w:rFonts w:ascii="맑은 고딕" w:hAnsi="맑은 고딕" w:eastAsia="맑은 고딕"/>
+          <w:sz w:val="21"/>
+        </w:rPr>
+        <w:t xml:space="preserve">/</w:t>
+      </w:r>
+      <w:r>
+        <w:rPr>
+          <w:rFonts w:ascii="Consolas" w:hAnsi="Consolas" w:eastAsia="맑은 고딕"/>
+          <w:sz w:val="21"/>
+        </w:rPr>
+        <w:t xml:space="preserve">dr2</w:t>
+      </w:r>
+      <w:r>
+        <w:rPr>
+          <w:rFonts w:ascii="맑은 고딕" w:hAnsi="맑은 고딕" w:eastAsia="맑은 고딕"/>
+          <w:sz w:val="21"/>
+        </w:rPr>
+        <w:t xml:space="preserve">가 디스크에 있어 DMON이 읽어 복원했다.</w:t>
       </w:r>
     </w:p>
     <w:p>
@@ -2371,9 +7502,10 @@
       <w:r>
         <w:rPr>
           <w:rFonts w:ascii="맑은 고딕" w:hAnsi="맑은 고딕" w:eastAsia="맑은 고딕"/>
-          <w:sz w:val="21"/>
-        </w:rPr>
-        <w:t>**DGMGRL**</w:t>
+          <w:b/>
+          <w:sz w:val="21"/>
+        </w:rPr>
+        <w:t xml:space="preserve">DGMGRL</w:t>
       </w:r>
     </w:p>
     <w:p>
@@ -2382,7 +7514,42 @@
           <w:rFonts w:ascii="맑은 고딕" w:hAnsi="맑은 고딕" w:eastAsia="맑은 고딕"/>
           <w:sz w:val="21"/>
         </w:rPr>
-        <w:t>· `SHOW CONFIGURATION` → `Configuration Status: SUCCESS`, `Protection Mode: MaxPerformance`</w:t>
+        <w:t xml:space="preserve">· </w:t>
+      </w:r>
+      <w:r>
+        <w:rPr>
+          <w:rFonts w:ascii="Consolas" w:hAnsi="Consolas" w:eastAsia="맑은 고딕"/>
+          <w:sz w:val="21"/>
+        </w:rPr>
+        <w:t xml:space="preserve">SHOW CONFIGURATION</w:t>
+      </w:r>
+      <w:r>
+        <w:rPr>
+          <w:rFonts w:ascii="맑은 고딕" w:hAnsi="맑은 고딕" w:eastAsia="맑은 고딕"/>
+          <w:sz w:val="21"/>
+        </w:rPr>
+        <w:t xml:space="preserve"> → </w:t>
+      </w:r>
+      <w:r>
+        <w:rPr>
+          <w:rFonts w:ascii="Consolas" w:hAnsi="Consolas" w:eastAsia="맑은 고딕"/>
+          <w:sz w:val="21"/>
+        </w:rPr>
+        <w:t xml:space="preserve">Configuration Status: SUCCESS</w:t>
+      </w:r>
+      <w:r>
+        <w:rPr>
+          <w:rFonts w:ascii="맑은 고딕" w:hAnsi="맑은 고딕" w:eastAsia="맑은 고딕"/>
+          <w:sz w:val="21"/>
+        </w:rPr>
+        <w:t xml:space="preserve">, </w:t>
+      </w:r>
+      <w:r>
+        <w:rPr>
+          <w:rFonts w:ascii="Consolas" w:hAnsi="Consolas" w:eastAsia="맑은 고딕"/>
+          <w:sz w:val="21"/>
+        </w:rPr>
+        <w:t xml:space="preserve">Protection Mode: MaxPerformance</w:t>
       </w:r>
     </w:p>
     <w:p>
@@ -2391,7 +7558,51 @@
           <w:rFonts w:ascii="맑은 고딕" w:hAnsi="맑은 고딕" w:eastAsia="맑은 고딕"/>
           <w:sz w:val="21"/>
         </w:rPr>
-        <w:t>· 멤버 표시 → `chicago - Primary database` / 들여쓰기된 `boston - Physical standby database`. **`(disabled)`나 ORA-16905가 없어야 한다**</w:t>
+        <w:t xml:space="preserve">· 멤버 표시 → </w:t>
+      </w:r>
+      <w:r>
+        <w:rPr>
+          <w:rFonts w:ascii="Consolas" w:hAnsi="Consolas" w:eastAsia="맑은 고딕"/>
+          <w:sz w:val="21"/>
+        </w:rPr>
+        <w:t xml:space="preserve">chicago - Primary database</w:t>
+      </w:r>
+      <w:r>
+        <w:rPr>
+          <w:rFonts w:ascii="맑은 고딕" w:hAnsi="맑은 고딕" w:eastAsia="맑은 고딕"/>
+          <w:sz w:val="21"/>
+        </w:rPr>
+        <w:t xml:space="preserve"> / 들여쓰기된 </w:t>
+      </w:r>
+      <w:r>
+        <w:rPr>
+          <w:rFonts w:ascii="Consolas" w:hAnsi="Consolas" w:eastAsia="맑은 고딕"/>
+          <w:sz w:val="21"/>
+        </w:rPr>
+        <w:t xml:space="preserve">boston - Physical standby database</w:t>
+      </w:r>
+      <w:r>
+        <w:rPr>
+          <w:rFonts w:ascii="맑은 고딕" w:hAnsi="맑은 고딕" w:eastAsia="맑은 고딕"/>
+          <w:sz w:val="21"/>
+        </w:rPr>
+        <w:t xml:space="preserve">. </w:t>
+      </w:r>
+      <w:r>
+        <w:rPr>
+          <w:rFonts w:ascii="Consolas" w:hAnsi="Consolas" w:eastAsia="맑은 고딕"/>
+          <w:b/>
+          <w:sz w:val="21"/>
+        </w:rPr>
+        <w:t xml:space="preserve">(disabled)</w:t>
+      </w:r>
+      <w:r>
+        <w:rPr>
+          <w:rFonts w:ascii="맑은 고딕" w:hAnsi="맑은 고딕" w:eastAsia="맑은 고딕"/>
+          <w:b/>
+          <w:sz w:val="21"/>
+        </w:rPr>
+        <w:t xml:space="preserve">나 ORA-16905가 없어야 한다</w:t>
       </w:r>
     </w:p>
     <w:p>
@@ -2400,7 +7611,42 @@
           <w:rFonts w:ascii="맑은 고딕" w:hAnsi="맑은 고딕" w:eastAsia="맑은 고딕"/>
           <w:sz w:val="21"/>
         </w:rPr>
-        <w:t>· `SHOW DATABASE 'chicago'` → `Intended State: TRANSPORT-ON`, `Database Status: SUCCESS`</w:t>
+        <w:t xml:space="preserve">· </w:t>
+      </w:r>
+      <w:r>
+        <w:rPr>
+          <w:rFonts w:ascii="Consolas" w:hAnsi="Consolas" w:eastAsia="맑은 고딕"/>
+          <w:sz w:val="21"/>
+        </w:rPr>
+        <w:t xml:space="preserve">SHOW DATABASE 'chicago'</w:t>
+      </w:r>
+      <w:r>
+        <w:rPr>
+          <w:rFonts w:ascii="맑은 고딕" w:hAnsi="맑은 고딕" w:eastAsia="맑은 고딕"/>
+          <w:sz w:val="21"/>
+        </w:rPr>
+        <w:t xml:space="preserve"> → </w:t>
+      </w:r>
+      <w:r>
+        <w:rPr>
+          <w:rFonts w:ascii="Consolas" w:hAnsi="Consolas" w:eastAsia="맑은 고딕"/>
+          <w:sz w:val="21"/>
+        </w:rPr>
+        <w:t xml:space="preserve">Intended State: TRANSPORT-ON</w:t>
+      </w:r>
+      <w:r>
+        <w:rPr>
+          <w:rFonts w:ascii="맑은 고딕" w:hAnsi="맑은 고딕" w:eastAsia="맑은 고딕"/>
+          <w:sz w:val="21"/>
+        </w:rPr>
+        <w:t xml:space="preserve">, </w:t>
+      </w:r>
+      <w:r>
+        <w:rPr>
+          <w:rFonts w:ascii="Consolas" w:hAnsi="Consolas" w:eastAsia="맑은 고딕"/>
+          <w:sz w:val="21"/>
+        </w:rPr>
+        <w:t xml:space="preserve">Database Status: SUCCESS</w:t>
       </w:r>
     </w:p>
     <w:p>
@@ -2409,16 +7655,80 @@
           <w:rFonts w:ascii="맑은 고딕" w:hAnsi="맑은 고딕" w:eastAsia="맑은 고딕"/>
           <w:sz w:val="21"/>
         </w:rPr>
-        <w:t>· `SHOW DATABASE 'boston'` → `Intended State: APPLY-ON`, 두 지연 `0 seconds`, `Real Time Query: ON`, `Database Status: SUCCESS`</w:t>
+        <w:t xml:space="preserve">· </w:t>
+      </w:r>
+      <w:r>
+        <w:rPr>
+          <w:rFonts w:ascii="Consolas" w:hAnsi="Consolas" w:eastAsia="맑은 고딕"/>
+          <w:sz w:val="21"/>
+        </w:rPr>
+        <w:t xml:space="preserve">SHOW DATABASE 'boston'</w:t>
+      </w:r>
+      <w:r>
+        <w:rPr>
+          <w:rFonts w:ascii="맑은 고딕" w:hAnsi="맑은 고딕" w:eastAsia="맑은 고딕"/>
+          <w:sz w:val="21"/>
+        </w:rPr>
+        <w:t xml:space="preserve"> → </w:t>
+      </w:r>
+      <w:r>
+        <w:rPr>
+          <w:rFonts w:ascii="Consolas" w:hAnsi="Consolas" w:eastAsia="맑은 고딕"/>
+          <w:sz w:val="21"/>
+        </w:rPr>
+        <w:t xml:space="preserve">Intended State: APPLY-ON</w:t>
+      </w:r>
+      <w:r>
+        <w:rPr>
+          <w:rFonts w:ascii="맑은 고딕" w:hAnsi="맑은 고딕" w:eastAsia="맑은 고딕"/>
+          <w:sz w:val="21"/>
+        </w:rPr>
+        <w:t xml:space="preserve">, 두 지연 </w:t>
+      </w:r>
+      <w:r>
+        <w:rPr>
+          <w:rFonts w:ascii="Consolas" w:hAnsi="Consolas" w:eastAsia="맑은 고딕"/>
+          <w:sz w:val="21"/>
+        </w:rPr>
+        <w:t xml:space="preserve">0 seconds</w:t>
+      </w:r>
+      <w:r>
+        <w:rPr>
+          <w:rFonts w:ascii="맑은 고딕" w:hAnsi="맑은 고딕" w:eastAsia="맑은 고딕"/>
+          <w:sz w:val="21"/>
+        </w:rPr>
+        <w:t xml:space="preserve">, </w:t>
+      </w:r>
+      <w:r>
+        <w:rPr>
+          <w:rFonts w:ascii="Consolas" w:hAnsi="Consolas" w:eastAsia="맑은 고딕"/>
+          <w:sz w:val="21"/>
+        </w:rPr>
+        <w:t xml:space="preserve">Real Time Query: ON</w:t>
+      </w:r>
+      <w:r>
+        <w:rPr>
+          <w:rFonts w:ascii="맑은 고딕" w:hAnsi="맑은 고딕" w:eastAsia="맑은 고딕"/>
+          <w:sz w:val="21"/>
+        </w:rPr>
+        <w:t xml:space="preserve">, </w:t>
+      </w:r>
+      <w:r>
+        <w:rPr>
+          <w:rFonts w:ascii="Consolas" w:hAnsi="Consolas" w:eastAsia="맑은 고딕"/>
+          <w:sz w:val="21"/>
+        </w:rPr>
+        <w:t xml:space="preserve">Database Status: SUCCESS</w:t>
       </w:r>
     </w:p>
     <w:p>
       <w:r>
         <w:rPr>
           <w:rFonts w:ascii="맑은 고딕" w:hAnsi="맑은 고딕" w:eastAsia="맑은 고딕"/>
-          <w:sz w:val="21"/>
-        </w:rPr>
-        <w:t>**SQL — chicago**</w:t>
+          <w:b/>
+          <w:sz w:val="21"/>
+        </w:rPr>
+        <w:t xml:space="preserve">SQL — chicago</w:t>
       </w:r>
     </w:p>
     <w:p>
@@ -2427,7 +7737,56 @@
           <w:rFonts w:ascii="맑은 고딕" w:hAnsi="맑은 고딕" w:eastAsia="맑은 고딕"/>
           <w:sz w:val="21"/>
         </w:rPr>
-        <w:t>· `DATABASE_ROLE` = `PRIMARY`, `OPEN_MODE` = `READ WRITE`</w:t>
+        <w:t xml:space="preserve">· </w:t>
+      </w:r>
+      <w:r>
+        <w:rPr>
+          <w:rFonts w:ascii="Consolas" w:hAnsi="Consolas" w:eastAsia="맑은 고딕"/>
+          <w:sz w:val="21"/>
+        </w:rPr>
+        <w:t xml:space="preserve">DATABASE_ROLE</w:t>
+      </w:r>
+      <w:r>
+        <w:rPr>
+          <w:rFonts w:ascii="맑은 고딕" w:hAnsi="맑은 고딕" w:eastAsia="맑은 고딕"/>
+          <w:sz w:val="21"/>
+        </w:rPr>
+        <w:t xml:space="preserve"> = </w:t>
+      </w:r>
+      <w:r>
+        <w:rPr>
+          <w:rFonts w:ascii="Consolas" w:hAnsi="Consolas" w:eastAsia="맑은 고딕"/>
+          <w:sz w:val="21"/>
+        </w:rPr>
+        <w:t xml:space="preserve">PRIMARY</w:t>
+      </w:r>
+      <w:r>
+        <w:rPr>
+          <w:rFonts w:ascii="맑은 고딕" w:hAnsi="맑은 고딕" w:eastAsia="맑은 고딕"/>
+          <w:sz w:val="21"/>
+        </w:rPr>
+        <w:t xml:space="preserve">, </w:t>
+      </w:r>
+      <w:r>
+        <w:rPr>
+          <w:rFonts w:ascii="Consolas" w:hAnsi="Consolas" w:eastAsia="맑은 고딕"/>
+          <w:sz w:val="21"/>
+        </w:rPr>
+        <w:t xml:space="preserve">OPEN_MODE</w:t>
+      </w:r>
+      <w:r>
+        <w:rPr>
+          <w:rFonts w:ascii="맑은 고딕" w:hAnsi="맑은 고딕" w:eastAsia="맑은 고딕"/>
+          <w:sz w:val="21"/>
+        </w:rPr>
+        <w:t xml:space="preserve"> = </w:t>
+      </w:r>
+      <w:r>
+        <w:rPr>
+          <w:rFonts w:ascii="Consolas" w:hAnsi="Consolas" w:eastAsia="맑은 고딕"/>
+          <w:sz w:val="21"/>
+        </w:rPr>
+        <w:t xml:space="preserve">READ WRITE</w:t>
       </w:r>
     </w:p>
     <w:p>
@@ -2436,7 +7795,50 @@
           <w:rFonts w:ascii="맑은 고딕" w:hAnsi="맑은 고딕" w:eastAsia="맑은 고딕"/>
           <w:sz w:val="21"/>
         </w:rPr>
-        <w:t>· `log_archive_dest_2`가 **Broker 형식**(`service="boston", ASYNC NOAFFIRM delay=0 ... valid_for=(online_logfile,all_roles)`)</w:t>
+        <w:t xml:space="preserve">· </w:t>
+      </w:r>
+      <w:r>
+        <w:rPr>
+          <w:rFonts w:ascii="Consolas" w:hAnsi="Consolas" w:eastAsia="맑은 고딕"/>
+          <w:sz w:val="21"/>
+        </w:rPr>
+        <w:t xml:space="preserve">log_archive_dest_2</w:t>
+      </w:r>
+      <w:r>
+        <w:rPr>
+          <w:rFonts w:ascii="맑은 고딕" w:hAnsi="맑은 고딕" w:eastAsia="맑은 고딕"/>
+          <w:sz w:val="21"/>
+        </w:rPr>
+        <w:t xml:space="preserve">가 </w:t>
+      </w:r>
+      <w:r>
+        <w:rPr>
+          <w:rFonts w:ascii="맑은 고딕" w:hAnsi="맑은 고딕" w:eastAsia="맑은 고딕"/>
+          <w:b/>
+          <w:sz w:val="21"/>
+        </w:rPr>
+        <w:t xml:space="preserve">Broker 형식</w:t>
+      </w:r>
+      <w:r>
+        <w:rPr>
+          <w:rFonts w:ascii="맑은 고딕" w:hAnsi="맑은 고딕" w:eastAsia="맑은 고딕"/>
+          <w:sz w:val="21"/>
+        </w:rPr>
+        <w:t xml:space="preserve">(</w:t>
+      </w:r>
+      <w:r>
+        <w:rPr>
+          <w:rFonts w:ascii="Consolas" w:hAnsi="Consolas" w:eastAsia="맑은 고딕"/>
+          <w:sz w:val="21"/>
+        </w:rPr>
+        <w:t xml:space="preserve">service="boston", ASYNC NOAFFIRM delay=0 ... valid_for=(online_logfile,all_roles)</w:t>
+      </w:r>
+      <w:r>
+        <w:rPr>
+          <w:rFonts w:ascii="맑은 고딕" w:hAnsi="맑은 고딕" w:eastAsia="맑은 고딕"/>
+          <w:sz w:val="21"/>
+        </w:rPr>
+        <w:t xml:space="preserve">)</w:t>
       </w:r>
     </w:p>
     <w:p>
@@ -2445,7 +7847,29 @@
           <w:rFonts w:ascii="맑은 고딕" w:hAnsi="맑은 고딕" w:eastAsia="맑은 고딕"/>
           <w:sz w:val="21"/>
         </w:rPr>
-        <w:t>· `fal_server`가 **비어 있음**</w:t>
+        <w:t xml:space="preserve">· </w:t>
+      </w:r>
+      <w:r>
+        <w:rPr>
+          <w:rFonts w:ascii="Consolas" w:hAnsi="Consolas" w:eastAsia="맑은 고딕"/>
+          <w:sz w:val="21"/>
+        </w:rPr>
+        <w:t xml:space="preserve">fal_server</w:t>
+      </w:r>
+      <w:r>
+        <w:rPr>
+          <w:rFonts w:ascii="맑은 고딕" w:hAnsi="맑은 고딕" w:eastAsia="맑은 고딕"/>
+          <w:sz w:val="21"/>
+        </w:rPr>
+        <w:t xml:space="preserve">가 </w:t>
+      </w:r>
+      <w:r>
+        <w:rPr>
+          <w:rFonts w:ascii="맑은 고딕" w:hAnsi="맑은 고딕" w:eastAsia="맑은 고딕"/>
+          <w:b/>
+          <w:sz w:val="21"/>
+        </w:rPr>
+        <w:t xml:space="preserve">비어 있음</w:t>
       </w:r>
     </w:p>
     <w:p>
@@ -2454,16 +7878,52 @@
           <w:rFonts w:ascii="맑은 고딕" w:hAnsi="맑은 고딕" w:eastAsia="맑은 고딕"/>
           <w:sz w:val="21"/>
         </w:rPr>
-        <w:t>· `V$PROCESS`에 `DMON`과 `NSV2`</w:t>
+        <w:t xml:space="preserve">· </w:t>
+      </w:r>
+      <w:r>
+        <w:rPr>
+          <w:rFonts w:ascii="Consolas" w:hAnsi="Consolas" w:eastAsia="맑은 고딕"/>
+          <w:sz w:val="21"/>
+        </w:rPr>
+        <w:t xml:space="preserve">V$PROCESS</w:t>
+      </w:r>
+      <w:r>
+        <w:rPr>
+          <w:rFonts w:ascii="맑은 고딕" w:hAnsi="맑은 고딕" w:eastAsia="맑은 고딕"/>
+          <w:sz w:val="21"/>
+        </w:rPr>
+        <w:t xml:space="preserve">에 </w:t>
+      </w:r>
+      <w:r>
+        <w:rPr>
+          <w:rFonts w:ascii="Consolas" w:hAnsi="Consolas" w:eastAsia="맑은 고딕"/>
+          <w:sz w:val="21"/>
+        </w:rPr>
+        <w:t xml:space="preserve">DMON</w:t>
+      </w:r>
+      <w:r>
+        <w:rPr>
+          <w:rFonts w:ascii="맑은 고딕" w:hAnsi="맑은 고딕" w:eastAsia="맑은 고딕"/>
+          <w:sz w:val="21"/>
+        </w:rPr>
+        <w:t xml:space="preserve">과 </w:t>
+      </w:r>
+      <w:r>
+        <w:rPr>
+          <w:rFonts w:ascii="Consolas" w:hAnsi="Consolas" w:eastAsia="맑은 고딕"/>
+          <w:sz w:val="21"/>
+        </w:rPr>
+        <w:t xml:space="preserve">NSV2</w:t>
       </w:r>
     </w:p>
     <w:p>
       <w:r>
         <w:rPr>
           <w:rFonts w:ascii="맑은 고딕" w:hAnsi="맑은 고딕" w:eastAsia="맑은 고딕"/>
-          <w:sz w:val="21"/>
-        </w:rPr>
-        <w:t>**SQL — boston**</w:t>
+          <w:b/>
+          <w:sz w:val="21"/>
+        </w:rPr>
+        <w:t xml:space="preserve">SQL — boston</w:t>
       </w:r>
     </w:p>
     <w:p>
@@ -2472,7 +7932,56 @@
           <w:rFonts w:ascii="맑은 고딕" w:hAnsi="맑은 고딕" w:eastAsia="맑은 고딕"/>
           <w:sz w:val="21"/>
         </w:rPr>
-        <w:t>· `DATABASE_ROLE` = `PHYSICAL STANDBY`, `OPEN_MODE` = `READ ONLY WITH APPLY`</w:t>
+        <w:t xml:space="preserve">· </w:t>
+      </w:r>
+      <w:r>
+        <w:rPr>
+          <w:rFonts w:ascii="Consolas" w:hAnsi="Consolas" w:eastAsia="맑은 고딕"/>
+          <w:sz w:val="21"/>
+        </w:rPr>
+        <w:t xml:space="preserve">DATABASE_ROLE</w:t>
+      </w:r>
+      <w:r>
+        <w:rPr>
+          <w:rFonts w:ascii="맑은 고딕" w:hAnsi="맑은 고딕" w:eastAsia="맑은 고딕"/>
+          <w:sz w:val="21"/>
+        </w:rPr>
+        <w:t xml:space="preserve"> = </w:t>
+      </w:r>
+      <w:r>
+        <w:rPr>
+          <w:rFonts w:ascii="Consolas" w:hAnsi="Consolas" w:eastAsia="맑은 고딕"/>
+          <w:sz w:val="21"/>
+        </w:rPr>
+        <w:t xml:space="preserve">PHYSICAL STANDBY</w:t>
+      </w:r>
+      <w:r>
+        <w:rPr>
+          <w:rFonts w:ascii="맑은 고딕" w:hAnsi="맑은 고딕" w:eastAsia="맑은 고딕"/>
+          <w:sz w:val="21"/>
+        </w:rPr>
+        <w:t xml:space="preserve">, </w:t>
+      </w:r>
+      <w:r>
+        <w:rPr>
+          <w:rFonts w:ascii="Consolas" w:hAnsi="Consolas" w:eastAsia="맑은 고딕"/>
+          <w:sz w:val="21"/>
+        </w:rPr>
+        <w:t xml:space="preserve">OPEN_MODE</w:t>
+      </w:r>
+      <w:r>
+        <w:rPr>
+          <w:rFonts w:ascii="맑은 고딕" w:hAnsi="맑은 고딕" w:eastAsia="맑은 고딕"/>
+          <w:sz w:val="21"/>
+        </w:rPr>
+        <w:t xml:space="preserve"> = </w:t>
+      </w:r>
+      <w:r>
+        <w:rPr>
+          <w:rFonts w:ascii="Consolas" w:hAnsi="Consolas" w:eastAsia="맑은 고딕"/>
+          <w:sz w:val="21"/>
+        </w:rPr>
+        <w:t xml:space="preserve">READ ONLY WITH APPLY</w:t>
       </w:r>
     </w:p>
     <w:p>
@@ -2481,7 +7990,56 @@
           <w:rFonts w:ascii="맑은 고딕" w:hAnsi="맑은 고딕" w:eastAsia="맑은 고딕"/>
           <w:sz w:val="21"/>
         </w:rPr>
-        <w:t>· `RECOVERY_MODE` = `MANAGED REAL TIME APPLY`, `STATUS` = `VALID`</w:t>
+        <w:t xml:space="preserve">· </w:t>
+      </w:r>
+      <w:r>
+        <w:rPr>
+          <w:rFonts w:ascii="Consolas" w:hAnsi="Consolas" w:eastAsia="맑은 고딕"/>
+          <w:sz w:val="21"/>
+        </w:rPr>
+        <w:t xml:space="preserve">RECOVERY_MODE</w:t>
+      </w:r>
+      <w:r>
+        <w:rPr>
+          <w:rFonts w:ascii="맑은 고딕" w:hAnsi="맑은 고딕" w:eastAsia="맑은 고딕"/>
+          <w:sz w:val="21"/>
+        </w:rPr>
+        <w:t xml:space="preserve"> = </w:t>
+      </w:r>
+      <w:r>
+        <w:rPr>
+          <w:rFonts w:ascii="Consolas" w:hAnsi="Consolas" w:eastAsia="맑은 고딕"/>
+          <w:sz w:val="21"/>
+        </w:rPr>
+        <w:t xml:space="preserve">MANAGED REAL TIME APPLY</w:t>
+      </w:r>
+      <w:r>
+        <w:rPr>
+          <w:rFonts w:ascii="맑은 고딕" w:hAnsi="맑은 고딕" w:eastAsia="맑은 고딕"/>
+          <w:sz w:val="21"/>
+        </w:rPr>
+        <w:t xml:space="preserve">, </w:t>
+      </w:r>
+      <w:r>
+        <w:rPr>
+          <w:rFonts w:ascii="Consolas" w:hAnsi="Consolas" w:eastAsia="맑은 고딕"/>
+          <w:sz w:val="21"/>
+        </w:rPr>
+        <w:t xml:space="preserve">STATUS</w:t>
+      </w:r>
+      <w:r>
+        <w:rPr>
+          <w:rFonts w:ascii="맑은 고딕" w:hAnsi="맑은 고딕" w:eastAsia="맑은 고딕"/>
+          <w:sz w:val="21"/>
+        </w:rPr>
+        <w:t xml:space="preserve"> = </w:t>
+      </w:r>
+      <w:r>
+        <w:rPr>
+          <w:rFonts w:ascii="Consolas" w:hAnsi="Consolas" w:eastAsia="맑은 고딕"/>
+          <w:sz w:val="21"/>
+        </w:rPr>
+        <w:t xml:space="preserve">VALID</w:t>
       </w:r>
     </w:p>
     <w:p>
@@ -2490,16 +8048,52 @@
           <w:rFonts w:ascii="맑은 고딕" w:hAnsi="맑은 고딕" w:eastAsia="맑은 고딕"/>
           <w:sz w:val="21"/>
         </w:rPr>
-        <w:t>· `MRP0`가 `APPLYING_LOG` 또는 `WAIT_FOR_LOG`</w:t>
+        <w:t xml:space="preserve">· </w:t>
+      </w:r>
+      <w:r>
+        <w:rPr>
+          <w:rFonts w:ascii="Consolas" w:hAnsi="Consolas" w:eastAsia="맑은 고딕"/>
+          <w:sz w:val="21"/>
+        </w:rPr>
+        <w:t xml:space="preserve">MRP0</w:t>
+      </w:r>
+      <w:r>
+        <w:rPr>
+          <w:rFonts w:ascii="맑은 고딕" w:hAnsi="맑은 고딕" w:eastAsia="맑은 고딕"/>
+          <w:sz w:val="21"/>
+        </w:rPr>
+        <w:t xml:space="preserve">가 </w:t>
+      </w:r>
+      <w:r>
+        <w:rPr>
+          <w:rFonts w:ascii="Consolas" w:hAnsi="Consolas" w:eastAsia="맑은 고딕"/>
+          <w:sz w:val="21"/>
+        </w:rPr>
+        <w:t xml:space="preserve">APPLYING_LOG</w:t>
+      </w:r>
+      <w:r>
+        <w:rPr>
+          <w:rFonts w:ascii="맑은 고딕" w:hAnsi="맑은 고딕" w:eastAsia="맑은 고딕"/>
+          <w:sz w:val="21"/>
+        </w:rPr>
+        <w:t xml:space="preserve"> 또는 </w:t>
+      </w:r>
+      <w:r>
+        <w:rPr>
+          <w:rFonts w:ascii="Consolas" w:hAnsi="Consolas" w:eastAsia="맑은 고딕"/>
+          <w:sz w:val="21"/>
+        </w:rPr>
+        <w:t xml:space="preserve">WAIT_FOR_LOG</w:t>
       </w:r>
     </w:p>
     <w:p>
       <w:r>
         <w:rPr>
           <w:rFonts w:ascii="맑은 고딕" w:hAnsi="맑은 고딕" w:eastAsia="맑은 고딕"/>
-          <w:sz w:val="21"/>
-        </w:rPr>
-        <w:t>**파일**</w:t>
+          <w:b/>
+          <w:sz w:val="21"/>
+        </w:rPr>
+        <w:t xml:space="preserve">파일</w:t>
       </w:r>
     </w:p>
     <w:p>
@@ -2508,7 +8102,28 @@
           <w:rFonts w:ascii="맑은 고딕" w:hAnsi="맑은 고딕" w:eastAsia="맑은 고딕"/>
           <w:sz w:val="21"/>
         </w:rPr>
-        <w:t>· 양쪽에 `dr1&lt;이름&gt;.dat`·`dr2&lt;이름&gt;.dat`</w:t>
+        <w:t xml:space="preserve">· 양쪽에 </w:t>
+      </w:r>
+      <w:r>
+        <w:rPr>
+          <w:rFonts w:ascii="Consolas" w:hAnsi="Consolas" w:eastAsia="맑은 고딕"/>
+          <w:sz w:val="21"/>
+        </w:rPr>
+        <w:t xml:space="preserve">dr1&lt;이름&gt;.dat</w:t>
+      </w:r>
+      <w:r>
+        <w:rPr>
+          <w:rFonts w:ascii="맑은 고딕" w:hAnsi="맑은 고딕" w:eastAsia="맑은 고딕"/>
+          <w:sz w:val="21"/>
+        </w:rPr>
+        <w:t xml:space="preserve">·</w:t>
+      </w:r>
+      <w:r>
+        <w:rPr>
+          <w:rFonts w:ascii="Consolas" w:hAnsi="Consolas" w:eastAsia="맑은 고딕"/>
+          <w:sz w:val="21"/>
+        </w:rPr>
+        <w:t xml:space="preserve">dr2&lt;이름&gt;.dat</w:t>
       </w:r>
     </w:p>
     <w:p>
@@ -2517,16 +8132,24 @@
           <w:rFonts w:ascii="맑은 고딕" w:hAnsi="맑은 고딕" w:eastAsia="맑은 고딕"/>
           <w:sz w:val="21"/>
         </w:rPr>
-        <w:t>· 양쪽에 `drc&lt;이름&gt;.log`</w:t>
+        <w:t xml:space="preserve">· 양쪽에 </w:t>
+      </w:r>
+      <w:r>
+        <w:rPr>
+          <w:rFonts w:ascii="Consolas" w:hAnsi="Consolas" w:eastAsia="맑은 고딕"/>
+          <w:sz w:val="21"/>
+        </w:rPr>
+        <w:t xml:space="preserve">drc&lt;이름&gt;.log</w:t>
       </w:r>
     </w:p>
     <w:p>
       <w:r>
         <w:rPr>
           <w:rFonts w:ascii="맑은 고딕" w:hAnsi="맑은 고딕" w:eastAsia="맑은 고딕"/>
-          <w:sz w:val="21"/>
-        </w:rPr>
-        <w:t>**호스트**</w:t>
+          <w:b/>
+          <w:sz w:val="21"/>
+        </w:rPr>
+        <w:t xml:space="preserve">호스트</w:t>
       </w:r>
     </w:p>
     <w:p>
@@ -2535,16 +8158,31 @@
           <w:rFonts w:ascii="맑은 고딕" w:hAnsi="맑은 고딕" w:eastAsia="맑은 고딕"/>
           <w:sz w:val="21"/>
         </w:rPr>
-        <w:t>· 스냅샷 `broker-ready`(꺼진 상태)가 존재</w:t>
+        <w:t xml:space="preserve">· 스냅샷 </w:t>
+      </w:r>
+      <w:r>
+        <w:rPr>
+          <w:rFonts w:ascii="Consolas" w:hAnsi="Consolas" w:eastAsia="맑은 고딕"/>
+          <w:sz w:val="21"/>
+        </w:rPr>
+        <w:t xml:space="preserve">broker-ready</w:t>
+      </w:r>
+      <w:r>
+        <w:rPr>
+          <w:rFonts w:ascii="맑은 고딕" w:hAnsi="맑은 고딕" w:eastAsia="맑은 고딕"/>
+          <w:sz w:val="21"/>
+        </w:rPr>
+        <w:t xml:space="preserve">(꺼진 상태)가 존재</w:t>
       </w:r>
     </w:p>
     <w:p>
       <w:r>
         <w:rPr>
           <w:rFonts w:ascii="맑은 고딕" w:hAnsi="맑은 고딕" w:eastAsia="맑은 고딕"/>
-          <w:sz w:val="21"/>
-        </w:rPr>
-        <w:t>**데이터**</w:t>
+          <w:b/>
+          <w:sz w:val="21"/>
+        </w:rPr>
+        <w:t xml:space="preserve">데이터</w:t>
       </w:r>
     </w:p>
     <w:p>
@@ -2553,16 +8191,62 @@
           <w:rFonts w:ascii="맑은 고딕" w:hAnsi="맑은 고딕" w:eastAsia="맑은 고딕"/>
           <w:sz w:val="21"/>
         </w:rPr>
-        <w:t>· Primary에 한 행 넣고 Standby에서 조회 — **이것이 최종 확인이다**</w:t>
+        <w:t xml:space="preserve">· Primary에 한 행 넣고 Standby에서 조회 — </w:t>
+      </w:r>
+      <w:r>
+        <w:rPr>
+          <w:rFonts w:ascii="맑은 고딕" w:hAnsi="맑은 고딕" w:eastAsia="맑은 고딕"/>
+          <w:b/>
+          <w:sz w:val="21"/>
+        </w:rPr>
+        <w:t xml:space="preserve">이것이 최종 확인이다</w:t>
       </w:r>
     </w:p>
     <w:p>
       <w:r>
         <w:rPr>
           <w:rFonts w:ascii="맑은 고딕" w:hAnsi="맑은 고딕" w:eastAsia="맑은 고딕"/>
-          <w:sz w:val="21"/>
-        </w:rPr>
-        <w:t>**어긋났을 때** — 항목에 따라 다르다. 상태 문제면 `EDIT DATABASE ... SET STATE`로 맞춘다. 파라미터가 Broker 형식이 아니면 아무 속성이나 다시 적용한다. 적용이 멈췄으면 알림 로그에서 원인을 찾는다. 그래도 안 되면 **`broker-ready` 스냅샷으로 되돌린다.**</w:t>
+          <w:b/>
+          <w:sz w:val="21"/>
+        </w:rPr>
+        <w:t xml:space="preserve">어긋났을 때</w:t>
+      </w:r>
+      <w:r>
+        <w:rPr>
+          <w:rFonts w:ascii="맑은 고딕" w:hAnsi="맑은 고딕" w:eastAsia="맑은 고딕"/>
+          <w:sz w:val="21"/>
+        </w:rPr>
+        <w:t xml:space="preserve"> — 항목에 따라 다르다. 상태 문제면 </w:t>
+      </w:r>
+      <w:r>
+        <w:rPr>
+          <w:rFonts w:ascii="Consolas" w:hAnsi="Consolas" w:eastAsia="맑은 고딕"/>
+          <w:sz w:val="21"/>
+        </w:rPr>
+        <w:t xml:space="preserve">EDIT DATABASE ... SET STATE</w:t>
+      </w:r>
+      <w:r>
+        <w:rPr>
+          <w:rFonts w:ascii="맑은 고딕" w:hAnsi="맑은 고딕" w:eastAsia="맑은 고딕"/>
+          <w:sz w:val="21"/>
+        </w:rPr>
+        <w:t xml:space="preserve">로 맞춘다. 파라미터가 Broker 형식이 아니면 아무 속성이나 다시 적용한다. 적용이 멈췄으면 알림 로그에서 원인을 찾는다. 그래도 안 되면 </w:t>
+      </w:r>
+      <w:r>
+        <w:rPr>
+          <w:rFonts w:ascii="Consolas" w:hAnsi="Consolas" w:eastAsia="맑은 고딕"/>
+          <w:b/>
+          <w:sz w:val="21"/>
+        </w:rPr>
+        <w:t xml:space="preserve">broker-ready</w:t>
+      </w:r>
+      <w:r>
+        <w:rPr>
+          <w:rFonts w:ascii="맑은 고딕" w:hAnsi="맑은 고딕" w:eastAsia="맑은 고딕"/>
+          <w:b/>
+          <w:sz w:val="21"/>
+        </w:rPr>
+        <w:t xml:space="preserve"> 스냅샷으로 되돌린다.</w:t>
       </w:r>
     </w:p>
     <w:p>
@@ -2575,6 +8259,8 @@
       </w:r>
     </w:p>
     <w:sectPr>
+      <w:headerReference w:type="default" r:id="rId9"/>
+      <w:footerReference w:type="default" r:id="rId10"/>
       <w:pgSz w:w="12240" w:h="15840"/>
       <w:pgMar w:top="1440" w:right="1800" w:bottom="1440" w:left="1800" w:header="720" w:footer="720" w:gutter="0"/>
       <w:cols w:space="720"/>
@@ -2582,6 +8268,26 @@
     </w:sectPr>
   </w:body>
 </w:document>
+</file>
+
+<file path=word/footer1.xml><?xml version="1.0" encoding="utf-8"?>
+<w:ftr xmlns:m="http://schemas.openxmlformats.org/officeDocument/2006/math" xmlns:mc="http://schemas.openxmlformats.org/markup-compatibility/2006" xmlns:mo="http://schemas.microsoft.com/office/mac/office/2008/main" xmlns:mv="urn:schemas-microsoft-com:mac:vml" xmlns:o="urn:schemas-microsoft-com:office:office" xmlns:r="http://schemas.openxmlformats.org/officeDocument/2006/relationships" xmlns:v="urn:schemas-microsoft-com:vml" xmlns:w10="urn:schemas-microsoft-com:office:word" xmlns:w14="http://schemas.microsoft.com/office/word/2010/wordml" xmlns:w="http://schemas.openxmlformats.org/wordprocessingml/2006/main" xmlns:wne="http://schemas.microsoft.com/office/word/2006/wordml" xmlns:wp14="http://schemas.microsoft.com/office/word/2010/wordprocessingDrawing" xmlns:wp="http://schemas.openxmlformats.org/drawingml/2006/wordprocessingDrawing" xmlns:wpc="http://schemas.microsoft.com/office/word/2010/wordprocessingCanvas" xmlns:wpg="http://schemas.microsoft.com/office/word/2010/wordprocessingGroup" xmlns:wpi="http://schemas.microsoft.com/office/word/2010/wordprocessingInk" xmlns:wps="http://schemas.microsoft.com/office/word/2010/wordprocessingShape" mc:Ignorable="w14 wp14">
+  <w:p>
+    <w:pPr>
+      <w:pStyle w:val="Footer"/>
+    </w:pPr>
+  </w:p>
+</w:ftr>
+</file>
+
+<file path=word/header1.xml><?xml version="1.0" encoding="utf-8"?>
+<w:hdr xmlns:m="http://schemas.openxmlformats.org/officeDocument/2006/math" xmlns:mc="http://schemas.openxmlformats.org/markup-compatibility/2006" xmlns:mo="http://schemas.microsoft.com/office/mac/office/2008/main" xmlns:mv="urn:schemas-microsoft-com:mac:vml" xmlns:o="urn:schemas-microsoft-com:office:office" xmlns:r="http://schemas.openxmlformats.org/officeDocument/2006/relationships" xmlns:v="urn:schemas-microsoft-com:vml" xmlns:w10="urn:schemas-microsoft-com:office:word" xmlns:w14="http://schemas.microsoft.com/office/word/2010/wordml" xmlns:w="http://schemas.openxmlformats.org/wordprocessingml/2006/main" xmlns:wne="http://schemas.microsoft.com/office/word/2006/wordml" xmlns:wp14="http://schemas.microsoft.com/office/word/2010/wordprocessingDrawing" xmlns:wp="http://schemas.openxmlformats.org/drawingml/2006/wordprocessingDrawing" xmlns:wpc="http://schemas.microsoft.com/office/word/2010/wordprocessingCanvas" xmlns:wpg="http://schemas.microsoft.com/office/word/2010/wordprocessingGroup" xmlns:wpi="http://schemas.microsoft.com/office/word/2010/wordprocessingInk" xmlns:wps="http://schemas.microsoft.com/office/word/2010/wordprocessingShape" mc:Ignorable="w14 wp14">
+  <w:p>
+    <w:pPr>
+      <w:pStyle w:val="Header"/>
+    </w:pPr>
+  </w:p>
+</w:hdr>
 </file>
 
 <file path=word/numbering.xml><?xml version="1.0" encoding="utf-8"?>
